--- a/site/downloads/handbook-B11.docx
+++ b/site/downloads/handbook-B11.docx
@@ -1494,7 +1494,52 @@
           <w:b w:val="0"/>
           <w:i w:val="0"/>
         </w:rPr>
-        <w:t>Starter code:</w:t>
+        <w:t>Your code must pass these checks:</w:t>
+      </w:r>
+    </w:p>
+    <w:p>
+      <w:pPr>
+        <w:pStyle w:val="ListBullet"/>
+      </w:pPr>
+      <w:r>
+        <w:rPr>
+          <w:b w:val="0"/>
+          <w:i w:val="0"/>
+        </w:rPr>
+        <w:t>No respondent may appear in both train and test.</w:t>
+      </w:r>
+    </w:p>
+    <w:p>
+      <w:pPr>
+        <w:pStyle w:val="ListBullet"/>
+      </w:pPr>
+      <w:r>
+        <w:rPr>
+          <w:b w:val="0"/>
+          <w:i w:val="0"/>
+        </w:rPr>
+        <w:t>Every row must land in one set, and 20% of the 20 respondents go to test.</w:t>
+      </w:r>
+    </w:p>
+    <w:p>
+      <w:pPr>
+        <w:pStyle w:val="ListBullet"/>
+      </w:pPr>
+      <w:r>
+        <w:rPr>
+          <w:b w:val="0"/>
+          <w:i w:val="0"/>
+        </w:rPr>
+        <w:t>The same seed must give the same split.</w:t>
+      </w:r>
+    </w:p>
+    <w:p>
+      <w:r>
+        <w:rPr>
+          <w:b w:val="0"/>
+          <w:i w:val="0"/>
+        </w:rPr>
+        <w:t>Shape of the answer. The reference solution defines these names. Write the bodies yourself.</w:t>
       </w:r>
     </w:p>
     <w:tbl>
@@ -1532,7 +1577,7 @@
                 <w:b w:val="0"/>
                 <w:sz w:val="16"/>
               </w:rPr>
-              <w:t>import pandas as pd</w:t>
+              <w:t># Split rows so no group appears in both train and test.</w:t>
             </w:r>
           </w:p>
           <w:p>
@@ -1555,7 +1600,7 @@
                 <w:b w:val="0"/>
                 <w:sz w:val="16"/>
               </w:rPr>
-              <w:t>from sklearn.model_selection import train_test_split</w:t>
+              <w:t>def split_by_group(</w:t>
             </w:r>
           </w:p>
           <w:p>
@@ -1578,7 +1623,7 @@
                 <w:b w:val="0"/>
                 <w:sz w:val="16"/>
               </w:rPr>
-              <w:t xml:space="preserve"> </w:t>
+              <w:t xml:space="preserve">    df: pd.DataFrame,</w:t>
             </w:r>
           </w:p>
           <w:p>
@@ -1601,7 +1646,7 @@
                 <w:b w:val="0"/>
                 <w:sz w:val="16"/>
               </w:rPr>
-              <w:t xml:space="preserve"> </w:t>
+              <w:t xml:space="preserve">    group_col: str,</w:t>
             </w:r>
           </w:p>
           <w:p>
@@ -1624,7 +1669,7 @@
                 <w:b w:val="0"/>
                 <w:sz w:val="16"/>
               </w:rPr>
-              <w:t>def split_by_group(df, group_col, test_size, seed):</w:t>
+              <w:t xml:space="preserve">    test_size: float,</w:t>
             </w:r>
           </w:p>
           <w:p>
@@ -1647,7 +1692,30 @@
                 <w:b w:val="0"/>
                 <w:sz w:val="16"/>
               </w:rPr>
-              <w:t xml:space="preserve">    return train_test_split(df, test_size=test_size, random_state=seed)</w:t>
+              <w:t xml:space="preserve">    seed: int,</w:t>
+            </w:r>
+          </w:p>
+          <w:p>
+            <w:pPr>
+              <w:spacing w:before="0" w:after="0" w:line="240" w:lineRule="auto"/>
+              <w:ind w:left="567" w:hanging="567"/>
+            </w:pPr>
+            <w:r>
+              <w:rPr>
+                <w:rFonts w:ascii="Consolas" w:hAnsi="Consolas" w:eastAsia="Consolas"/>
+                <w:b w:val="0"/>
+                <w:color w:val="5B6875"/>
+                <w:sz w:val="16"/>
+              </w:rPr>
+              <w:t xml:space="preserve">   7  </w:t>
+            </w:r>
+            <w:r>
+              <w:rPr>
+                <w:rFonts w:ascii="Consolas" w:hAnsi="Consolas" w:eastAsia="Consolas"/>
+                <w:b w:val="0"/>
+                <w:sz w:val="16"/>
+              </w:rPr>
+              <w:t>) -&gt; tuple[pd.DataFrame, pd.DataFrame]: ...</w:t>
             </w:r>
           </w:p>
         </w:tc>
@@ -1655,232 +1723,12 @@
     </w:tbl>
     <w:p/>
     <w:p>
-      <w:pPr>
-        <w:pStyle w:val="Heading5"/>
-      </w:pPr>
-      <w:r>
-        <w:t>Exercise 5. Architecture design (level 4)</w:t>
-      </w:r>
-    </w:p>
-    <w:p>
-      <w:r>
-        <w:rPr>
-          <w:b w:val="0"/>
-          <w:i w:val="0"/>
-        </w:rPr>
-        <w:t>Choose the split for each project.</w:t>
-      </w:r>
-    </w:p>
-    <w:p>
-      <w:r>
-        <w:rPr>
-          <w:b w:val="0"/>
-          <w:i w:val="0"/>
-        </w:rPr>
-        <w:t>Options: Group split by member, Time split, Stratified random split.</w:t>
-      </w:r>
-    </w:p>
-    <w:p>
-      <w:pPr>
-        <w:pStyle w:val="ListNumber"/>
-      </w:pPr>
-      <w:r>
-        <w:rPr>
-          <w:b w:val="0"/>
-          <w:i w:val="0"/>
-        </w:rPr>
-        <w:t>Predict drop-out for newly recruited panel members; data has 6 waves per member</w:t>
-      </w:r>
-    </w:p>
-    <w:p>
-      <w:pPr>
-        <w:pStyle w:val="ListNumber"/>
-      </w:pPr>
-      <w:r>
-        <w:rPr>
-          <w:b w:val="0"/>
-          <w:i w:val="0"/>
-        </w:rPr>
-        <w:t>Fraud flag at 0.8% prevalence, one row per independent transaction, no time drift</w:t>
-      </w:r>
-    </w:p>
-    <w:p>
-      <w:pPr>
-        <w:pStyle w:val="ListNumber"/>
-      </w:pPr>
-      <w:r>
-        <w:rPr>
-          <w:b w:val="0"/>
-          <w:i w:val="0"/>
-        </w:rPr>
-        <w:t>Forecast next month's store sales</w:t>
-      </w:r>
-    </w:p>
-    <w:p>
-      <w:pPr>
-        <w:pStyle w:val="Heading4"/>
-      </w:pPr>
-      <w:r>
-        <w:t>Sources</w:t>
-      </w:r>
-    </w:p>
-    <w:p>
-      <w:pPr>
-        <w:pStyle w:val="ListBullet"/>
-      </w:pPr>
-      <w:r>
-        <w:rPr>
-          <w:b w:val="0"/>
-          <w:i w:val="0"/>
-        </w:rPr>
-        <w:t>Random 5-fold CV gave 0.995 and GroupKFold gave 0.468 on 200 simulated respondents with 5 waves each and a person-level random label. (verified: Run with scikit-learn 1.8.0 and 1.9.1, RandomForestClassifier(n_estimators=100, random_state=0), in this repository.)</w:t>
-      </w:r>
-    </w:p>
-    <w:p>
-      <w:pPr>
-        <w:pStyle w:val="Heading3"/>
-      </w:pPr>
-      <w:r>
-        <w:t>B11-L2 Pipeline and ColumnTransformer</w:t>
-      </w:r>
-    </w:p>
-    <w:p>
-      <w:pPr>
-        <w:pStyle w:val="Heading4"/>
-      </w:pPr>
-      <w:r>
-        <w:t>Concept</w:t>
-      </w:r>
-    </w:p>
-    <w:p>
-      <w:r>
-        <w:rPr>
-          <w:b w:val="0"/>
-          <w:i w:val="0"/>
-        </w:rPr>
-        <w:t xml:space="preserve">Lesson B10-L2 fitted preprocessing on training rows by hand. scikit-learn's </w:t>
-      </w:r>
-      <w:r>
-        <w:rPr>
-          <w:rFonts w:ascii="Consolas" w:hAnsi="Consolas" w:eastAsia="Consolas"/>
-          <w:b w:val="0"/>
-          <w:sz w:val="19"/>
-        </w:rPr>
-        <w:t>Pipeline</w:t>
-      </w:r>
-      <w:r>
-        <w:rPr>
-          <w:b w:val="0"/>
-          <w:i w:val="0"/>
-        </w:rPr>
-        <w:t xml:space="preserve"> does it for you, every time, including inside each cross-validation fold. Examples use scikit-learn 1.8.</w:t>
-      </w:r>
-    </w:p>
-    <w:p>
-      <w:r>
-        <w:rPr>
-          <w:b w:val="0"/>
-          <w:i w:val="0"/>
-        </w:rPr>
-        <w:t xml:space="preserve">A </w:t>
-      </w:r>
-      <w:r>
-        <w:rPr>
-          <w:rFonts w:ascii="Consolas" w:hAnsi="Consolas" w:eastAsia="Consolas"/>
-          <w:b w:val="0"/>
-          <w:sz w:val="19"/>
-        </w:rPr>
-        <w:t>Pipeline</w:t>
-      </w:r>
-      <w:r>
-        <w:rPr>
-          <w:b w:val="0"/>
-          <w:i w:val="0"/>
-        </w:rPr>
-        <w:t xml:space="preserve"> chains steps. Calling </w:t>
-      </w:r>
-      <w:r>
-        <w:rPr>
-          <w:rFonts w:ascii="Consolas" w:hAnsi="Consolas" w:eastAsia="Consolas"/>
-          <w:b w:val="0"/>
-          <w:sz w:val="19"/>
-        </w:rPr>
-        <w:t>fit</w:t>
-      </w:r>
-      <w:r>
-        <w:rPr>
-          <w:b w:val="0"/>
-          <w:i w:val="0"/>
-        </w:rPr>
-        <w:t xml:space="preserve"> fits each step on the training rows and passes its output to the next. Calling </w:t>
-      </w:r>
-      <w:r>
-        <w:rPr>
-          <w:rFonts w:ascii="Consolas" w:hAnsi="Consolas" w:eastAsia="Consolas"/>
-          <w:b w:val="0"/>
-          <w:sz w:val="19"/>
-        </w:rPr>
-        <w:t>predict</w:t>
-      </w:r>
-      <w:r>
-        <w:rPr>
-          <w:b w:val="0"/>
-          <w:i w:val="0"/>
-        </w:rPr>
-        <w:t xml:space="preserve"> runs the fitted steps on new rows </w:t>
-      </w:r>
-      <w:r>
-        <w:rPr>
-          <w:b/>
-          <w:i w:val="0"/>
-        </w:rPr>
-        <w:t>without refitting</w:t>
-      </w:r>
-      <w:r>
-        <w:rPr>
-          <w:b w:val="0"/>
-          <w:i w:val="0"/>
-        </w:rPr>
-        <w:t xml:space="preserve">. Cross-validation, grid search and </w:t>
-      </w:r>
-      <w:r>
-        <w:rPr>
-          <w:rFonts w:ascii="Consolas" w:hAnsi="Consolas" w:eastAsia="Consolas"/>
-          <w:b w:val="0"/>
-          <w:sz w:val="19"/>
-        </w:rPr>
-        <w:t>cross_val_score</w:t>
-      </w:r>
-      <w:r>
-        <w:rPr>
-          <w:b w:val="0"/>
-          <w:i w:val="0"/>
-        </w:rPr>
-        <w:t xml:space="preserve"> all refit the whole pipeline per fold, so no fold's test rows leak into its preprocessing.</w:t>
-      </w:r>
-    </w:p>
-    <w:p>
-      <w:r>
-        <w:rPr>
-          <w:b w:val="0"/>
-          <w:i w:val="0"/>
-        </w:rPr>
-        <w:t xml:space="preserve">A </w:t>
-      </w:r>
-      <w:r>
-        <w:rPr>
-          <w:rFonts w:ascii="Consolas" w:hAnsi="Consolas" w:eastAsia="Consolas"/>
-          <w:b w:val="0"/>
-          <w:sz w:val="19"/>
-        </w:rPr>
-        <w:t>ColumnTransformer</w:t>
-      </w:r>
-      <w:r>
-        <w:rPr>
-          <w:b w:val="0"/>
-          <w:i w:val="0"/>
-        </w:rPr>
-        <w:t xml:space="preserve"> applies different preprocessing to different columns:</w:t>
+      <w:r>
+        <w:rPr>
+          <w:b w:val="0"/>
+          <w:i w:val="0"/>
+        </w:rPr>
+        <w:t>Starter code:</w:t>
       </w:r>
     </w:p>
     <w:tbl>
@@ -1918,7 +1766,7 @@
                 <w:b w:val="0"/>
                 <w:sz w:val="16"/>
               </w:rPr>
-              <w:t>prep = ColumnTransformer([</w:t>
+              <w:t>import pandas as pd</w:t>
             </w:r>
           </w:p>
           <w:p>
@@ -1941,7 +1789,7 @@
                 <w:b w:val="0"/>
                 <w:sz w:val="16"/>
               </w:rPr>
-              <w:t xml:space="preserve">    ("num", make_pipeline(SimpleImputer(strategy="median"), StandardScaler()), NUMERIC),</w:t>
+              <w:t>from sklearn.model_selection import train_test_split</w:t>
             </w:r>
           </w:p>
           <w:p>
@@ -1964,7 +1812,7 @@
                 <w:b w:val="0"/>
                 <w:sz w:val="16"/>
               </w:rPr>
-              <w:t xml:space="preserve">    ("cat", make_pipeline(SimpleImputer(strategy="most_frequent"),</w:t>
+              <w:t xml:space="preserve"> </w:t>
             </w:r>
           </w:p>
           <w:p>
@@ -1987,7 +1835,7 @@
                 <w:b w:val="0"/>
                 <w:sz w:val="16"/>
               </w:rPr>
-              <w:t xml:space="preserve">                          OneHotEncoder(handle_unknown="ignore")), CATEGORICAL),</w:t>
+              <w:t xml:space="preserve"> </w:t>
             </w:r>
           </w:p>
           <w:p>
@@ -2010,7 +1858,7 @@
                 <w:b w:val="0"/>
                 <w:sz w:val="16"/>
               </w:rPr>
-              <w:t>])</w:t>
+              <w:t>def split_by_group(df, group_col, test_size, seed):</w:t>
             </w:r>
           </w:p>
           <w:p>
@@ -2033,7 +1881,7 @@
                 <w:b w:val="0"/>
                 <w:sz w:val="16"/>
               </w:rPr>
-              <w:t>model = Pipeline([("prep", prep), ("clf", LogisticRegression(max_iter=1000))])</w:t>
+              <w:t xml:space="preserve">    return train_test_split(df, test_size=test_size, random_state=seed)</w:t>
             </w:r>
           </w:p>
         </w:tc>
@@ -2041,12 +1889,73 @@
     </w:tbl>
     <w:p/>
     <w:p>
-      <w:r>
-        <w:rPr>
-          <w:b w:val="0"/>
-          <w:i w:val="0"/>
-        </w:rPr>
-        <w:t>Three defaults to know:</w:t>
+      <w:pPr>
+        <w:pStyle w:val="Heading5"/>
+      </w:pPr>
+      <w:r>
+        <w:t>Exercise 5. Architecture design (level 4)</w:t>
+      </w:r>
+    </w:p>
+    <w:p>
+      <w:r>
+        <w:rPr>
+          <w:b w:val="0"/>
+          <w:i w:val="0"/>
+        </w:rPr>
+        <w:t>Choose the split for each project.</w:t>
+      </w:r>
+    </w:p>
+    <w:p>
+      <w:r>
+        <w:rPr>
+          <w:b w:val="0"/>
+          <w:i w:val="0"/>
+        </w:rPr>
+        <w:t>Options: Group split by member, Time split, Stratified random split.</w:t>
+      </w:r>
+    </w:p>
+    <w:p>
+      <w:pPr>
+        <w:pStyle w:val="ListNumber"/>
+      </w:pPr>
+      <w:r>
+        <w:rPr>
+          <w:b w:val="0"/>
+          <w:i w:val="0"/>
+        </w:rPr>
+        <w:t>Predict drop-out for newly recruited panel members; data has 6 waves per member</w:t>
+      </w:r>
+    </w:p>
+    <w:p>
+      <w:pPr>
+        <w:pStyle w:val="ListNumber"/>
+      </w:pPr>
+      <w:r>
+        <w:rPr>
+          <w:b w:val="0"/>
+          <w:i w:val="0"/>
+        </w:rPr>
+        <w:t>Fraud flag at 0.8% prevalence, one row per independent transaction, no time drift</w:t>
+      </w:r>
+    </w:p>
+    <w:p>
+      <w:pPr>
+        <w:pStyle w:val="ListNumber"/>
+      </w:pPr>
+      <w:r>
+        <w:rPr>
+          <w:b w:val="0"/>
+          <w:i w:val="0"/>
+        </w:rPr>
+        <w:t>Forecast next month's store sales</w:t>
+      </w:r>
+    </w:p>
+    <w:p>
+      <w:pPr>
+        <w:pStyle w:val="Heading4"/>
+      </w:pPr>
+      <w:r>
+        <w:t>Sources</w:t>
       </w:r>
     </w:p>
     <w:p>
@@ -2055,163 +1964,18 @@
       </w:pPr>
       <w:r>
         <w:rPr>
-          <w:rFonts w:ascii="Consolas" w:hAnsi="Consolas" w:eastAsia="Consolas"/>
-          <w:b w:val="0"/>
-          <w:sz w:val="19"/>
-        </w:rPr>
-        <w:t>OneHotEncoder(handle_unknown="error")</w:t>
-      </w:r>
-      <w:r>
-        <w:rPr>
-          <w:b w:val="0"/>
-          <w:i w:val="0"/>
-        </w:rPr>
-        <w:t xml:space="preserve"> is the default. A region that did not appear in training raises </w:t>
-      </w:r>
-      <w:r>
-        <w:rPr>
-          <w:rFonts w:ascii="Consolas" w:hAnsi="Consolas" w:eastAsia="Consolas"/>
-          <w:b w:val="0"/>
-          <w:sz w:val="19"/>
-        </w:rPr>
-        <w:t>ValueError</w:t>
-      </w:r>
-      <w:r>
-        <w:rPr>
-          <w:b w:val="0"/>
-          <w:i w:val="0"/>
-        </w:rPr>
-        <w:t xml:space="preserve"> at prediction time. Set </w:t>
-      </w:r>
-      <w:r>
-        <w:rPr>
-          <w:rFonts w:ascii="Consolas" w:hAnsi="Consolas" w:eastAsia="Consolas"/>
-          <w:b w:val="0"/>
-          <w:sz w:val="19"/>
-        </w:rPr>
-        <w:t>handle_unknown="ignore"</w:t>
-      </w:r>
-      <w:r>
-        <w:rPr>
-          <w:b w:val="0"/>
-          <w:i w:val="0"/>
-        </w:rPr>
-        <w:t xml:space="preserve"> to encode it as all zeros.</w:t>
+          <w:b w:val="0"/>
+          <w:i w:val="0"/>
+        </w:rPr>
+        <w:t>Random 5-fold CV gave 0.995 and GroupKFold gave 0.468 on 200 simulated respondents with 5 waves each and a person-level random label. (verified: Run with scikit-learn 1.8.0 and 1.9.1, RandomForestClassifier(n_estimators=100, random_state=0), in this repository.)</w:t>
       </w:r>
     </w:p>
     <w:p>
       <w:pPr>
-        <w:pStyle w:val="ListBullet"/>
+        <w:pStyle w:val="Heading3"/>
       </w:pPr>
       <w:r>
-        <w:rPr>
-          <w:rFonts w:ascii="Consolas" w:hAnsi="Consolas" w:eastAsia="Consolas"/>
-          <w:b w:val="0"/>
-          <w:sz w:val="19"/>
-        </w:rPr>
-        <w:t>ColumnTransformer(remainder="drop")</w:t>
-      </w:r>
-      <w:r>
-        <w:rPr>
-          <w:b w:val="0"/>
-          <w:i w:val="0"/>
-        </w:rPr>
-        <w:t xml:space="preserve"> is the default. Columns you do not list are </w:t>
-      </w:r>
-      <w:r>
-        <w:rPr>
-          <w:b/>
-          <w:i w:val="0"/>
-        </w:rPr>
-        <w:t>silently dropped</w:t>
-      </w:r>
-      <w:r>
-        <w:rPr>
-          <w:b w:val="0"/>
-          <w:i w:val="0"/>
-        </w:rPr>
-        <w:t xml:space="preserve">. List every column you mean to use, or set </w:t>
-      </w:r>
-      <w:r>
-        <w:rPr>
-          <w:rFonts w:ascii="Consolas" w:hAnsi="Consolas" w:eastAsia="Consolas"/>
-          <w:b w:val="0"/>
-          <w:sz w:val="19"/>
-        </w:rPr>
-        <w:t>remainder="passthrough"</w:t>
-      </w:r>
-      <w:r>
-        <w:rPr>
-          <w:b w:val="0"/>
-          <w:i w:val="0"/>
-        </w:rPr>
-        <w:t xml:space="preserve"> on purpose.</w:t>
-      </w:r>
-    </w:p>
-    <w:p>
-      <w:pPr>
-        <w:pStyle w:val="ListBullet"/>
-      </w:pPr>
-      <w:r>
-        <w:rPr>
-          <w:b w:val="0"/>
-          <w:i w:val="0"/>
-        </w:rPr>
-        <w:t xml:space="preserve">Output feature names come from </w:t>
-      </w:r>
-      <w:r>
-        <w:rPr>
-          <w:rFonts w:ascii="Consolas" w:hAnsi="Consolas" w:eastAsia="Consolas"/>
-          <w:b w:val="0"/>
-          <w:sz w:val="19"/>
-        </w:rPr>
-        <w:t>get_feature_names_out()</w:t>
-      </w:r>
-      <w:r>
-        <w:rPr>
-          <w:b w:val="0"/>
-          <w:i w:val="0"/>
-        </w:rPr>
-        <w:t xml:space="preserve">, prefixed with the step name: </w:t>
-      </w:r>
-      <w:r>
-        <w:rPr>
-          <w:rFonts w:ascii="Consolas" w:hAnsi="Consolas" w:eastAsia="Consolas"/>
-          <w:b w:val="0"/>
-          <w:sz w:val="19"/>
-        </w:rPr>
-        <w:t>num__age</w:t>
-      </w:r>
-      <w:r>
-        <w:rPr>
-          <w:b w:val="0"/>
-          <w:i w:val="0"/>
-        </w:rPr>
-        <w:t xml:space="preserve">, </w:t>
-      </w:r>
-      <w:r>
-        <w:rPr>
-          <w:rFonts w:ascii="Consolas" w:hAnsi="Consolas" w:eastAsia="Consolas"/>
-          <w:b w:val="0"/>
-          <w:sz w:val="19"/>
-        </w:rPr>
-        <w:t>cat__region_n</w:t>
-      </w:r>
-      <w:r>
-        <w:rPr>
-          <w:b w:val="0"/>
-          <w:i w:val="0"/>
-        </w:rPr>
-        <w:t>.</w:t>
-      </w:r>
-    </w:p>
-    <w:p>
-      <w:r>
-        <w:rPr>
-          <w:b w:val="0"/>
-          <w:i w:val="0"/>
-        </w:rPr>
-        <w:t>Keep the column lists in config (lesson A1-L3), and have one function build the pipeline. The same fitted object is what you save, test and deploy, so preprocessing in production is exactly what was validated.</w:t>
+        <w:t>B11-L2 Pipeline and ColumnTransformer</w:t>
       </w:r>
     </w:p>
     <w:p>
@@ -2219,7 +1983,7 @@
         <w:pStyle w:val="Heading4"/>
       </w:pPr>
       <w:r>
-        <w:t>Why it matters</w:t>
+        <w:t>Concept</w:t>
       </w:r>
     </w:p>
     <w:p>
@@ -2228,21 +1992,22 @@
           <w:b w:val="0"/>
           <w:i w:val="0"/>
         </w:rPr>
-        <w:t xml:space="preserve">A lead-scoring model was trained in a notebook. Preprocessing ran in a separate cell: median imputation and scaling by hand. The deployment team rewrote the preprocessing from the notebook for production and imputed with the </w:t>
-      </w:r>
-      <w:r>
-        <w:rPr>
-          <w:b/>
-          <w:i w:val="0"/>
-        </w:rPr>
-        <w:t>mean</w:t>
-      </w:r>
-      <w:r>
-        <w:rPr>
-          <w:b w:val="0"/>
-          <w:i w:val="0"/>
-        </w:rPr>
-        <w:t>. Income was skewed, so the mean was 40% above the median. Scores for every lead with missing income shifted, and the sales team's call list changed without anyone noticing.</w:t>
+        <w:t xml:space="preserve">Lesson B10-L2 fitted preprocessing on training rows by hand. scikit-learn's </w:t>
+      </w:r>
+      <w:r>
+        <w:rPr>
+          <w:rFonts w:ascii="Consolas" w:hAnsi="Consolas" w:eastAsia="Consolas"/>
+          <w:b w:val="0"/>
+          <w:sz w:val="19"/>
+        </w:rPr>
+        <w:t>Pipeline</w:t>
+      </w:r>
+      <w:r>
+        <w:rPr>
+          <w:b w:val="0"/>
+          <w:i w:val="0"/>
+        </w:rPr>
+        <w:t xml:space="preserve"> does it for you, every time, including inside each cross-validation fold. Examples use scikit-learn 1.8.</w:t>
       </w:r>
     </w:p>
     <w:p>
@@ -2251,7 +2016,7 @@
           <w:b w:val="0"/>
           <w:i w:val="0"/>
         </w:rPr>
-        <w:t xml:space="preserve">A single fitted </w:t>
+        <w:t xml:space="preserve">A </w:t>
       </w:r>
       <w:r>
         <w:rPr>
@@ -2266,15 +2031,90 @@
           <w:b w:val="0"/>
           <w:i w:val="0"/>
         </w:rPr>
-        <w:t>, saved and deployed as one object, leaves no second copy of the preprocessing to get wrong.</w:t>
+        <w:t xml:space="preserve"> chains steps. Calling </w:t>
+      </w:r>
+      <w:r>
+        <w:rPr>
+          <w:rFonts w:ascii="Consolas" w:hAnsi="Consolas" w:eastAsia="Consolas"/>
+          <w:b w:val="0"/>
+          <w:sz w:val="19"/>
+        </w:rPr>
+        <w:t>fit</w:t>
+      </w:r>
+      <w:r>
+        <w:rPr>
+          <w:b w:val="0"/>
+          <w:i w:val="0"/>
+        </w:rPr>
+        <w:t xml:space="preserve"> fits each step on the training rows and passes its output to the next. Calling </w:t>
+      </w:r>
+      <w:r>
+        <w:rPr>
+          <w:rFonts w:ascii="Consolas" w:hAnsi="Consolas" w:eastAsia="Consolas"/>
+          <w:b w:val="0"/>
+          <w:sz w:val="19"/>
+        </w:rPr>
+        <w:t>predict</w:t>
+      </w:r>
+      <w:r>
+        <w:rPr>
+          <w:b w:val="0"/>
+          <w:i w:val="0"/>
+        </w:rPr>
+        <w:t xml:space="preserve"> runs the fitted steps on new rows </w:t>
+      </w:r>
+      <w:r>
+        <w:rPr>
+          <w:b/>
+          <w:i w:val="0"/>
+        </w:rPr>
+        <w:t>without refitting</w:t>
+      </w:r>
+      <w:r>
+        <w:rPr>
+          <w:b w:val="0"/>
+          <w:i w:val="0"/>
+        </w:rPr>
+        <w:t xml:space="preserve">. Cross-validation, grid search and </w:t>
+      </w:r>
+      <w:r>
+        <w:rPr>
+          <w:rFonts w:ascii="Consolas" w:hAnsi="Consolas" w:eastAsia="Consolas"/>
+          <w:b w:val="0"/>
+          <w:sz w:val="19"/>
+        </w:rPr>
+        <w:t>cross_val_score</w:t>
+      </w:r>
+      <w:r>
+        <w:rPr>
+          <w:b w:val="0"/>
+          <w:i w:val="0"/>
+        </w:rPr>
+        <w:t xml:space="preserve"> all refit the whole pipeline per fold, so no fold's test rows leak into its preprocessing.</w:t>
       </w:r>
     </w:p>
     <w:p>
-      <w:pPr>
-        <w:pStyle w:val="Heading4"/>
-      </w:pPr>
-      <w:r>
-        <w:t>Worked example: weak code</w:t>
+      <w:r>
+        <w:rPr>
+          <w:b w:val="0"/>
+          <w:i w:val="0"/>
+        </w:rPr>
+        <w:t xml:space="preserve">A </w:t>
+      </w:r>
+      <w:r>
+        <w:rPr>
+          <w:rFonts w:ascii="Consolas" w:hAnsi="Consolas" w:eastAsia="Consolas"/>
+          <w:b w:val="0"/>
+          <w:sz w:val="19"/>
+        </w:rPr>
+        <w:t>ColumnTransformer</w:t>
+      </w:r>
+      <w:r>
+        <w:rPr>
+          <w:b w:val="0"/>
+          <w:i w:val="0"/>
+        </w:rPr>
+        <w:t xml:space="preserve"> applies different preprocessing to different columns:</w:t>
       </w:r>
     </w:p>
     <w:tbl>
@@ -2300,19 +2140,19 @@
             <w:r>
               <w:rPr>
                 <w:rFonts w:ascii="Consolas" w:hAnsi="Consolas" w:eastAsia="Consolas"/>
-                <w:b/>
+                <w:b w:val="0"/>
                 <w:color w:val="5B6875"/>
                 <w:sz w:val="16"/>
               </w:rPr>
-              <w:t xml:space="preserve"> [1]  </w:t>
-            </w:r>
-            <w:r>
-              <w:rPr>
-                <w:rFonts w:ascii="Consolas" w:hAnsi="Consolas" w:eastAsia="Consolas"/>
-                <w:b w:val="0"/>
-                <w:sz w:val="16"/>
-              </w:rPr>
-              <w:t>X["age"] = X["age"].fillna(X["age"].median())</w:t>
+              <w:t xml:space="preserve">   1  </w:t>
+            </w:r>
+            <w:r>
+              <w:rPr>
+                <w:rFonts w:ascii="Consolas" w:hAnsi="Consolas" w:eastAsia="Consolas"/>
+                <w:b w:val="0"/>
+                <w:sz w:val="16"/>
+              </w:rPr>
+              <w:t>prep = ColumnTransformer([</w:t>
             </w:r>
           </w:p>
           <w:p>
@@ -2323,19 +2163,19 @@
             <w:r>
               <w:rPr>
                 <w:rFonts w:ascii="Consolas" w:hAnsi="Consolas" w:eastAsia="Consolas"/>
-                <w:b/>
+                <w:b w:val="0"/>
                 <w:color w:val="5B6875"/>
                 <w:sz w:val="16"/>
               </w:rPr>
-              <w:t xml:space="preserve"> [2]  </w:t>
-            </w:r>
-            <w:r>
-              <w:rPr>
-                <w:rFonts w:ascii="Consolas" w:hAnsi="Consolas" w:eastAsia="Consolas"/>
-                <w:b w:val="0"/>
-                <w:sz w:val="16"/>
-              </w:rPr>
-              <w:t>X = pd.get_dummies(X, columns=["region"])</w:t>
+              <w:t xml:space="preserve">   2  </w:t>
+            </w:r>
+            <w:r>
+              <w:rPr>
+                <w:rFonts w:ascii="Consolas" w:hAnsi="Consolas" w:eastAsia="Consolas"/>
+                <w:b w:val="0"/>
+                <w:sz w:val="16"/>
+              </w:rPr>
+              <w:t xml:space="preserve">    ("num", make_pipeline(SimpleImputer(strategy="median"), StandardScaler()), NUMERIC),</w:t>
             </w:r>
           </w:p>
           <w:p>
@@ -2358,46 +2198,254 @@
                 <w:b w:val="0"/>
                 <w:sz w:val="16"/>
               </w:rPr>
-              <w:t>scores = cross_val_score(LogisticRegression(), X, y, cv=5)</w:t>
+              <w:t xml:space="preserve">    ("cat", make_pipeline(SimpleImputer(strategy="most_frequent"),</w:t>
+            </w:r>
+          </w:p>
+          <w:p>
+            <w:pPr>
+              <w:spacing w:before="0" w:after="0" w:line="240" w:lineRule="auto"/>
+              <w:ind w:left="567" w:hanging="567"/>
+            </w:pPr>
+            <w:r>
+              <w:rPr>
+                <w:rFonts w:ascii="Consolas" w:hAnsi="Consolas" w:eastAsia="Consolas"/>
+                <w:b w:val="0"/>
+                <w:color w:val="5B6875"/>
+                <w:sz w:val="16"/>
+              </w:rPr>
+              <w:t xml:space="preserve">   4  </w:t>
+            </w:r>
+            <w:r>
+              <w:rPr>
+                <w:rFonts w:ascii="Consolas" w:hAnsi="Consolas" w:eastAsia="Consolas"/>
+                <w:b w:val="0"/>
+                <w:sz w:val="16"/>
+              </w:rPr>
+              <w:t xml:space="preserve">                          OneHotEncoder(handle_unknown="ignore")), CATEGORICAL),</w:t>
+            </w:r>
+          </w:p>
+          <w:p>
+            <w:pPr>
+              <w:spacing w:before="0" w:after="0" w:line="240" w:lineRule="auto"/>
+              <w:ind w:left="567" w:hanging="567"/>
+            </w:pPr>
+            <w:r>
+              <w:rPr>
+                <w:rFonts w:ascii="Consolas" w:hAnsi="Consolas" w:eastAsia="Consolas"/>
+                <w:b w:val="0"/>
+                <w:color w:val="5B6875"/>
+                <w:sz w:val="16"/>
+              </w:rPr>
+              <w:t xml:space="preserve">   5  </w:t>
+            </w:r>
+            <w:r>
+              <w:rPr>
+                <w:rFonts w:ascii="Consolas" w:hAnsi="Consolas" w:eastAsia="Consolas"/>
+                <w:b w:val="0"/>
+                <w:sz w:val="16"/>
+              </w:rPr>
+              <w:t>])</w:t>
+            </w:r>
+          </w:p>
+          <w:p>
+            <w:pPr>
+              <w:spacing w:before="0" w:after="0" w:line="240" w:lineRule="auto"/>
+              <w:ind w:left="567" w:hanging="567"/>
+            </w:pPr>
+            <w:r>
+              <w:rPr>
+                <w:rFonts w:ascii="Consolas" w:hAnsi="Consolas" w:eastAsia="Consolas"/>
+                <w:b w:val="0"/>
+                <w:color w:val="5B6875"/>
+                <w:sz w:val="16"/>
+              </w:rPr>
+              <w:t xml:space="preserve">   6  </w:t>
+            </w:r>
+            <w:r>
+              <w:rPr>
+                <w:rFonts w:ascii="Consolas" w:hAnsi="Consolas" w:eastAsia="Consolas"/>
+                <w:b w:val="0"/>
+                <w:sz w:val="16"/>
+              </w:rPr>
+              <w:t>model = Pipeline([("prep", prep), ("clf", LogisticRegression(max_iter=1000))])</w:t>
             </w:r>
           </w:p>
         </w:tc>
       </w:tr>
     </w:tbl>
+    <w:p/>
     <w:p>
-      <w:pPr>
-        <w:pStyle w:val="ListNumber"/>
-      </w:pPr>
-      <w:r>
-        <w:rPr>
-          <w:b/>
-        </w:rPr>
-        <w:t xml:space="preserve">Line 1. </w:t>
-      </w:r>
-      <w:r>
-        <w:rPr>
-          <w:b w:val="0"/>
-          <w:i w:val="0"/>
-        </w:rPr>
-        <w:t>Imputation on all rows, before CV: every fold's test rows shape the median.</w:t>
+      <w:r>
+        <w:rPr>
+          <w:b w:val="0"/>
+          <w:i w:val="0"/>
+        </w:rPr>
+        <w:t>Three defaults to know:</w:t>
       </w:r>
     </w:p>
     <w:p>
       <w:pPr>
-        <w:pStyle w:val="ListNumber"/>
+        <w:pStyle w:val="ListBullet"/>
       </w:pPr>
       <w:r>
         <w:rPr>
+          <w:rFonts w:ascii="Consolas" w:hAnsi="Consolas" w:eastAsia="Consolas"/>
+          <w:b w:val="0"/>
+          <w:sz w:val="19"/>
+        </w:rPr>
+        <w:t>OneHotEncoder(handle_unknown="error")</w:t>
+      </w:r>
+      <w:r>
+        <w:rPr>
+          <w:b w:val="0"/>
+          <w:i w:val="0"/>
+        </w:rPr>
+        <w:t xml:space="preserve"> is the default. A region that did not appear in training raises </w:t>
+      </w:r>
+      <w:r>
+        <w:rPr>
+          <w:rFonts w:ascii="Consolas" w:hAnsi="Consolas" w:eastAsia="Consolas"/>
+          <w:b w:val="0"/>
+          <w:sz w:val="19"/>
+        </w:rPr>
+        <w:t>ValueError</w:t>
+      </w:r>
+      <w:r>
+        <w:rPr>
+          <w:b w:val="0"/>
+          <w:i w:val="0"/>
+        </w:rPr>
+        <w:t xml:space="preserve"> at prediction time. Set </w:t>
+      </w:r>
+      <w:r>
+        <w:rPr>
+          <w:rFonts w:ascii="Consolas" w:hAnsi="Consolas" w:eastAsia="Consolas"/>
+          <w:b w:val="0"/>
+          <w:sz w:val="19"/>
+        </w:rPr>
+        <w:t>handle_unknown="ignore"</w:t>
+      </w:r>
+      <w:r>
+        <w:rPr>
+          <w:b w:val="0"/>
+          <w:i w:val="0"/>
+        </w:rPr>
+        <w:t xml:space="preserve"> to encode it as all zeros.</w:t>
+      </w:r>
+    </w:p>
+    <w:p>
+      <w:pPr>
+        <w:pStyle w:val="ListBullet"/>
+      </w:pPr>
+      <w:r>
+        <w:rPr>
+          <w:rFonts w:ascii="Consolas" w:hAnsi="Consolas" w:eastAsia="Consolas"/>
+          <w:b w:val="0"/>
+          <w:sz w:val="19"/>
+        </w:rPr>
+        <w:t>ColumnTransformer(remainder="drop")</w:t>
+      </w:r>
+      <w:r>
+        <w:rPr>
+          <w:b w:val="0"/>
+          <w:i w:val="0"/>
+        </w:rPr>
+        <w:t xml:space="preserve"> is the default. Columns you do not list are </w:t>
+      </w:r>
+      <w:r>
+        <w:rPr>
           <w:b/>
-        </w:rPr>
-        <w:t xml:space="preserve">Line 2. </w:t>
-      </w:r>
-      <w:r>
-        <w:rPr>
-          <w:b w:val="0"/>
-          <w:i w:val="0"/>
-        </w:rPr>
-        <w:t>Dummy columns depend on the data seen. A new region in production changes the columns.</w:t>
+          <w:i w:val="0"/>
+        </w:rPr>
+        <w:t>silently dropped</w:t>
+      </w:r>
+      <w:r>
+        <w:rPr>
+          <w:b w:val="0"/>
+          <w:i w:val="0"/>
+        </w:rPr>
+        <w:t xml:space="preserve">. List every column you mean to use, or set </w:t>
+      </w:r>
+      <w:r>
+        <w:rPr>
+          <w:rFonts w:ascii="Consolas" w:hAnsi="Consolas" w:eastAsia="Consolas"/>
+          <w:b w:val="0"/>
+          <w:sz w:val="19"/>
+        </w:rPr>
+        <w:t>remainder="passthrough"</w:t>
+      </w:r>
+      <w:r>
+        <w:rPr>
+          <w:b w:val="0"/>
+          <w:i w:val="0"/>
+        </w:rPr>
+        <w:t xml:space="preserve"> on purpose.</w:t>
+      </w:r>
+    </w:p>
+    <w:p>
+      <w:pPr>
+        <w:pStyle w:val="ListBullet"/>
+      </w:pPr>
+      <w:r>
+        <w:rPr>
+          <w:b w:val="0"/>
+          <w:i w:val="0"/>
+        </w:rPr>
+        <w:t xml:space="preserve">Output feature names come from </w:t>
+      </w:r>
+      <w:r>
+        <w:rPr>
+          <w:rFonts w:ascii="Consolas" w:hAnsi="Consolas" w:eastAsia="Consolas"/>
+          <w:b w:val="0"/>
+          <w:sz w:val="19"/>
+        </w:rPr>
+        <w:t>get_feature_names_out()</w:t>
+      </w:r>
+      <w:r>
+        <w:rPr>
+          <w:b w:val="0"/>
+          <w:i w:val="0"/>
+        </w:rPr>
+        <w:t xml:space="preserve">, prefixed with the step name: </w:t>
+      </w:r>
+      <w:r>
+        <w:rPr>
+          <w:rFonts w:ascii="Consolas" w:hAnsi="Consolas" w:eastAsia="Consolas"/>
+          <w:b w:val="0"/>
+          <w:sz w:val="19"/>
+        </w:rPr>
+        <w:t>num__age</w:t>
+      </w:r>
+      <w:r>
+        <w:rPr>
+          <w:b w:val="0"/>
+          <w:i w:val="0"/>
+        </w:rPr>
+        <w:t xml:space="preserve">, </w:t>
+      </w:r>
+      <w:r>
+        <w:rPr>
+          <w:rFonts w:ascii="Consolas" w:hAnsi="Consolas" w:eastAsia="Consolas"/>
+          <w:b w:val="0"/>
+          <w:sz w:val="19"/>
+        </w:rPr>
+        <w:t>cat__region_n</w:t>
+      </w:r>
+      <w:r>
+        <w:rPr>
+          <w:b w:val="0"/>
+          <w:i w:val="0"/>
+        </w:rPr>
+        <w:t>.</w:t>
+      </w:r>
+    </w:p>
+    <w:p>
+      <w:r>
+        <w:rPr>
+          <w:b w:val="0"/>
+          <w:i w:val="0"/>
+        </w:rPr>
+        <w:t>Keep the column lists in config (lesson A1-L3), and have one function build the pipeline. The same fitted object is what you save, test and deploy, so preprocessing in production is exactly what was validated.</w:t>
       </w:r>
     </w:p>
     <w:p>
@@ -2405,7 +2453,62 @@
         <w:pStyle w:val="Heading4"/>
       </w:pPr>
       <w:r>
-        <w:t>Worked example: strong code</w:t>
+        <w:t>Why it matters</w:t>
+      </w:r>
+    </w:p>
+    <w:p>
+      <w:r>
+        <w:rPr>
+          <w:b w:val="0"/>
+          <w:i w:val="0"/>
+        </w:rPr>
+        <w:t xml:space="preserve">A lead-scoring model was trained in a notebook. Preprocessing ran in a separate cell: median imputation and scaling by hand. The deployment team rewrote the preprocessing from the notebook for production and imputed with the </w:t>
+      </w:r>
+      <w:r>
+        <w:rPr>
+          <w:b/>
+          <w:i w:val="0"/>
+        </w:rPr>
+        <w:t>mean</w:t>
+      </w:r>
+      <w:r>
+        <w:rPr>
+          <w:b w:val="0"/>
+          <w:i w:val="0"/>
+        </w:rPr>
+        <w:t>. Income was skewed, so the mean was 40% above the median. Scores for every lead with missing income shifted, and the sales team's call list changed without anyone noticing.</w:t>
+      </w:r>
+    </w:p>
+    <w:p>
+      <w:r>
+        <w:rPr>
+          <w:b w:val="0"/>
+          <w:i w:val="0"/>
+        </w:rPr>
+        <w:t xml:space="preserve">A single fitted </w:t>
+      </w:r>
+      <w:r>
+        <w:rPr>
+          <w:rFonts w:ascii="Consolas" w:hAnsi="Consolas" w:eastAsia="Consolas"/>
+          <w:b w:val="0"/>
+          <w:sz w:val="19"/>
+        </w:rPr>
+        <w:t>Pipeline</w:t>
+      </w:r>
+      <w:r>
+        <w:rPr>
+          <w:b w:val="0"/>
+          <w:i w:val="0"/>
+        </w:rPr>
+        <w:t>, saved and deployed as one object, leaves no second copy of the preprocessing to get wrong.</w:t>
+      </w:r>
+    </w:p>
+    <w:p>
+      <w:pPr>
+        <w:pStyle w:val="Heading4"/>
+      </w:pPr>
+      <w:r>
+        <w:t>Worked example: weak code</w:t>
       </w:r>
     </w:p>
     <w:tbl>
@@ -2431,19 +2534,19 @@
             <w:r>
               <w:rPr>
                 <w:rFonts w:ascii="Consolas" w:hAnsi="Consolas" w:eastAsia="Consolas"/>
-                <w:b w:val="0"/>
+                <w:b/>
                 <w:color w:val="5B6875"/>
                 <w:sz w:val="16"/>
               </w:rPr>
-              <w:t xml:space="preserve">   1  </w:t>
-            </w:r>
-            <w:r>
-              <w:rPr>
-                <w:rFonts w:ascii="Consolas" w:hAnsi="Consolas" w:eastAsia="Consolas"/>
-                <w:b w:val="0"/>
-                <w:sz w:val="16"/>
-              </w:rPr>
-              <w:t>from sklearn.compose import ColumnTransformer</w:t>
+              <w:t xml:space="preserve"> [1]  </w:t>
+            </w:r>
+            <w:r>
+              <w:rPr>
+                <w:rFonts w:ascii="Consolas" w:hAnsi="Consolas" w:eastAsia="Consolas"/>
+                <w:b w:val="0"/>
+                <w:sz w:val="16"/>
+              </w:rPr>
+              <w:t>X["age"] = X["age"].fillna(X["age"].median())</w:t>
             </w:r>
           </w:p>
           <w:p>
@@ -2454,19 +2557,19 @@
             <w:r>
               <w:rPr>
                 <w:rFonts w:ascii="Consolas" w:hAnsi="Consolas" w:eastAsia="Consolas"/>
-                <w:b w:val="0"/>
+                <w:b/>
                 <w:color w:val="5B6875"/>
                 <w:sz w:val="16"/>
               </w:rPr>
-              <w:t xml:space="preserve">   2  </w:t>
-            </w:r>
-            <w:r>
-              <w:rPr>
-                <w:rFonts w:ascii="Consolas" w:hAnsi="Consolas" w:eastAsia="Consolas"/>
-                <w:b w:val="0"/>
-                <w:sz w:val="16"/>
-              </w:rPr>
-              <w:t>from sklearn.impute import SimpleImputer</w:t>
+              <w:t xml:space="preserve"> [2]  </w:t>
+            </w:r>
+            <w:r>
+              <w:rPr>
+                <w:rFonts w:ascii="Consolas" w:hAnsi="Consolas" w:eastAsia="Consolas"/>
+                <w:b w:val="0"/>
+                <w:sz w:val="16"/>
+              </w:rPr>
+              <w:t>X = pd.get_dummies(X, columns=["region"])</w:t>
             </w:r>
           </w:p>
           <w:p>
@@ -2489,398 +2592,7 @@
                 <w:b w:val="0"/>
                 <w:sz w:val="16"/>
               </w:rPr>
-              <w:t>from sklearn.linear_model import LogisticRegression</w:t>
-            </w:r>
-          </w:p>
-          <w:p>
-            <w:pPr>
-              <w:spacing w:before="0" w:after="0" w:line="240" w:lineRule="auto"/>
-              <w:ind w:left="567" w:hanging="567"/>
-            </w:pPr>
-            <w:r>
-              <w:rPr>
-                <w:rFonts w:ascii="Consolas" w:hAnsi="Consolas" w:eastAsia="Consolas"/>
-                <w:b w:val="0"/>
-                <w:color w:val="5B6875"/>
-                <w:sz w:val="16"/>
-              </w:rPr>
-              <w:t xml:space="preserve">   4  </w:t>
-            </w:r>
-            <w:r>
-              <w:rPr>
-                <w:rFonts w:ascii="Consolas" w:hAnsi="Consolas" w:eastAsia="Consolas"/>
-                <w:b w:val="0"/>
-                <w:sz w:val="16"/>
-              </w:rPr>
-              <w:t>from sklearn.pipeline import Pipeline, make_pipeline</w:t>
-            </w:r>
-          </w:p>
-          <w:p>
-            <w:pPr>
-              <w:spacing w:before="0" w:after="0" w:line="240" w:lineRule="auto"/>
-              <w:ind w:left="567" w:hanging="567"/>
-            </w:pPr>
-            <w:r>
-              <w:rPr>
-                <w:rFonts w:ascii="Consolas" w:hAnsi="Consolas" w:eastAsia="Consolas"/>
-                <w:b w:val="0"/>
-                <w:color w:val="5B6875"/>
-                <w:sz w:val="16"/>
-              </w:rPr>
-              <w:t xml:space="preserve">   5  </w:t>
-            </w:r>
-            <w:r>
-              <w:rPr>
-                <w:rFonts w:ascii="Consolas" w:hAnsi="Consolas" w:eastAsia="Consolas"/>
-                <w:b w:val="0"/>
-                <w:sz w:val="16"/>
-              </w:rPr>
-              <w:t>from sklearn.preprocessing import OneHotEncoder, StandardScaler</w:t>
-            </w:r>
-          </w:p>
-          <w:p>
-            <w:pPr>
-              <w:spacing w:before="0" w:after="0" w:line="240" w:lineRule="auto"/>
-              <w:ind w:left="567" w:hanging="567"/>
-            </w:pPr>
-            <w:r>
-              <w:rPr>
-                <w:rFonts w:ascii="Consolas" w:hAnsi="Consolas" w:eastAsia="Consolas"/>
-                <w:b w:val="0"/>
-                <w:color w:val="5B6875"/>
-                <w:sz w:val="16"/>
-              </w:rPr>
-              <w:t xml:space="preserve">   6  </w:t>
-            </w:r>
-            <w:r>
-              <w:rPr>
-                <w:rFonts w:ascii="Consolas" w:hAnsi="Consolas" w:eastAsia="Consolas"/>
-                <w:b w:val="0"/>
-                <w:sz w:val="16"/>
-              </w:rPr>
-              <w:t xml:space="preserve"> </w:t>
-            </w:r>
-          </w:p>
-          <w:p>
-            <w:pPr>
-              <w:spacing w:before="0" w:after="0" w:line="240" w:lineRule="auto"/>
-              <w:ind w:left="567" w:hanging="567"/>
-            </w:pPr>
-            <w:r>
-              <w:rPr>
-                <w:rFonts w:ascii="Consolas" w:hAnsi="Consolas" w:eastAsia="Consolas"/>
-                <w:b w:val="0"/>
-                <w:color w:val="5B6875"/>
-                <w:sz w:val="16"/>
-              </w:rPr>
-              <w:t xml:space="preserve">   7  </w:t>
-            </w:r>
-            <w:r>
-              <w:rPr>
-                <w:rFonts w:ascii="Consolas" w:hAnsi="Consolas" w:eastAsia="Consolas"/>
-                <w:b w:val="0"/>
-                <w:sz w:val="16"/>
-              </w:rPr>
-              <w:t xml:space="preserve"> </w:t>
-            </w:r>
-          </w:p>
-          <w:p>
-            <w:pPr>
-              <w:spacing w:before="0" w:after="0" w:line="240" w:lineRule="auto"/>
-              <w:ind w:left="567" w:hanging="567"/>
-            </w:pPr>
-            <w:r>
-              <w:rPr>
-                <w:rFonts w:ascii="Consolas" w:hAnsi="Consolas" w:eastAsia="Consolas"/>
-                <w:b w:val="0"/>
-                <w:color w:val="5B6875"/>
-                <w:sz w:val="16"/>
-              </w:rPr>
-              <w:t xml:space="preserve">   8  </w:t>
-            </w:r>
-            <w:r>
-              <w:rPr>
-                <w:rFonts w:ascii="Consolas" w:hAnsi="Consolas" w:eastAsia="Consolas"/>
-                <w:b w:val="0"/>
-                <w:sz w:val="16"/>
-              </w:rPr>
-              <w:t>def build_pipeline(numeric: list[str], categorical: list[str]) -&gt; Pipeline:</w:t>
-            </w:r>
-          </w:p>
-          <w:p>
-            <w:pPr>
-              <w:spacing w:before="0" w:after="0" w:line="240" w:lineRule="auto"/>
-              <w:ind w:left="567" w:hanging="567"/>
-            </w:pPr>
-            <w:r>
-              <w:rPr>
-                <w:rFonts w:ascii="Consolas" w:hAnsi="Consolas" w:eastAsia="Consolas"/>
-                <w:b w:val="0"/>
-                <w:color w:val="5B6875"/>
-                <w:sz w:val="16"/>
-              </w:rPr>
-              <w:t xml:space="preserve">   9  </w:t>
-            </w:r>
-            <w:r>
-              <w:rPr>
-                <w:rFonts w:ascii="Consolas" w:hAnsi="Consolas" w:eastAsia="Consolas"/>
-                <w:b w:val="0"/>
-                <w:sz w:val="16"/>
-              </w:rPr>
-              <w:t xml:space="preserve">    """Preprocessing and model as one object, fitted per fold by CV."""</w:t>
-            </w:r>
-          </w:p>
-          <w:p>
-            <w:pPr>
-              <w:spacing w:before="0" w:after="0" w:line="240" w:lineRule="auto"/>
-              <w:ind w:left="567" w:hanging="567"/>
-            </w:pPr>
-            <w:r>
-              <w:rPr>
-                <w:rFonts w:ascii="Consolas" w:hAnsi="Consolas" w:eastAsia="Consolas"/>
-                <w:b w:val="0"/>
-                <w:color w:val="5B6875"/>
-                <w:sz w:val="16"/>
-              </w:rPr>
-              <w:t xml:space="preserve">  10  </w:t>
-            </w:r>
-            <w:r>
-              <w:rPr>
-                <w:rFonts w:ascii="Consolas" w:hAnsi="Consolas" w:eastAsia="Consolas"/>
-                <w:b w:val="0"/>
-                <w:sz w:val="16"/>
-              </w:rPr>
-              <w:t xml:space="preserve">    prep = ColumnTransformer(</w:t>
-            </w:r>
-          </w:p>
-          <w:p>
-            <w:pPr>
-              <w:spacing w:before="0" w:after="0" w:line="240" w:lineRule="auto"/>
-              <w:ind w:left="567" w:hanging="567"/>
-            </w:pPr>
-            <w:r>
-              <w:rPr>
-                <w:rFonts w:ascii="Consolas" w:hAnsi="Consolas" w:eastAsia="Consolas"/>
-                <w:b w:val="0"/>
-                <w:color w:val="5B6875"/>
-                <w:sz w:val="16"/>
-              </w:rPr>
-              <w:t xml:space="preserve">  11  </w:t>
-            </w:r>
-            <w:r>
-              <w:rPr>
-                <w:rFonts w:ascii="Consolas" w:hAnsi="Consolas" w:eastAsia="Consolas"/>
-                <w:b w:val="0"/>
-                <w:sz w:val="16"/>
-              </w:rPr>
-              <w:t xml:space="preserve">        [</w:t>
-            </w:r>
-          </w:p>
-          <w:p>
-            <w:pPr>
-              <w:spacing w:before="0" w:after="0" w:line="240" w:lineRule="auto"/>
-              <w:ind w:left="567" w:hanging="567"/>
-            </w:pPr>
-            <w:r>
-              <w:rPr>
-                <w:rFonts w:ascii="Consolas" w:hAnsi="Consolas" w:eastAsia="Consolas"/>
-                <w:b w:val="0"/>
-                <w:color w:val="5B6875"/>
-                <w:sz w:val="16"/>
-              </w:rPr>
-              <w:t xml:space="preserve">  12  </w:t>
-            </w:r>
-            <w:r>
-              <w:rPr>
-                <w:rFonts w:ascii="Consolas" w:hAnsi="Consolas" w:eastAsia="Consolas"/>
-                <w:b w:val="0"/>
-                <w:sz w:val="16"/>
-              </w:rPr>
-              <w:t xml:space="preserve">            ("num", make_pipeline(SimpleImputer(strategy="median"), StandardScaler()), numeric),</w:t>
-            </w:r>
-          </w:p>
-          <w:p>
-            <w:pPr>
-              <w:spacing w:before="0" w:after="0" w:line="240" w:lineRule="auto"/>
-              <w:ind w:left="567" w:hanging="567"/>
-            </w:pPr>
-            <w:r>
-              <w:rPr>
-                <w:rFonts w:ascii="Consolas" w:hAnsi="Consolas" w:eastAsia="Consolas"/>
-                <w:b w:val="0"/>
-                <w:color w:val="5B6875"/>
-                <w:sz w:val="16"/>
-              </w:rPr>
-              <w:t xml:space="preserve">  13  </w:t>
-            </w:r>
-            <w:r>
-              <w:rPr>
-                <w:rFonts w:ascii="Consolas" w:hAnsi="Consolas" w:eastAsia="Consolas"/>
-                <w:b w:val="0"/>
-                <w:sz w:val="16"/>
-              </w:rPr>
-              <w:t xml:space="preserve">            (</w:t>
-            </w:r>
-          </w:p>
-          <w:p>
-            <w:pPr>
-              <w:spacing w:before="0" w:after="0" w:line="240" w:lineRule="auto"/>
-              <w:ind w:left="567" w:hanging="567"/>
-            </w:pPr>
-            <w:r>
-              <w:rPr>
-                <w:rFonts w:ascii="Consolas" w:hAnsi="Consolas" w:eastAsia="Consolas"/>
-                <w:b w:val="0"/>
-                <w:color w:val="5B6875"/>
-                <w:sz w:val="16"/>
-              </w:rPr>
-              <w:t xml:space="preserve">  14  </w:t>
-            </w:r>
-            <w:r>
-              <w:rPr>
-                <w:rFonts w:ascii="Consolas" w:hAnsi="Consolas" w:eastAsia="Consolas"/>
-                <w:b w:val="0"/>
-                <w:sz w:val="16"/>
-              </w:rPr>
-              <w:t xml:space="preserve">                "cat",</w:t>
-            </w:r>
-          </w:p>
-          <w:p>
-            <w:pPr>
-              <w:spacing w:before="0" w:after="0" w:line="240" w:lineRule="auto"/>
-              <w:ind w:left="567" w:hanging="567"/>
-            </w:pPr>
-            <w:r>
-              <w:rPr>
-                <w:rFonts w:ascii="Consolas" w:hAnsi="Consolas" w:eastAsia="Consolas"/>
-                <w:b/>
-                <w:color w:val="5B6875"/>
-                <w:sz w:val="16"/>
-              </w:rPr>
-              <w:t xml:space="preserve"> [1]  </w:t>
-            </w:r>
-            <w:r>
-              <w:rPr>
-                <w:rFonts w:ascii="Consolas" w:hAnsi="Consolas" w:eastAsia="Consolas"/>
-                <w:b w:val="0"/>
-                <w:sz w:val="16"/>
-              </w:rPr>
-              <w:t xml:space="preserve">                make_pipeline(SimpleImputer(strategy="most_frequent"), OneHotEncoder(handle_unknown="ignore")),</w:t>
-            </w:r>
-          </w:p>
-          <w:p>
-            <w:pPr>
-              <w:spacing w:before="0" w:after="0" w:line="240" w:lineRule="auto"/>
-              <w:ind w:left="567" w:hanging="567"/>
-            </w:pPr>
-            <w:r>
-              <w:rPr>
-                <w:rFonts w:ascii="Consolas" w:hAnsi="Consolas" w:eastAsia="Consolas"/>
-                <w:b w:val="0"/>
-                <w:color w:val="5B6875"/>
-                <w:sz w:val="16"/>
-              </w:rPr>
-              <w:t xml:space="preserve">  16  </w:t>
-            </w:r>
-            <w:r>
-              <w:rPr>
-                <w:rFonts w:ascii="Consolas" w:hAnsi="Consolas" w:eastAsia="Consolas"/>
-                <w:b w:val="0"/>
-                <w:sz w:val="16"/>
-              </w:rPr>
-              <w:t xml:space="preserve">                categorical,</w:t>
-            </w:r>
-          </w:p>
-          <w:p>
-            <w:pPr>
-              <w:spacing w:before="0" w:after="0" w:line="240" w:lineRule="auto"/>
-              <w:ind w:left="567" w:hanging="567"/>
-            </w:pPr>
-            <w:r>
-              <w:rPr>
-                <w:rFonts w:ascii="Consolas" w:hAnsi="Consolas" w:eastAsia="Consolas"/>
-                <w:b w:val="0"/>
-                <w:color w:val="5B6875"/>
-                <w:sz w:val="16"/>
-              </w:rPr>
-              <w:t xml:space="preserve">  17  </w:t>
-            </w:r>
-            <w:r>
-              <w:rPr>
-                <w:rFonts w:ascii="Consolas" w:hAnsi="Consolas" w:eastAsia="Consolas"/>
-                <w:b w:val="0"/>
-                <w:sz w:val="16"/>
-              </w:rPr>
-              <w:t xml:space="preserve">            ),</w:t>
-            </w:r>
-          </w:p>
-          <w:p>
-            <w:pPr>
-              <w:spacing w:before="0" w:after="0" w:line="240" w:lineRule="auto"/>
-              <w:ind w:left="567" w:hanging="567"/>
-            </w:pPr>
-            <w:r>
-              <w:rPr>
-                <w:rFonts w:ascii="Consolas" w:hAnsi="Consolas" w:eastAsia="Consolas"/>
-                <w:b w:val="0"/>
-                <w:color w:val="5B6875"/>
-                <w:sz w:val="16"/>
-              </w:rPr>
-              <w:t xml:space="preserve">  18  </w:t>
-            </w:r>
-            <w:r>
-              <w:rPr>
-                <w:rFonts w:ascii="Consolas" w:hAnsi="Consolas" w:eastAsia="Consolas"/>
-                <w:b w:val="0"/>
-                <w:sz w:val="16"/>
-              </w:rPr>
-              <w:t xml:space="preserve">        ]</w:t>
-            </w:r>
-          </w:p>
-          <w:p>
-            <w:pPr>
-              <w:spacing w:before="0" w:after="0" w:line="240" w:lineRule="auto"/>
-              <w:ind w:left="567" w:hanging="567"/>
-            </w:pPr>
-            <w:r>
-              <w:rPr>
-                <w:rFonts w:ascii="Consolas" w:hAnsi="Consolas" w:eastAsia="Consolas"/>
-                <w:b w:val="0"/>
-                <w:color w:val="5B6875"/>
-                <w:sz w:val="16"/>
-              </w:rPr>
-              <w:t xml:space="preserve">  19  </w:t>
-            </w:r>
-            <w:r>
-              <w:rPr>
-                <w:rFonts w:ascii="Consolas" w:hAnsi="Consolas" w:eastAsia="Consolas"/>
-                <w:b w:val="0"/>
-                <w:sz w:val="16"/>
-              </w:rPr>
-              <w:t xml:space="preserve">    )</w:t>
-            </w:r>
-          </w:p>
-          <w:p>
-            <w:pPr>
-              <w:spacing w:before="0" w:after="0" w:line="240" w:lineRule="auto"/>
-              <w:ind w:left="567" w:hanging="567"/>
-            </w:pPr>
-            <w:r>
-              <w:rPr>
-                <w:rFonts w:ascii="Consolas" w:hAnsi="Consolas" w:eastAsia="Consolas"/>
-                <w:b/>
-                <w:color w:val="5B6875"/>
-                <w:sz w:val="16"/>
-              </w:rPr>
-              <w:t xml:space="preserve"> [2]  </w:t>
-            </w:r>
-            <w:r>
-              <w:rPr>
-                <w:rFonts w:ascii="Consolas" w:hAnsi="Consolas" w:eastAsia="Consolas"/>
-                <w:b w:val="0"/>
-                <w:sz w:val="16"/>
-              </w:rPr>
-              <w:t xml:space="preserve">    return Pipeline([("prep", prep), ("clf", LogisticRegression(max_iter=1000))])</w:t>
+              <w:t>scores = cross_val_score(LogisticRegression(), X, y, cv=5)</w:t>
             </w:r>
           </w:p>
         </w:tc>
@@ -2894,14 +2606,14 @@
         <w:rPr>
           <w:b/>
         </w:rPr>
-        <w:t xml:space="preserve">Line 15. </w:t>
-      </w:r>
-      <w:r>
-        <w:rPr>
-          <w:b w:val="0"/>
-          <w:i w:val="0"/>
-        </w:rPr>
-        <w:t>An unseen category becomes all zeros instead of an error.</w:t>
+        <w:t xml:space="preserve">Line 1. </w:t>
+      </w:r>
+      <w:r>
+        <w:rPr>
+          <w:b w:val="0"/>
+          <w:i w:val="0"/>
+        </w:rPr>
+        <w:t>Imputation on all rows, before CV: every fold's test rows shape the median.</w:t>
       </w:r>
     </w:p>
     <w:p>
@@ -2912,23 +2624,14 @@
         <w:rPr>
           <w:b/>
         </w:rPr>
-        <w:t xml:space="preserve">Line 20. </w:t>
-      </w:r>
-      <w:r>
-        <w:rPr>
-          <w:b w:val="0"/>
-          <w:i w:val="0"/>
-        </w:rPr>
-        <w:t>One object to cross-validate, save and deploy.</w:t>
-      </w:r>
-    </w:p>
-    <w:p>
-      <w:r>
-        <w:rPr>
-          <w:b w:val="0"/>
-          <w:i w:val="0"/>
-        </w:rPr>
-        <w:t>Put every learning step in one Pipeline, split columns with a ColumnTransformer, and deploy the fitted object itself.</w:t>
+        <w:t xml:space="preserve">Line 2. </w:t>
+      </w:r>
+      <w:r>
+        <w:rPr>
+          <w:b w:val="0"/>
+          <w:i w:val="0"/>
+        </w:rPr>
+        <w:t>Dummy columns depend on the data seen. A new region in production changes the columns.</w:t>
       </w:r>
     </w:p>
     <w:p>
@@ -2936,221 +2639,7 @@
         <w:pStyle w:val="Heading4"/>
       </w:pPr>
       <w:r>
-        <w:t>Recap card</w:t>
-      </w:r>
-    </w:p>
-    <w:p>
-      <w:pPr>
-        <w:pStyle w:val="ListBullet"/>
-      </w:pPr>
-      <w:r>
-        <w:rPr>
-          <w:b/>
-          <w:i w:val="0"/>
-        </w:rPr>
-        <w:t>Why Pipeline</w:t>
-      </w:r>
-      <w:r>
-        <w:rPr>
-          <w:b w:val="0"/>
-          <w:i w:val="0"/>
-        </w:rPr>
-        <w:t xml:space="preserve"> Every learning step refits per CV fold, and one fitted object goes to production.</w:t>
-      </w:r>
-    </w:p>
-    <w:p>
-      <w:pPr>
-        <w:pStyle w:val="ListBullet"/>
-      </w:pPr>
-      <w:r>
-        <w:rPr>
-          <w:b/>
-          <w:i w:val="0"/>
-        </w:rPr>
-        <w:t>OneHotEncoder default for unseen categories</w:t>
-      </w:r>
-      <w:r>
-        <w:rPr>
-          <w:b w:val="0"/>
-          <w:i w:val="0"/>
-        </w:rPr>
-        <w:t xml:space="preserve"> handle_unknown="error": raises ValueError. Use "ignore" for production.</w:t>
-      </w:r>
-    </w:p>
-    <w:p>
-      <w:pPr>
-        <w:pStyle w:val="ListBullet"/>
-      </w:pPr>
-      <w:r>
-        <w:rPr>
-          <w:b/>
-          <w:i w:val="0"/>
-        </w:rPr>
-        <w:t>ColumnTransformer default for unlisted columns</w:t>
-      </w:r>
-      <w:r>
-        <w:rPr>
-          <w:b w:val="0"/>
-          <w:i w:val="0"/>
-        </w:rPr>
-        <w:t xml:space="preserve"> remainder="drop": silently dropped.</w:t>
-      </w:r>
-    </w:p>
-    <w:p>
-      <w:pPr>
-        <w:pStyle w:val="ListBullet"/>
-      </w:pPr>
-      <w:r>
-        <w:rPr>
-          <w:b/>
-          <w:i w:val="0"/>
-        </w:rPr>
-        <w:t>Feature names after preprocessing</w:t>
-      </w:r>
-      <w:r>
-        <w:rPr>
-          <w:b w:val="0"/>
-          <w:i w:val="0"/>
-        </w:rPr>
-        <w:t xml:space="preserve"> get_feature_names_out(), prefixed with step names such as num__age.</w:t>
-      </w:r>
-    </w:p>
-    <w:p>
-      <w:pPr>
-        <w:pStyle w:val="Heading4"/>
-      </w:pPr>
-      <w:r>
-        <w:t>Practice</w:t>
-      </w:r>
-    </w:p>
-    <w:p>
-      <w:pPr>
-        <w:pStyle w:val="Heading5"/>
-      </w:pPr>
-      <w:r>
-        <w:t>Exercise 1. Multiple choice (level 1)</w:t>
-      </w:r>
-    </w:p>
-    <w:p>
-      <w:r>
-        <w:rPr>
-          <w:b w:val="0"/>
-          <w:i w:val="0"/>
-        </w:rPr>
-        <w:t xml:space="preserve">Why does putting a scaler inside a Pipeline prevent leakage in </w:t>
-      </w:r>
-      <w:r>
-        <w:rPr>
-          <w:rFonts w:ascii="Consolas" w:hAnsi="Consolas" w:eastAsia="Consolas"/>
-          <w:b w:val="0"/>
-          <w:sz w:val="19"/>
-        </w:rPr>
-        <w:t>cross_val_score</w:t>
-      </w:r>
-      <w:r>
-        <w:rPr>
-          <w:b w:val="0"/>
-          <w:i w:val="0"/>
-        </w:rPr>
-        <w:t>?</w:t>
-      </w:r>
-    </w:p>
-    <w:p>
-      <w:pPr>
-        <w:pStyle w:val="ListBullet"/>
-      </w:pPr>
-      <w:r>
-        <w:rPr>
-          <w:b w:val="0"/>
-          <w:i w:val="0"/>
-        </w:rPr>
-        <w:t>a) The Pipeline refits the scaler on each fold's training rows only.</w:t>
-      </w:r>
-    </w:p>
-    <w:p>
-      <w:pPr>
-        <w:pStyle w:val="ListBullet"/>
-      </w:pPr>
-      <w:r>
-        <w:rPr>
-          <w:b w:val="0"/>
-          <w:i w:val="0"/>
-        </w:rPr>
-        <w:t>b) Pipelines do not scale test data.</w:t>
-      </w:r>
-    </w:p>
-    <w:p>
-      <w:pPr>
-        <w:pStyle w:val="ListBullet"/>
-      </w:pPr>
-      <w:r>
-        <w:rPr>
-          <w:b w:val="0"/>
-          <w:i w:val="0"/>
-        </w:rPr>
-        <w:t>c) The scaler is fitted once on all rows, but faster.</w:t>
-      </w:r>
-    </w:p>
-    <w:p>
-      <w:pPr>
-        <w:pStyle w:val="ListBullet"/>
-      </w:pPr>
-      <w:r>
-        <w:rPr>
-          <w:b w:val="0"/>
-          <w:i w:val="0"/>
-        </w:rPr>
-        <w:t>d) Pipelines remove outliers automatically.</w:t>
-      </w:r>
-    </w:p>
-    <w:p>
-      <w:r>
-        <w:rPr>
-          <w:b/>
-          <w:i w:val="0"/>
-        </w:rPr>
-        <w:t>Why?</w:t>
-      </w:r>
-    </w:p>
-    <w:p>
-      <w:pPr>
-        <w:pStyle w:val="ListBullet"/>
-      </w:pPr>
-      <w:r>
-        <w:rPr>
-          <w:b w:val="0"/>
-          <w:i w:val="0"/>
-        </w:rPr>
-        <w:t>r1) cross_val_score clones and fits the whole pipeline per fold.</w:t>
-      </w:r>
-    </w:p>
-    <w:p>
-      <w:pPr>
-        <w:pStyle w:val="ListBullet"/>
-      </w:pPr>
-      <w:r>
-        <w:rPr>
-          <w:b w:val="0"/>
-          <w:i w:val="0"/>
-        </w:rPr>
-        <w:t>r2) Scalers inside pipelines have no parameters.</w:t>
-      </w:r>
-    </w:p>
-    <w:p>
-      <w:pPr>
-        <w:pStyle w:val="Heading5"/>
-      </w:pPr>
-      <w:r>
-        <w:t>Exercise 2. Predict the output (level 2)</w:t>
-      </w:r>
-    </w:p>
-    <w:p>
-      <w:r>
-        <w:rPr>
-          <w:b w:val="0"/>
-          <w:i w:val="0"/>
-        </w:rPr>
-        <w:t>What does this print? (scikit-learn 1.8)</w:t>
+        <w:t>Worked example: strong code</w:t>
       </w:r>
     </w:p>
     <w:tbl>
@@ -3188,7 +2677,7 @@
                 <w:b w:val="0"/>
                 <w:sz w:val="16"/>
               </w:rPr>
-              <w:t>import pandas as pd</w:t>
+              <w:t>from sklearn.compose import ColumnTransformer</w:t>
             </w:r>
           </w:p>
           <w:p>
@@ -3211,7 +2700,7 @@
                 <w:b w:val="0"/>
                 <w:sz w:val="16"/>
               </w:rPr>
-              <w:t>from sklearn.preprocessing import OneHotEncoder</w:t>
+              <w:t>from sklearn.impute import SimpleImputer</w:t>
             </w:r>
           </w:p>
           <w:p>
@@ -3234,7 +2723,7 @@
                 <w:b w:val="0"/>
                 <w:sz w:val="16"/>
               </w:rPr>
-              <w:t xml:space="preserve"> </w:t>
+              <w:t>from sklearn.linear_model import LogisticRegression</w:t>
             </w:r>
           </w:p>
           <w:p>
@@ -3257,7 +2746,7 @@
                 <w:b w:val="0"/>
                 <w:sz w:val="16"/>
               </w:rPr>
-              <w:t>enc = OneHotEncoder().fit(pd.DataFrame({"region": ["n", "s"]}))</w:t>
+              <w:t>from sklearn.pipeline import Pipeline, make_pipeline</w:t>
             </w:r>
           </w:p>
           <w:p>
@@ -3280,7 +2769,7 @@
                 <w:b w:val="0"/>
                 <w:sz w:val="16"/>
               </w:rPr>
-              <w:t>try:</w:t>
+              <w:t>from sklearn.preprocessing import OneHotEncoder, StandardScaler</w:t>
             </w:r>
           </w:p>
           <w:p>
@@ -3303,7 +2792,7 @@
                 <w:b w:val="0"/>
                 <w:sz w:val="16"/>
               </w:rPr>
-              <w:t xml:space="preserve">    enc.transform(pd.DataFrame({"region": ["e"]}))</w:t>
+              <w:t xml:space="preserve"> </w:t>
             </w:r>
           </w:p>
           <w:p>
@@ -3326,7 +2815,7 @@
                 <w:b w:val="0"/>
                 <w:sz w:val="16"/>
               </w:rPr>
-              <w:t xml:space="preserve">    print("encoded")</w:t>
+              <w:t xml:space="preserve"> </w:t>
             </w:r>
           </w:p>
           <w:p>
@@ -3349,7 +2838,7 @@
                 <w:b w:val="0"/>
                 <w:sz w:val="16"/>
               </w:rPr>
-              <w:t>except ValueError:</w:t>
+              <w:t>def build_pipeline(numeric: list[str], categorical: list[str]) -&gt; Pipeline:</w:t>
             </w:r>
           </w:p>
           <w:p>
@@ -3372,19 +2861,408 @@
                 <w:b w:val="0"/>
                 <w:sz w:val="16"/>
               </w:rPr>
-              <w:t xml:space="preserve">    print("ValueError")</w:t>
+              <w:t xml:space="preserve">    """Preprocessing and model as one object, fitted per fold by CV."""</w:t>
+            </w:r>
+          </w:p>
+          <w:p>
+            <w:pPr>
+              <w:spacing w:before="0" w:after="0" w:line="240" w:lineRule="auto"/>
+              <w:ind w:left="567" w:hanging="567"/>
+            </w:pPr>
+            <w:r>
+              <w:rPr>
+                <w:rFonts w:ascii="Consolas" w:hAnsi="Consolas" w:eastAsia="Consolas"/>
+                <w:b w:val="0"/>
+                <w:color w:val="5B6875"/>
+                <w:sz w:val="16"/>
+              </w:rPr>
+              <w:t xml:space="preserve">  10  </w:t>
+            </w:r>
+            <w:r>
+              <w:rPr>
+                <w:rFonts w:ascii="Consolas" w:hAnsi="Consolas" w:eastAsia="Consolas"/>
+                <w:b w:val="0"/>
+                <w:sz w:val="16"/>
+              </w:rPr>
+              <w:t xml:space="preserve">    prep = ColumnTransformer(</w:t>
+            </w:r>
+          </w:p>
+          <w:p>
+            <w:pPr>
+              <w:spacing w:before="0" w:after="0" w:line="240" w:lineRule="auto"/>
+              <w:ind w:left="567" w:hanging="567"/>
+            </w:pPr>
+            <w:r>
+              <w:rPr>
+                <w:rFonts w:ascii="Consolas" w:hAnsi="Consolas" w:eastAsia="Consolas"/>
+                <w:b w:val="0"/>
+                <w:color w:val="5B6875"/>
+                <w:sz w:val="16"/>
+              </w:rPr>
+              <w:t xml:space="preserve">  11  </w:t>
+            </w:r>
+            <w:r>
+              <w:rPr>
+                <w:rFonts w:ascii="Consolas" w:hAnsi="Consolas" w:eastAsia="Consolas"/>
+                <w:b w:val="0"/>
+                <w:sz w:val="16"/>
+              </w:rPr>
+              <w:t xml:space="preserve">        [</w:t>
+            </w:r>
+          </w:p>
+          <w:p>
+            <w:pPr>
+              <w:spacing w:before="0" w:after="0" w:line="240" w:lineRule="auto"/>
+              <w:ind w:left="567" w:hanging="567"/>
+            </w:pPr>
+            <w:r>
+              <w:rPr>
+                <w:rFonts w:ascii="Consolas" w:hAnsi="Consolas" w:eastAsia="Consolas"/>
+                <w:b w:val="0"/>
+                <w:color w:val="5B6875"/>
+                <w:sz w:val="16"/>
+              </w:rPr>
+              <w:t xml:space="preserve">  12  </w:t>
+            </w:r>
+            <w:r>
+              <w:rPr>
+                <w:rFonts w:ascii="Consolas" w:hAnsi="Consolas" w:eastAsia="Consolas"/>
+                <w:b w:val="0"/>
+                <w:sz w:val="16"/>
+              </w:rPr>
+              <w:t xml:space="preserve">            ("num", make_pipeline(SimpleImputer(strategy="median"), StandardScaler()), numeric),</w:t>
+            </w:r>
+          </w:p>
+          <w:p>
+            <w:pPr>
+              <w:spacing w:before="0" w:after="0" w:line="240" w:lineRule="auto"/>
+              <w:ind w:left="567" w:hanging="567"/>
+            </w:pPr>
+            <w:r>
+              <w:rPr>
+                <w:rFonts w:ascii="Consolas" w:hAnsi="Consolas" w:eastAsia="Consolas"/>
+                <w:b w:val="0"/>
+                <w:color w:val="5B6875"/>
+                <w:sz w:val="16"/>
+              </w:rPr>
+              <w:t xml:space="preserve">  13  </w:t>
+            </w:r>
+            <w:r>
+              <w:rPr>
+                <w:rFonts w:ascii="Consolas" w:hAnsi="Consolas" w:eastAsia="Consolas"/>
+                <w:b w:val="0"/>
+                <w:sz w:val="16"/>
+              </w:rPr>
+              <w:t xml:space="preserve">            (</w:t>
+            </w:r>
+          </w:p>
+          <w:p>
+            <w:pPr>
+              <w:spacing w:before="0" w:after="0" w:line="240" w:lineRule="auto"/>
+              <w:ind w:left="567" w:hanging="567"/>
+            </w:pPr>
+            <w:r>
+              <w:rPr>
+                <w:rFonts w:ascii="Consolas" w:hAnsi="Consolas" w:eastAsia="Consolas"/>
+                <w:b w:val="0"/>
+                <w:color w:val="5B6875"/>
+                <w:sz w:val="16"/>
+              </w:rPr>
+              <w:t xml:space="preserve">  14  </w:t>
+            </w:r>
+            <w:r>
+              <w:rPr>
+                <w:rFonts w:ascii="Consolas" w:hAnsi="Consolas" w:eastAsia="Consolas"/>
+                <w:b w:val="0"/>
+                <w:sz w:val="16"/>
+              </w:rPr>
+              <w:t xml:space="preserve">                "cat",</w:t>
+            </w:r>
+          </w:p>
+          <w:p>
+            <w:pPr>
+              <w:spacing w:before="0" w:after="0" w:line="240" w:lineRule="auto"/>
+              <w:ind w:left="567" w:hanging="567"/>
+            </w:pPr>
+            <w:r>
+              <w:rPr>
+                <w:rFonts w:ascii="Consolas" w:hAnsi="Consolas" w:eastAsia="Consolas"/>
+                <w:b/>
+                <w:color w:val="5B6875"/>
+                <w:sz w:val="16"/>
+              </w:rPr>
+              <w:t xml:space="preserve"> [1]  </w:t>
+            </w:r>
+            <w:r>
+              <w:rPr>
+                <w:rFonts w:ascii="Consolas" w:hAnsi="Consolas" w:eastAsia="Consolas"/>
+                <w:b w:val="0"/>
+                <w:sz w:val="16"/>
+              </w:rPr>
+              <w:t xml:space="preserve">                make_pipeline(SimpleImputer(strategy="most_frequent"), OneHotEncoder(handle_unknown="ignore")),</w:t>
+            </w:r>
+          </w:p>
+          <w:p>
+            <w:pPr>
+              <w:spacing w:before="0" w:after="0" w:line="240" w:lineRule="auto"/>
+              <w:ind w:left="567" w:hanging="567"/>
+            </w:pPr>
+            <w:r>
+              <w:rPr>
+                <w:rFonts w:ascii="Consolas" w:hAnsi="Consolas" w:eastAsia="Consolas"/>
+                <w:b w:val="0"/>
+                <w:color w:val="5B6875"/>
+                <w:sz w:val="16"/>
+              </w:rPr>
+              <w:t xml:space="preserve">  16  </w:t>
+            </w:r>
+            <w:r>
+              <w:rPr>
+                <w:rFonts w:ascii="Consolas" w:hAnsi="Consolas" w:eastAsia="Consolas"/>
+                <w:b w:val="0"/>
+                <w:sz w:val="16"/>
+              </w:rPr>
+              <w:t xml:space="preserve">                categorical,</w:t>
+            </w:r>
+          </w:p>
+          <w:p>
+            <w:pPr>
+              <w:spacing w:before="0" w:after="0" w:line="240" w:lineRule="auto"/>
+              <w:ind w:left="567" w:hanging="567"/>
+            </w:pPr>
+            <w:r>
+              <w:rPr>
+                <w:rFonts w:ascii="Consolas" w:hAnsi="Consolas" w:eastAsia="Consolas"/>
+                <w:b w:val="0"/>
+                <w:color w:val="5B6875"/>
+                <w:sz w:val="16"/>
+              </w:rPr>
+              <w:t xml:space="preserve">  17  </w:t>
+            </w:r>
+            <w:r>
+              <w:rPr>
+                <w:rFonts w:ascii="Consolas" w:hAnsi="Consolas" w:eastAsia="Consolas"/>
+                <w:b w:val="0"/>
+                <w:sz w:val="16"/>
+              </w:rPr>
+              <w:t xml:space="preserve">            ),</w:t>
+            </w:r>
+          </w:p>
+          <w:p>
+            <w:pPr>
+              <w:spacing w:before="0" w:after="0" w:line="240" w:lineRule="auto"/>
+              <w:ind w:left="567" w:hanging="567"/>
+            </w:pPr>
+            <w:r>
+              <w:rPr>
+                <w:rFonts w:ascii="Consolas" w:hAnsi="Consolas" w:eastAsia="Consolas"/>
+                <w:b w:val="0"/>
+                <w:color w:val="5B6875"/>
+                <w:sz w:val="16"/>
+              </w:rPr>
+              <w:t xml:space="preserve">  18  </w:t>
+            </w:r>
+            <w:r>
+              <w:rPr>
+                <w:rFonts w:ascii="Consolas" w:hAnsi="Consolas" w:eastAsia="Consolas"/>
+                <w:b w:val="0"/>
+                <w:sz w:val="16"/>
+              </w:rPr>
+              <w:t xml:space="preserve">        ]</w:t>
+            </w:r>
+          </w:p>
+          <w:p>
+            <w:pPr>
+              <w:spacing w:before="0" w:after="0" w:line="240" w:lineRule="auto"/>
+              <w:ind w:left="567" w:hanging="567"/>
+            </w:pPr>
+            <w:r>
+              <w:rPr>
+                <w:rFonts w:ascii="Consolas" w:hAnsi="Consolas" w:eastAsia="Consolas"/>
+                <w:b w:val="0"/>
+                <w:color w:val="5B6875"/>
+                <w:sz w:val="16"/>
+              </w:rPr>
+              <w:t xml:space="preserve">  19  </w:t>
+            </w:r>
+            <w:r>
+              <w:rPr>
+                <w:rFonts w:ascii="Consolas" w:hAnsi="Consolas" w:eastAsia="Consolas"/>
+                <w:b w:val="0"/>
+                <w:sz w:val="16"/>
+              </w:rPr>
+              <w:t xml:space="preserve">    )</w:t>
+            </w:r>
+          </w:p>
+          <w:p>
+            <w:pPr>
+              <w:spacing w:before="0" w:after="0" w:line="240" w:lineRule="auto"/>
+              <w:ind w:left="567" w:hanging="567"/>
+            </w:pPr>
+            <w:r>
+              <w:rPr>
+                <w:rFonts w:ascii="Consolas" w:hAnsi="Consolas" w:eastAsia="Consolas"/>
+                <w:b/>
+                <w:color w:val="5B6875"/>
+                <w:sz w:val="16"/>
+              </w:rPr>
+              <w:t xml:space="preserve"> [2]  </w:t>
+            </w:r>
+            <w:r>
+              <w:rPr>
+                <w:rFonts w:ascii="Consolas" w:hAnsi="Consolas" w:eastAsia="Consolas"/>
+                <w:b w:val="0"/>
+                <w:sz w:val="16"/>
+              </w:rPr>
+              <w:t xml:space="preserve">    return Pipeline([("prep", prep), ("clf", LogisticRegression(max_iter=1000))])</w:t>
             </w:r>
           </w:p>
         </w:tc>
       </w:tr>
     </w:tbl>
-    <w:p/>
+    <w:p>
+      <w:pPr>
+        <w:pStyle w:val="ListNumber"/>
+      </w:pPr>
+      <w:r>
+        <w:rPr>
+          <w:b/>
+        </w:rPr>
+        <w:t xml:space="preserve">Line 15. </w:t>
+      </w:r>
+      <w:r>
+        <w:rPr>
+          <w:b w:val="0"/>
+          <w:i w:val="0"/>
+        </w:rPr>
+        <w:t>An unseen category becomes all zeros instead of an error.</w:t>
+      </w:r>
+    </w:p>
+    <w:p>
+      <w:pPr>
+        <w:pStyle w:val="ListNumber"/>
+      </w:pPr>
+      <w:r>
+        <w:rPr>
+          <w:b/>
+        </w:rPr>
+        <w:t xml:space="preserve">Line 20. </w:t>
+      </w:r>
+      <w:r>
+        <w:rPr>
+          <w:b w:val="0"/>
+          <w:i w:val="0"/>
+        </w:rPr>
+        <w:t>One object to cross-validate, save and deploy.</w:t>
+      </w:r>
+    </w:p>
+    <w:p>
+      <w:r>
+        <w:rPr>
+          <w:b w:val="0"/>
+          <w:i w:val="0"/>
+        </w:rPr>
+        <w:t>Put every learning step in one Pipeline, split columns with a ColumnTransformer, and deploy the fitted object itself.</w:t>
+      </w:r>
+    </w:p>
+    <w:p>
+      <w:pPr>
+        <w:pStyle w:val="Heading4"/>
+      </w:pPr>
+      <w:r>
+        <w:t>Recap card</w:t>
+      </w:r>
+    </w:p>
+    <w:p>
+      <w:pPr>
+        <w:pStyle w:val="ListBullet"/>
+      </w:pPr>
+      <w:r>
+        <w:rPr>
+          <w:b/>
+          <w:i w:val="0"/>
+        </w:rPr>
+        <w:t>Why Pipeline</w:t>
+      </w:r>
+      <w:r>
+        <w:rPr>
+          <w:b w:val="0"/>
+          <w:i w:val="0"/>
+        </w:rPr>
+        <w:t xml:space="preserve"> Every learning step refits per CV fold, and one fitted object goes to production.</w:t>
+      </w:r>
+    </w:p>
+    <w:p>
+      <w:pPr>
+        <w:pStyle w:val="ListBullet"/>
+      </w:pPr>
+      <w:r>
+        <w:rPr>
+          <w:b/>
+          <w:i w:val="0"/>
+        </w:rPr>
+        <w:t>OneHotEncoder default for unseen categories</w:t>
+      </w:r>
+      <w:r>
+        <w:rPr>
+          <w:b w:val="0"/>
+          <w:i w:val="0"/>
+        </w:rPr>
+        <w:t xml:space="preserve"> handle_unknown="error": raises ValueError. Use "ignore" for production.</w:t>
+      </w:r>
+    </w:p>
+    <w:p>
+      <w:pPr>
+        <w:pStyle w:val="ListBullet"/>
+      </w:pPr>
+      <w:r>
+        <w:rPr>
+          <w:b/>
+          <w:i w:val="0"/>
+        </w:rPr>
+        <w:t>ColumnTransformer default for unlisted columns</w:t>
+      </w:r>
+      <w:r>
+        <w:rPr>
+          <w:b w:val="0"/>
+          <w:i w:val="0"/>
+        </w:rPr>
+        <w:t xml:space="preserve"> remainder="drop": silently dropped.</w:t>
+      </w:r>
+    </w:p>
+    <w:p>
+      <w:pPr>
+        <w:pStyle w:val="ListBullet"/>
+      </w:pPr>
+      <w:r>
+        <w:rPr>
+          <w:b/>
+          <w:i w:val="0"/>
+        </w:rPr>
+        <w:t>Feature names after preprocessing</w:t>
+      </w:r>
+      <w:r>
+        <w:rPr>
+          <w:b w:val="0"/>
+          <w:i w:val="0"/>
+        </w:rPr>
+        <w:t xml:space="preserve"> get_feature_names_out(), prefixed with step names such as num__age.</w:t>
+      </w:r>
+    </w:p>
+    <w:p>
+      <w:pPr>
+        <w:pStyle w:val="Heading4"/>
+      </w:pPr>
+      <w:r>
+        <w:t>Practice</w:t>
+      </w:r>
+    </w:p>
     <w:p>
       <w:pPr>
         <w:pStyle w:val="Heading5"/>
       </w:pPr>
       <w:r>
-        <w:t>Exercise 3. Fill the gap (level 2)</w:t>
+        <w:t>Exercise 1. Multiple choice (level 1)</w:t>
       </w:r>
     </w:p>
     <w:p>
@@ -3393,7 +3271,120 @@
           <w:b w:val="0"/>
           <w:i w:val="0"/>
         </w:rPr>
-        <w:t>Keep unlisted columns instead of dropping them, and encode unseen categories as zeros.</w:t>
+        <w:t xml:space="preserve">Why does putting a scaler inside a Pipeline prevent leakage in </w:t>
+      </w:r>
+      <w:r>
+        <w:rPr>
+          <w:rFonts w:ascii="Consolas" w:hAnsi="Consolas" w:eastAsia="Consolas"/>
+          <w:b w:val="0"/>
+          <w:sz w:val="19"/>
+        </w:rPr>
+        <w:t>cross_val_score</w:t>
+      </w:r>
+      <w:r>
+        <w:rPr>
+          <w:b w:val="0"/>
+          <w:i w:val="0"/>
+        </w:rPr>
+        <w:t>?</w:t>
+      </w:r>
+    </w:p>
+    <w:p>
+      <w:pPr>
+        <w:pStyle w:val="ListBullet"/>
+      </w:pPr>
+      <w:r>
+        <w:rPr>
+          <w:b w:val="0"/>
+          <w:i w:val="0"/>
+        </w:rPr>
+        <w:t>a) The Pipeline refits the scaler on each fold's training rows only.</w:t>
+      </w:r>
+    </w:p>
+    <w:p>
+      <w:pPr>
+        <w:pStyle w:val="ListBullet"/>
+      </w:pPr>
+      <w:r>
+        <w:rPr>
+          <w:b w:val="0"/>
+          <w:i w:val="0"/>
+        </w:rPr>
+        <w:t>b) Pipelines do not scale test data.</w:t>
+      </w:r>
+    </w:p>
+    <w:p>
+      <w:pPr>
+        <w:pStyle w:val="ListBullet"/>
+      </w:pPr>
+      <w:r>
+        <w:rPr>
+          <w:b w:val="0"/>
+          <w:i w:val="0"/>
+        </w:rPr>
+        <w:t>c) The scaler is fitted once on all rows, but faster.</w:t>
+      </w:r>
+    </w:p>
+    <w:p>
+      <w:pPr>
+        <w:pStyle w:val="ListBullet"/>
+      </w:pPr>
+      <w:r>
+        <w:rPr>
+          <w:b w:val="0"/>
+          <w:i w:val="0"/>
+        </w:rPr>
+        <w:t>d) Pipelines remove outliers automatically.</w:t>
+      </w:r>
+    </w:p>
+    <w:p>
+      <w:r>
+        <w:rPr>
+          <w:b/>
+          <w:i w:val="0"/>
+        </w:rPr>
+        <w:t>Why?</w:t>
+      </w:r>
+    </w:p>
+    <w:p>
+      <w:pPr>
+        <w:pStyle w:val="ListBullet"/>
+      </w:pPr>
+      <w:r>
+        <w:rPr>
+          <w:b w:val="0"/>
+          <w:i w:val="0"/>
+        </w:rPr>
+        <w:t>r1) cross_val_score clones and fits the whole pipeline per fold.</w:t>
+      </w:r>
+    </w:p>
+    <w:p>
+      <w:pPr>
+        <w:pStyle w:val="ListBullet"/>
+      </w:pPr>
+      <w:r>
+        <w:rPr>
+          <w:b w:val="0"/>
+          <w:i w:val="0"/>
+        </w:rPr>
+        <w:t>r2) Scalers inside pipelines have no parameters.</w:t>
+      </w:r>
+    </w:p>
+    <w:p>
+      <w:pPr>
+        <w:pStyle w:val="Heading5"/>
+      </w:pPr>
+      <w:r>
+        <w:t>Exercise 2. Predict the output (level 2)</w:t>
+      </w:r>
+    </w:p>
+    <w:p>
+      <w:r>
+        <w:rPr>
+          <w:b w:val="0"/>
+          <w:i w:val="0"/>
+        </w:rPr>
+        <w:t>What does this print? (scikit-learn 1.8)</w:t>
       </w:r>
     </w:p>
     <w:tbl>
@@ -3431,7 +3422,7 @@
                 <w:b w:val="0"/>
                 <w:sz w:val="16"/>
               </w:rPr>
-              <w:t>prep = ColumnTransformer(</w:t>
+              <w:t>import pandas as pd</w:t>
             </w:r>
           </w:p>
           <w:p>
@@ -3454,7 +3445,7 @@
                 <w:b w:val="0"/>
                 <w:sz w:val="16"/>
               </w:rPr>
-              <w:t xml:space="preserve">    [("cat", OneHotEncoder(handle_unknown="_____(1)"), ["region"])],</w:t>
+              <w:t>from sklearn.preprocessing import OneHotEncoder</w:t>
             </w:r>
           </w:p>
           <w:p>
@@ -3477,7 +3468,7 @@
                 <w:b w:val="0"/>
                 <w:sz w:val="16"/>
               </w:rPr>
-              <w:t xml:space="preserve">    remainder="_____(2)",</w:t>
+              <w:t xml:space="preserve"> </w:t>
             </w:r>
           </w:p>
           <w:p>
@@ -3500,7 +3491,122 @@
                 <w:b w:val="0"/>
                 <w:sz w:val="16"/>
               </w:rPr>
-              <w:t>)</w:t>
+              <w:t>enc = OneHotEncoder().fit(pd.DataFrame({"region": ["n", "s"]}))</w:t>
+            </w:r>
+          </w:p>
+          <w:p>
+            <w:pPr>
+              <w:spacing w:before="0" w:after="0" w:line="240" w:lineRule="auto"/>
+              <w:ind w:left="567" w:hanging="567"/>
+            </w:pPr>
+            <w:r>
+              <w:rPr>
+                <w:rFonts w:ascii="Consolas" w:hAnsi="Consolas" w:eastAsia="Consolas"/>
+                <w:b w:val="0"/>
+                <w:color w:val="5B6875"/>
+                <w:sz w:val="16"/>
+              </w:rPr>
+              <w:t xml:space="preserve">   5  </w:t>
+            </w:r>
+            <w:r>
+              <w:rPr>
+                <w:rFonts w:ascii="Consolas" w:hAnsi="Consolas" w:eastAsia="Consolas"/>
+                <w:b w:val="0"/>
+                <w:sz w:val="16"/>
+              </w:rPr>
+              <w:t>try:</w:t>
+            </w:r>
+          </w:p>
+          <w:p>
+            <w:pPr>
+              <w:spacing w:before="0" w:after="0" w:line="240" w:lineRule="auto"/>
+              <w:ind w:left="567" w:hanging="567"/>
+            </w:pPr>
+            <w:r>
+              <w:rPr>
+                <w:rFonts w:ascii="Consolas" w:hAnsi="Consolas" w:eastAsia="Consolas"/>
+                <w:b w:val="0"/>
+                <w:color w:val="5B6875"/>
+                <w:sz w:val="16"/>
+              </w:rPr>
+              <w:t xml:space="preserve">   6  </w:t>
+            </w:r>
+            <w:r>
+              <w:rPr>
+                <w:rFonts w:ascii="Consolas" w:hAnsi="Consolas" w:eastAsia="Consolas"/>
+                <w:b w:val="0"/>
+                <w:sz w:val="16"/>
+              </w:rPr>
+              <w:t xml:space="preserve">    enc.transform(pd.DataFrame({"region": ["e"]}))</w:t>
+            </w:r>
+          </w:p>
+          <w:p>
+            <w:pPr>
+              <w:spacing w:before="0" w:after="0" w:line="240" w:lineRule="auto"/>
+              <w:ind w:left="567" w:hanging="567"/>
+            </w:pPr>
+            <w:r>
+              <w:rPr>
+                <w:rFonts w:ascii="Consolas" w:hAnsi="Consolas" w:eastAsia="Consolas"/>
+                <w:b w:val="0"/>
+                <w:color w:val="5B6875"/>
+                <w:sz w:val="16"/>
+              </w:rPr>
+              <w:t xml:space="preserve">   7  </w:t>
+            </w:r>
+            <w:r>
+              <w:rPr>
+                <w:rFonts w:ascii="Consolas" w:hAnsi="Consolas" w:eastAsia="Consolas"/>
+                <w:b w:val="0"/>
+                <w:sz w:val="16"/>
+              </w:rPr>
+              <w:t xml:space="preserve">    print("encoded")</w:t>
+            </w:r>
+          </w:p>
+          <w:p>
+            <w:pPr>
+              <w:spacing w:before="0" w:after="0" w:line="240" w:lineRule="auto"/>
+              <w:ind w:left="567" w:hanging="567"/>
+            </w:pPr>
+            <w:r>
+              <w:rPr>
+                <w:rFonts w:ascii="Consolas" w:hAnsi="Consolas" w:eastAsia="Consolas"/>
+                <w:b w:val="0"/>
+                <w:color w:val="5B6875"/>
+                <w:sz w:val="16"/>
+              </w:rPr>
+              <w:t xml:space="preserve">   8  </w:t>
+            </w:r>
+            <w:r>
+              <w:rPr>
+                <w:rFonts w:ascii="Consolas" w:hAnsi="Consolas" w:eastAsia="Consolas"/>
+                <w:b w:val="0"/>
+                <w:sz w:val="16"/>
+              </w:rPr>
+              <w:t>except ValueError:</w:t>
+            </w:r>
+          </w:p>
+          <w:p>
+            <w:pPr>
+              <w:spacing w:before="0" w:after="0" w:line="240" w:lineRule="auto"/>
+              <w:ind w:left="567" w:hanging="567"/>
+            </w:pPr>
+            <w:r>
+              <w:rPr>
+                <w:rFonts w:ascii="Consolas" w:hAnsi="Consolas" w:eastAsia="Consolas"/>
+                <w:b w:val="0"/>
+                <w:color w:val="5B6875"/>
+                <w:sz w:val="16"/>
+              </w:rPr>
+              <w:t xml:space="preserve">   9  </w:t>
+            </w:r>
+            <w:r>
+              <w:rPr>
+                <w:rFonts w:ascii="Consolas" w:hAnsi="Consolas" w:eastAsia="Consolas"/>
+                <w:b w:val="0"/>
+                <w:sz w:val="16"/>
+              </w:rPr>
+              <w:t xml:space="preserve">    print("ValueError")</w:t>
             </w:r>
           </w:p>
         </w:tc>
@@ -3512,7 +3618,7 @@
         <w:pStyle w:val="Heading5"/>
       </w:pPr>
       <w:r>
-        <w:t>Exercise 4. Write the function (level 3)</w:t>
+        <w:t>Exercise 3. Fill the gap (level 2)</w:t>
       </w:r>
     </w:p>
     <w:p>
@@ -3521,221 +3627,7 @@
           <w:b w:val="0"/>
           <w:i w:val="0"/>
         </w:rPr>
-        <w:t xml:space="preserve">Write </w:t>
-      </w:r>
-      <w:r>
-        <w:rPr>
-          <w:rFonts w:ascii="Consolas" w:hAnsi="Consolas" w:eastAsia="Consolas"/>
-          <w:b w:val="0"/>
-          <w:sz w:val="19"/>
-        </w:rPr>
-        <w:t>build_pipeline(numeric, categorical) -&gt; Pipeline</w:t>
-      </w:r>
-      <w:r>
-        <w:rPr>
-          <w:b w:val="0"/>
-          <w:i w:val="0"/>
-        </w:rPr>
-        <w:t xml:space="preserve"> with two named steps:</w:t>
-      </w:r>
-    </w:p>
-    <w:p>
-      <w:pPr>
-        <w:pStyle w:val="ListBullet"/>
-      </w:pPr>
-      <w:r>
-        <w:rPr>
-          <w:rFonts w:ascii="Consolas" w:hAnsi="Consolas" w:eastAsia="Consolas"/>
-          <w:b w:val="0"/>
-          <w:sz w:val="19"/>
-        </w:rPr>
-        <w:t>"prep"</w:t>
-      </w:r>
-      <w:r>
-        <w:rPr>
-          <w:b w:val="0"/>
-          <w:i w:val="0"/>
-        </w:rPr>
-        <w:t xml:space="preserve">: a </w:t>
-      </w:r>
-      <w:r>
-        <w:rPr>
-          <w:rFonts w:ascii="Consolas" w:hAnsi="Consolas" w:eastAsia="Consolas"/>
-          <w:b w:val="0"/>
-          <w:sz w:val="19"/>
-        </w:rPr>
-        <w:t>ColumnTransformer</w:t>
-      </w:r>
-      <w:r>
-        <w:rPr>
-          <w:b w:val="0"/>
-          <w:i w:val="0"/>
-        </w:rPr>
-        <w:t xml:space="preserve"> with </w:t>
-      </w:r>
-      <w:r>
-        <w:rPr>
-          <w:rFonts w:ascii="Consolas" w:hAnsi="Consolas" w:eastAsia="Consolas"/>
-          <w:b w:val="0"/>
-          <w:sz w:val="19"/>
-        </w:rPr>
-        <w:t>"num"</w:t>
-      </w:r>
-      <w:r>
-        <w:rPr>
-          <w:b w:val="0"/>
-          <w:i w:val="0"/>
-        </w:rPr>
-        <w:t xml:space="preserve"> (median </w:t>
-      </w:r>
-      <w:r>
-        <w:rPr>
-          <w:rFonts w:ascii="Consolas" w:hAnsi="Consolas" w:eastAsia="Consolas"/>
-          <w:b w:val="0"/>
-          <w:sz w:val="19"/>
-        </w:rPr>
-        <w:t>SimpleImputer</w:t>
-      </w:r>
-      <w:r>
-        <w:rPr>
-          <w:b w:val="0"/>
-          <w:i w:val="0"/>
-        </w:rPr>
-        <w:t xml:space="preserve">, then </w:t>
-      </w:r>
-      <w:r>
-        <w:rPr>
-          <w:rFonts w:ascii="Consolas" w:hAnsi="Consolas" w:eastAsia="Consolas"/>
-          <w:b w:val="0"/>
-          <w:sz w:val="19"/>
-        </w:rPr>
-        <w:t>StandardScaler</w:t>
-      </w:r>
-      <w:r>
-        <w:rPr>
-          <w:b w:val="0"/>
-          <w:i w:val="0"/>
-        </w:rPr>
-        <w:t xml:space="preserve">) on </w:t>
-      </w:r>
-      <w:r>
-        <w:rPr>
-          <w:rFonts w:ascii="Consolas" w:hAnsi="Consolas" w:eastAsia="Consolas"/>
-          <w:b w:val="0"/>
-          <w:sz w:val="19"/>
-        </w:rPr>
-        <w:t>numeric</w:t>
-      </w:r>
-      <w:r>
-        <w:rPr>
-          <w:b w:val="0"/>
-          <w:i w:val="0"/>
-        </w:rPr>
-        <w:t xml:space="preserve">, and </w:t>
-      </w:r>
-      <w:r>
-        <w:rPr>
-          <w:rFonts w:ascii="Consolas" w:hAnsi="Consolas" w:eastAsia="Consolas"/>
-          <w:b w:val="0"/>
-          <w:sz w:val="19"/>
-        </w:rPr>
-        <w:t>"cat"</w:t>
-      </w:r>
-      <w:r>
-        <w:rPr>
-          <w:b w:val="0"/>
-          <w:i w:val="0"/>
-        </w:rPr>
-        <w:t xml:space="preserve"> (most-frequent </w:t>
-      </w:r>
-      <w:r>
-        <w:rPr>
-          <w:rFonts w:ascii="Consolas" w:hAnsi="Consolas" w:eastAsia="Consolas"/>
-          <w:b w:val="0"/>
-          <w:sz w:val="19"/>
-        </w:rPr>
-        <w:t>SimpleImputer</w:t>
-      </w:r>
-      <w:r>
-        <w:rPr>
-          <w:b w:val="0"/>
-          <w:i w:val="0"/>
-        </w:rPr>
-        <w:t xml:space="preserve">, then </w:t>
-      </w:r>
-      <w:r>
-        <w:rPr>
-          <w:rFonts w:ascii="Consolas" w:hAnsi="Consolas" w:eastAsia="Consolas"/>
-          <w:b w:val="0"/>
-          <w:sz w:val="19"/>
-        </w:rPr>
-        <w:t>OneHotEncoder(handle_unknown="ignore")</w:t>
-      </w:r>
-      <w:r>
-        <w:rPr>
-          <w:b w:val="0"/>
-          <w:i w:val="0"/>
-        </w:rPr>
-        <w:t xml:space="preserve">) on </w:t>
-      </w:r>
-      <w:r>
-        <w:rPr>
-          <w:rFonts w:ascii="Consolas" w:hAnsi="Consolas" w:eastAsia="Consolas"/>
-          <w:b w:val="0"/>
-          <w:sz w:val="19"/>
-        </w:rPr>
-        <w:t>categorical</w:t>
-      </w:r>
-      <w:r>
-        <w:rPr>
-          <w:b w:val="0"/>
-          <w:i w:val="0"/>
-        </w:rPr>
-        <w:t>.</w:t>
-      </w:r>
-    </w:p>
-    <w:p>
-      <w:pPr>
-        <w:pStyle w:val="ListBullet"/>
-      </w:pPr>
-      <w:r>
-        <w:rPr>
-          <w:rFonts w:ascii="Consolas" w:hAnsi="Consolas" w:eastAsia="Consolas"/>
-          <w:b w:val="0"/>
-          <w:sz w:val="19"/>
-        </w:rPr>
-        <w:t>"clf"</w:t>
-      </w:r>
-      <w:r>
-        <w:rPr>
-          <w:b w:val="0"/>
-          <w:i w:val="0"/>
-        </w:rPr>
-        <w:t xml:space="preserve">: </w:t>
-      </w:r>
-      <w:r>
-        <w:rPr>
-          <w:rFonts w:ascii="Consolas" w:hAnsi="Consolas" w:eastAsia="Consolas"/>
-          <w:b w:val="0"/>
-          <w:sz w:val="19"/>
-        </w:rPr>
-        <w:t>LogisticRegression(max_iter=1000)</w:t>
-      </w:r>
-      <w:r>
-        <w:rPr>
-          <w:b w:val="0"/>
-          <w:i w:val="0"/>
-        </w:rPr>
-        <w:t>.</w:t>
-      </w:r>
-    </w:p>
-    <w:p>
-      <w:r>
-        <w:rPr>
-          <w:b w:val="0"/>
-          <w:i w:val="0"/>
-        </w:rPr>
-        <w:t>Starter code:</w:t>
+        <w:t>Keep unlisted columns instead of dropping them, and encode unseen categories as zeros.</w:t>
       </w:r>
     </w:p>
     <w:tbl>
@@ -3773,7 +3665,7 @@
                 <w:b w:val="0"/>
                 <w:sz w:val="16"/>
               </w:rPr>
-              <w:t>from sklearn.linear_model import LogisticRegression</w:t>
+              <w:t>prep = ColumnTransformer(</w:t>
             </w:r>
           </w:p>
           <w:p>
@@ -3796,7 +3688,7 @@
                 <w:b w:val="0"/>
                 <w:sz w:val="16"/>
               </w:rPr>
-              <w:t>from sklearn.pipeline import Pipeline</w:t>
+              <w:t xml:space="preserve">    [("cat", OneHotEncoder(handle_unknown="_____(1)"), ["region"])],</w:t>
             </w:r>
           </w:p>
           <w:p>
@@ -3819,7 +3711,7 @@
                 <w:b w:val="0"/>
                 <w:sz w:val="16"/>
               </w:rPr>
-              <w:t xml:space="preserve"> </w:t>
+              <w:t xml:space="preserve">    remainder="_____(2)",</w:t>
             </w:r>
           </w:p>
           <w:p>
@@ -3842,53 +3734,7 @@
                 <w:b w:val="0"/>
                 <w:sz w:val="16"/>
               </w:rPr>
-              <w:t xml:space="preserve"> </w:t>
-            </w:r>
-          </w:p>
-          <w:p>
-            <w:pPr>
-              <w:spacing w:before="0" w:after="0" w:line="240" w:lineRule="auto"/>
-              <w:ind w:left="567" w:hanging="567"/>
-            </w:pPr>
-            <w:r>
-              <w:rPr>
-                <w:rFonts w:ascii="Consolas" w:hAnsi="Consolas" w:eastAsia="Consolas"/>
-                <w:b w:val="0"/>
-                <w:color w:val="5B6875"/>
-                <w:sz w:val="16"/>
-              </w:rPr>
-              <w:t xml:space="preserve">   5  </w:t>
-            </w:r>
-            <w:r>
-              <w:rPr>
-                <w:rFonts w:ascii="Consolas" w:hAnsi="Consolas" w:eastAsia="Consolas"/>
-                <w:b w:val="0"/>
-                <w:sz w:val="16"/>
-              </w:rPr>
-              <w:t>def build_pipeline(numeric, categorical):</w:t>
-            </w:r>
-          </w:p>
-          <w:p>
-            <w:pPr>
-              <w:spacing w:before="0" w:after="0" w:line="240" w:lineRule="auto"/>
-              <w:ind w:left="567" w:hanging="567"/>
-            </w:pPr>
-            <w:r>
-              <w:rPr>
-                <w:rFonts w:ascii="Consolas" w:hAnsi="Consolas" w:eastAsia="Consolas"/>
-                <w:b w:val="0"/>
-                <w:color w:val="5B6875"/>
-                <w:sz w:val="16"/>
-              </w:rPr>
-              <w:t xml:space="preserve">   6  </w:t>
-            </w:r>
-            <w:r>
-              <w:rPr>
-                <w:rFonts w:ascii="Consolas" w:hAnsi="Consolas" w:eastAsia="Consolas"/>
-                <w:b w:val="0"/>
-                <w:sz w:val="16"/>
-              </w:rPr>
-              <w:t xml:space="preserve">    return Pipeline([("clf", LogisticRegression())])</w:t>
+              <w:t>)</w:t>
             </w:r>
           </w:p>
         </w:tc>
@@ -3900,7 +3746,7 @@
         <w:pStyle w:val="Heading5"/>
       </w:pPr>
       <w:r>
-        <w:t>Exercise 5. Spot the bug (level 4)</w:t>
+        <w:t>Exercise 4. Write the function (level 3)</w:t>
       </w:r>
     </w:p>
     <w:p>
@@ -3909,7 +3755,7 @@
           <w:b w:val="0"/>
           <w:i w:val="0"/>
         </w:rPr>
-        <w:t xml:space="preserve">The model ignores </w:t>
+        <w:t xml:space="preserve">Write </w:t>
       </w:r>
       <w:r>
         <w:rPr>
@@ -3917,14 +3763,270 @@
           <w:b w:val="0"/>
           <w:sz w:val="19"/>
         </w:rPr>
-        <w:t>tenure</w:t>
-      </w:r>
-      <w:r>
-        <w:rPr>
-          <w:b w:val="0"/>
-          <w:i w:val="0"/>
-        </w:rPr>
-        <w:t>, although it is the strongest predictor in exploration. Tap the line that causes it, and fix the function.</w:t>
+        <w:t>build_pipeline(numeric, categorical) -&gt; Pipeline</w:t>
+      </w:r>
+      <w:r>
+        <w:rPr>
+          <w:b w:val="0"/>
+          <w:i w:val="0"/>
+        </w:rPr>
+        <w:t xml:space="preserve"> with two named steps:</w:t>
+      </w:r>
+    </w:p>
+    <w:p>
+      <w:pPr>
+        <w:pStyle w:val="ListBullet"/>
+      </w:pPr>
+      <w:r>
+        <w:rPr>
+          <w:rFonts w:ascii="Consolas" w:hAnsi="Consolas" w:eastAsia="Consolas"/>
+          <w:b w:val="0"/>
+          <w:sz w:val="19"/>
+        </w:rPr>
+        <w:t>"prep"</w:t>
+      </w:r>
+      <w:r>
+        <w:rPr>
+          <w:b w:val="0"/>
+          <w:i w:val="0"/>
+        </w:rPr>
+        <w:t xml:space="preserve">: a </w:t>
+      </w:r>
+      <w:r>
+        <w:rPr>
+          <w:rFonts w:ascii="Consolas" w:hAnsi="Consolas" w:eastAsia="Consolas"/>
+          <w:b w:val="0"/>
+          <w:sz w:val="19"/>
+        </w:rPr>
+        <w:t>ColumnTransformer</w:t>
+      </w:r>
+      <w:r>
+        <w:rPr>
+          <w:b w:val="0"/>
+          <w:i w:val="0"/>
+        </w:rPr>
+        <w:t xml:space="preserve"> with </w:t>
+      </w:r>
+      <w:r>
+        <w:rPr>
+          <w:rFonts w:ascii="Consolas" w:hAnsi="Consolas" w:eastAsia="Consolas"/>
+          <w:b w:val="0"/>
+          <w:sz w:val="19"/>
+        </w:rPr>
+        <w:t>"num"</w:t>
+      </w:r>
+      <w:r>
+        <w:rPr>
+          <w:b w:val="0"/>
+          <w:i w:val="0"/>
+        </w:rPr>
+        <w:t xml:space="preserve"> (median </w:t>
+      </w:r>
+      <w:r>
+        <w:rPr>
+          <w:rFonts w:ascii="Consolas" w:hAnsi="Consolas" w:eastAsia="Consolas"/>
+          <w:b w:val="0"/>
+          <w:sz w:val="19"/>
+        </w:rPr>
+        <w:t>SimpleImputer</w:t>
+      </w:r>
+      <w:r>
+        <w:rPr>
+          <w:b w:val="0"/>
+          <w:i w:val="0"/>
+        </w:rPr>
+        <w:t xml:space="preserve">, then </w:t>
+      </w:r>
+      <w:r>
+        <w:rPr>
+          <w:rFonts w:ascii="Consolas" w:hAnsi="Consolas" w:eastAsia="Consolas"/>
+          <w:b w:val="0"/>
+          <w:sz w:val="19"/>
+        </w:rPr>
+        <w:t>StandardScaler</w:t>
+      </w:r>
+      <w:r>
+        <w:rPr>
+          <w:b w:val="0"/>
+          <w:i w:val="0"/>
+        </w:rPr>
+        <w:t xml:space="preserve">) on </w:t>
+      </w:r>
+      <w:r>
+        <w:rPr>
+          <w:rFonts w:ascii="Consolas" w:hAnsi="Consolas" w:eastAsia="Consolas"/>
+          <w:b w:val="0"/>
+          <w:sz w:val="19"/>
+        </w:rPr>
+        <w:t>numeric</w:t>
+      </w:r>
+      <w:r>
+        <w:rPr>
+          <w:b w:val="0"/>
+          <w:i w:val="0"/>
+        </w:rPr>
+        <w:t xml:space="preserve">, and </w:t>
+      </w:r>
+      <w:r>
+        <w:rPr>
+          <w:rFonts w:ascii="Consolas" w:hAnsi="Consolas" w:eastAsia="Consolas"/>
+          <w:b w:val="0"/>
+          <w:sz w:val="19"/>
+        </w:rPr>
+        <w:t>"cat"</w:t>
+      </w:r>
+      <w:r>
+        <w:rPr>
+          <w:b w:val="0"/>
+          <w:i w:val="0"/>
+        </w:rPr>
+        <w:t xml:space="preserve"> (most-frequent </w:t>
+      </w:r>
+      <w:r>
+        <w:rPr>
+          <w:rFonts w:ascii="Consolas" w:hAnsi="Consolas" w:eastAsia="Consolas"/>
+          <w:b w:val="0"/>
+          <w:sz w:val="19"/>
+        </w:rPr>
+        <w:t>SimpleImputer</w:t>
+      </w:r>
+      <w:r>
+        <w:rPr>
+          <w:b w:val="0"/>
+          <w:i w:val="0"/>
+        </w:rPr>
+        <w:t xml:space="preserve">, then </w:t>
+      </w:r>
+      <w:r>
+        <w:rPr>
+          <w:rFonts w:ascii="Consolas" w:hAnsi="Consolas" w:eastAsia="Consolas"/>
+          <w:b w:val="0"/>
+          <w:sz w:val="19"/>
+        </w:rPr>
+        <w:t>OneHotEncoder(handle_unknown="ignore")</w:t>
+      </w:r>
+      <w:r>
+        <w:rPr>
+          <w:b w:val="0"/>
+          <w:i w:val="0"/>
+        </w:rPr>
+        <w:t xml:space="preserve">) on </w:t>
+      </w:r>
+      <w:r>
+        <w:rPr>
+          <w:rFonts w:ascii="Consolas" w:hAnsi="Consolas" w:eastAsia="Consolas"/>
+          <w:b w:val="0"/>
+          <w:sz w:val="19"/>
+        </w:rPr>
+        <w:t>categorical</w:t>
+      </w:r>
+      <w:r>
+        <w:rPr>
+          <w:b w:val="0"/>
+          <w:i w:val="0"/>
+        </w:rPr>
+        <w:t>.</w:t>
+      </w:r>
+    </w:p>
+    <w:p>
+      <w:pPr>
+        <w:pStyle w:val="ListBullet"/>
+      </w:pPr>
+      <w:r>
+        <w:rPr>
+          <w:rFonts w:ascii="Consolas" w:hAnsi="Consolas" w:eastAsia="Consolas"/>
+          <w:b w:val="0"/>
+          <w:sz w:val="19"/>
+        </w:rPr>
+        <w:t>"clf"</w:t>
+      </w:r>
+      <w:r>
+        <w:rPr>
+          <w:b w:val="0"/>
+          <w:i w:val="0"/>
+        </w:rPr>
+        <w:t xml:space="preserve">: </w:t>
+      </w:r>
+      <w:r>
+        <w:rPr>
+          <w:rFonts w:ascii="Consolas" w:hAnsi="Consolas" w:eastAsia="Consolas"/>
+          <w:b w:val="0"/>
+          <w:sz w:val="19"/>
+        </w:rPr>
+        <w:t>LogisticRegression(max_iter=1000)</w:t>
+      </w:r>
+      <w:r>
+        <w:rPr>
+          <w:b w:val="0"/>
+          <w:i w:val="0"/>
+        </w:rPr>
+        <w:t>.</w:t>
+      </w:r>
+    </w:p>
+    <w:p>
+      <w:r>
+        <w:rPr>
+          <w:b w:val="0"/>
+          <w:i w:val="0"/>
+        </w:rPr>
+        <w:t>Your code must pass these checks:</w:t>
+      </w:r>
+    </w:p>
+    <w:p>
+      <w:pPr>
+        <w:pStyle w:val="ListBullet"/>
+      </w:pPr>
+      <w:r>
+        <w:rPr>
+          <w:b w:val="0"/>
+          <w:i w:val="0"/>
+        </w:rPr>
+        <w:t>The pipeline needs steps named prep and clf, in that order.</w:t>
+      </w:r>
+    </w:p>
+    <w:p>
+      <w:pPr>
+        <w:pStyle w:val="ListBullet"/>
+      </w:pPr>
+      <w:r>
+        <w:rPr>
+          <w:b w:val="0"/>
+          <w:i w:val="0"/>
+        </w:rPr>
+        <w:t>Numeric columns need median imputation before scaling: the median of training age is 30.</w:t>
+      </w:r>
+    </w:p>
+    <w:p>
+      <w:pPr>
+        <w:pStyle w:val="ListBullet"/>
+      </w:pPr>
+      <w:r>
+        <w:rPr>
+          <w:b w:val="0"/>
+          <w:i w:val="0"/>
+        </w:rPr>
+        <w:t>An unseen region must not raise. Use OneHotEncoder(handle_unknown="ignore").</w:t>
+      </w:r>
+    </w:p>
+    <w:p>
+      <w:pPr>
+        <w:pStyle w:val="ListBullet"/>
+      </w:pPr>
+      <w:r>
+        <w:rPr>
+          <w:b w:val="0"/>
+          <w:i w:val="0"/>
+        </w:rPr>
+        <w:t>Name the ColumnTransformer parts num and cat.</w:t>
+      </w:r>
+    </w:p>
+    <w:p>
+      <w:r>
+        <w:rPr>
+          <w:b w:val="0"/>
+          <w:i w:val="0"/>
+        </w:rPr>
+        <w:t>Shape of the answer. The reference solution defines these names. Write the bodies yourself.</w:t>
       </w:r>
     </w:p>
     <w:tbl>
@@ -3962,7 +4064,7 @@
                 <w:b w:val="0"/>
                 <w:sz w:val="16"/>
               </w:rPr>
-              <w:t>from sklearn.compose import ColumnTransformer</w:t>
+              <w:t># Preprocessing and classifier as one estimator.</w:t>
             </w:r>
           </w:p>
           <w:p>
@@ -3985,7 +4087,7 @@
                 <w:b w:val="0"/>
                 <w:sz w:val="16"/>
               </w:rPr>
-              <w:t>from sklearn.linear_model import LogisticRegression</w:t>
+              <w:t>def build_pipeline(</w:t>
             </w:r>
           </w:p>
           <w:p>
@@ -4008,7 +4110,7 @@
                 <w:b w:val="0"/>
                 <w:sz w:val="16"/>
               </w:rPr>
-              <w:t>from sklearn.pipeline import Pipeline</w:t>
+              <w:t xml:space="preserve">    numeric: list[str],</w:t>
             </w:r>
           </w:p>
           <w:p>
@@ -4031,7 +4133,7 @@
                 <w:b w:val="0"/>
                 <w:sz w:val="16"/>
               </w:rPr>
-              <w:t>from sklearn.preprocessing import OneHotEncoder</w:t>
+              <w:t xml:space="preserve">    categorical: list[str],</w:t>
             </w:r>
           </w:p>
           <w:p>
@@ -4054,122 +4156,7 @@
                 <w:b w:val="0"/>
                 <w:sz w:val="16"/>
               </w:rPr>
-              <w:t xml:space="preserve"> </w:t>
-            </w:r>
-          </w:p>
-          <w:p>
-            <w:pPr>
-              <w:spacing w:before="0" w:after="0" w:line="240" w:lineRule="auto"/>
-              <w:ind w:left="567" w:hanging="567"/>
-            </w:pPr>
-            <w:r>
-              <w:rPr>
-                <w:rFonts w:ascii="Consolas" w:hAnsi="Consolas" w:eastAsia="Consolas"/>
-                <w:b w:val="0"/>
-                <w:color w:val="5B6875"/>
-                <w:sz w:val="16"/>
-              </w:rPr>
-              <w:t xml:space="preserve">   6  </w:t>
-            </w:r>
-            <w:r>
-              <w:rPr>
-                <w:rFonts w:ascii="Consolas" w:hAnsi="Consolas" w:eastAsia="Consolas"/>
-                <w:b w:val="0"/>
-                <w:sz w:val="16"/>
-              </w:rPr>
-              <w:t xml:space="preserve"> </w:t>
-            </w:r>
-          </w:p>
-          <w:p>
-            <w:pPr>
-              <w:spacing w:before="0" w:after="0" w:line="240" w:lineRule="auto"/>
-              <w:ind w:left="567" w:hanging="567"/>
-            </w:pPr>
-            <w:r>
-              <w:rPr>
-                <w:rFonts w:ascii="Consolas" w:hAnsi="Consolas" w:eastAsia="Consolas"/>
-                <w:b w:val="0"/>
-                <w:color w:val="5B6875"/>
-                <w:sz w:val="16"/>
-              </w:rPr>
-              <w:t xml:space="preserve">   7  </w:t>
-            </w:r>
-            <w:r>
-              <w:rPr>
-                <w:rFonts w:ascii="Consolas" w:hAnsi="Consolas" w:eastAsia="Consolas"/>
-                <w:b w:val="0"/>
-                <w:sz w:val="16"/>
-              </w:rPr>
-              <w:t>def build(categorical: list[str]) -&gt; Pipeline:</w:t>
-            </w:r>
-          </w:p>
-          <w:p>
-            <w:pPr>
-              <w:spacing w:before="0" w:after="0" w:line="240" w:lineRule="auto"/>
-              <w:ind w:left="567" w:hanging="567"/>
-            </w:pPr>
-            <w:r>
-              <w:rPr>
-                <w:rFonts w:ascii="Consolas" w:hAnsi="Consolas" w:eastAsia="Consolas"/>
-                <w:b w:val="0"/>
-                <w:color w:val="5B6875"/>
-                <w:sz w:val="16"/>
-              </w:rPr>
-              <w:t xml:space="preserve">   8  </w:t>
-            </w:r>
-            <w:r>
-              <w:rPr>
-                <w:rFonts w:ascii="Consolas" w:hAnsi="Consolas" w:eastAsia="Consolas"/>
-                <w:b w:val="0"/>
-                <w:sz w:val="16"/>
-              </w:rPr>
-              <w:t xml:space="preserve">    """Encode categorical columns and fit a classifier on every feature."""</w:t>
-            </w:r>
-          </w:p>
-          <w:p>
-            <w:pPr>
-              <w:spacing w:before="0" w:after="0" w:line="240" w:lineRule="auto"/>
-              <w:ind w:left="567" w:hanging="567"/>
-            </w:pPr>
-            <w:r>
-              <w:rPr>
-                <w:rFonts w:ascii="Consolas" w:hAnsi="Consolas" w:eastAsia="Consolas"/>
-                <w:b w:val="0"/>
-                <w:color w:val="5B6875"/>
-                <w:sz w:val="16"/>
-              </w:rPr>
-              <w:t xml:space="preserve">   9  </w:t>
-            </w:r>
-            <w:r>
-              <w:rPr>
-                <w:rFonts w:ascii="Consolas" w:hAnsi="Consolas" w:eastAsia="Consolas"/>
-                <w:b w:val="0"/>
-                <w:sz w:val="16"/>
-              </w:rPr>
-              <w:t xml:space="preserve">    prep = ColumnTransformer([("cat", OneHotEncoder(handle_unknown="ignore"), categorical)])</w:t>
-            </w:r>
-          </w:p>
-          <w:p>
-            <w:pPr>
-              <w:spacing w:before="0" w:after="0" w:line="240" w:lineRule="auto"/>
-              <w:ind w:left="567" w:hanging="567"/>
-            </w:pPr>
-            <w:r>
-              <w:rPr>
-                <w:rFonts w:ascii="Consolas" w:hAnsi="Consolas" w:eastAsia="Consolas"/>
-                <w:b w:val="0"/>
-                <w:color w:val="5B6875"/>
-                <w:sz w:val="16"/>
-              </w:rPr>
-              <w:t xml:space="preserve">  10  </w:t>
-            </w:r>
-            <w:r>
-              <w:rPr>
-                <w:rFonts w:ascii="Consolas" w:hAnsi="Consolas" w:eastAsia="Consolas"/>
-                <w:b w:val="0"/>
-                <w:sz w:val="16"/>
-              </w:rPr>
-              <w:t xml:space="preserve">    return Pipeline([("prep", prep), ("clf", LogisticRegression(max_iter=1000))])</w:t>
+              <w:t>) -&gt; Pipeline: ...</w:t>
             </w:r>
           </w:p>
         </w:tc>
@@ -4180,92 +4167,9 @@
       <w:r>
         <w:rPr>
           <w:b w:val="0"/>
-          <w:i/>
-        </w:rPr>
-        <w:t>Write down the line number of the bug. Then write the fix.</w:t>
-      </w:r>
-    </w:p>
-    <w:p>
-      <w:pPr>
-        <w:pStyle w:val="Heading4"/>
-      </w:pPr>
-      <w:r>
-        <w:t>Sources</w:t>
-      </w:r>
-    </w:p>
-    <w:p>
-      <w:pPr>
-        <w:pStyle w:val="ListBullet"/>
-      </w:pPr>
-      <w:r>
-        <w:rPr>
-          <w:b w:val="0"/>
-          <w:i w:val="0"/>
-        </w:rPr>
-        <w:t>In scikit-learn 1.8, OneHotEncoder defaults to handle_unknown="error" and ColumnTransformer to remainder="drop". (verified: scikit-learn 1.8 API reference; signatures checked on 1.8.0 and 1.9.1 in this repository.)</w:t>
-      </w:r>
-    </w:p>
-    <w:p>
-      <w:pPr>
-        <w:pStyle w:val="Heading3"/>
-      </w:pPr>
-      <w:r>
-        <w:t>B11-L3 Cross-validation and honest hyperparameter search</w:t>
-      </w:r>
-    </w:p>
-    <w:p>
-      <w:pPr>
-        <w:pStyle w:val="Heading4"/>
-      </w:pPr>
-      <w:r>
-        <w:t>Concept</w:t>
-      </w:r>
-    </w:p>
-    <w:p>
-      <w:r>
-        <w:rPr>
-          <w:b/>
-          <w:i w:val="0"/>
-        </w:rPr>
-        <w:t>Cross-validation</w:t>
-      </w:r>
-      <w:r>
-        <w:rPr>
-          <w:b w:val="0"/>
-          <w:i w:val="0"/>
-        </w:rPr>
-        <w:t xml:space="preserve"> (CV) splits the training data into k folds, trains on k - 1 and scores on the remaining one, k times. Report the </w:t>
-      </w:r>
-      <w:r>
-        <w:rPr>
-          <w:b/>
-          <w:i w:val="0"/>
-        </w:rPr>
-        <w:t>mean and the spread</w:t>
-      </w:r>
-      <w:r>
-        <w:rPr>
-          <w:b w:val="0"/>
-          <w:i w:val="0"/>
-        </w:rPr>
-        <w:t xml:space="preserve"> across folds. A mean AUC of 0.81 with fold scores from 0.70 to 0.90 is a less certain result than 0.81 with scores from 0.79 to 0.83.</w:t>
-      </w:r>
-    </w:p>
-    <w:p>
-      <w:r>
-        <w:rPr>
-          <w:rFonts w:ascii="Consolas" w:hAnsi="Consolas" w:eastAsia="Consolas"/>
-          <w:b w:val="0"/>
-          <w:sz w:val="19"/>
-        </w:rPr>
-        <w:t>cross_validate</w:t>
-      </w:r>
-      <w:r>
-        <w:rPr>
-          <w:b w:val="0"/>
-          <w:i w:val="0"/>
-        </w:rPr>
-        <w:t xml:space="preserve"> (scikit-learn 1.8) returns several metrics in one pass:</w:t>
+          <w:i w:val="0"/>
+        </w:rPr>
+        <w:t>Starter code:</w:t>
       </w:r>
     </w:p>
     <w:tbl>
@@ -4303,7 +4207,7 @@
                 <w:b w:val="0"/>
                 <w:sz w:val="16"/>
               </w:rPr>
-              <w:t>res = cross_validate(pipe, X, y, cv=StratifiedKFold(5, shuffle=True, random_state=7),</w:t>
+              <w:t>from sklearn.linear_model import LogisticRegression</w:t>
             </w:r>
           </w:p>
           <w:p>
@@ -4326,7 +4230,7 @@
                 <w:b w:val="0"/>
                 <w:sz w:val="16"/>
               </w:rPr>
-              <w:t xml:space="preserve">                     scoring=["roc_auc", "average_precision"])</w:t>
+              <w:t>from sklearn.pipeline import Pipeline</w:t>
             </w:r>
           </w:p>
           <w:p>
@@ -4349,7 +4253,76 @@
                 <w:b w:val="0"/>
                 <w:sz w:val="16"/>
               </w:rPr>
-              <w:t>res["test_roc_auc"].mean(), res["test_roc_auc"].std()</w:t>
+              <w:t xml:space="preserve"> </w:t>
+            </w:r>
+          </w:p>
+          <w:p>
+            <w:pPr>
+              <w:spacing w:before="0" w:after="0" w:line="240" w:lineRule="auto"/>
+              <w:ind w:left="567" w:hanging="567"/>
+            </w:pPr>
+            <w:r>
+              <w:rPr>
+                <w:rFonts w:ascii="Consolas" w:hAnsi="Consolas" w:eastAsia="Consolas"/>
+                <w:b w:val="0"/>
+                <w:color w:val="5B6875"/>
+                <w:sz w:val="16"/>
+              </w:rPr>
+              <w:t xml:space="preserve">   4  </w:t>
+            </w:r>
+            <w:r>
+              <w:rPr>
+                <w:rFonts w:ascii="Consolas" w:hAnsi="Consolas" w:eastAsia="Consolas"/>
+                <w:b w:val="0"/>
+                <w:sz w:val="16"/>
+              </w:rPr>
+              <w:t xml:space="preserve"> </w:t>
+            </w:r>
+          </w:p>
+          <w:p>
+            <w:pPr>
+              <w:spacing w:before="0" w:after="0" w:line="240" w:lineRule="auto"/>
+              <w:ind w:left="567" w:hanging="567"/>
+            </w:pPr>
+            <w:r>
+              <w:rPr>
+                <w:rFonts w:ascii="Consolas" w:hAnsi="Consolas" w:eastAsia="Consolas"/>
+                <w:b w:val="0"/>
+                <w:color w:val="5B6875"/>
+                <w:sz w:val="16"/>
+              </w:rPr>
+              <w:t xml:space="preserve">   5  </w:t>
+            </w:r>
+            <w:r>
+              <w:rPr>
+                <w:rFonts w:ascii="Consolas" w:hAnsi="Consolas" w:eastAsia="Consolas"/>
+                <w:b w:val="0"/>
+                <w:sz w:val="16"/>
+              </w:rPr>
+              <w:t>def build_pipeline(numeric, categorical):</w:t>
+            </w:r>
+          </w:p>
+          <w:p>
+            <w:pPr>
+              <w:spacing w:before="0" w:after="0" w:line="240" w:lineRule="auto"/>
+              <w:ind w:left="567" w:hanging="567"/>
+            </w:pPr>
+            <w:r>
+              <w:rPr>
+                <w:rFonts w:ascii="Consolas" w:hAnsi="Consolas" w:eastAsia="Consolas"/>
+                <w:b w:val="0"/>
+                <w:color w:val="5B6875"/>
+                <w:sz w:val="16"/>
+              </w:rPr>
+              <w:t xml:space="preserve">   6  </w:t>
+            </w:r>
+            <w:r>
+              <w:rPr>
+                <w:rFonts w:ascii="Consolas" w:hAnsi="Consolas" w:eastAsia="Consolas"/>
+                <w:b w:val="0"/>
+                <w:sz w:val="16"/>
+              </w:rPr>
+              <w:t xml:space="preserve">    return Pipeline([("clf", LogisticRegression())])</w:t>
             </w:r>
           </w:p>
         </w:tc>
@@ -4357,79 +4330,11 @@
     </w:tbl>
     <w:p/>
     <w:p>
-      <w:r>
-        <w:rPr>
-          <w:b/>
-          <w:i w:val="0"/>
-        </w:rPr>
-        <w:t>Hyperparameter search.</w:t>
-      </w:r>
-      <w:r>
-        <w:rPr>
-          <w:b w:val="0"/>
-          <w:i w:val="0"/>
-        </w:rPr>
-        <w:t xml:space="preserve"> </w:t>
-      </w:r>
-      <w:r>
-        <w:rPr>
-          <w:rFonts w:ascii="Consolas" w:hAnsi="Consolas" w:eastAsia="Consolas"/>
-          <w:b w:val="0"/>
-          <w:sz w:val="19"/>
-        </w:rPr>
-        <w:t>GridSearchCV</w:t>
-      </w:r>
-      <w:r>
-        <w:rPr>
-          <w:b w:val="0"/>
-          <w:i w:val="0"/>
-        </w:rPr>
-        <w:t xml:space="preserve"> or </w:t>
-      </w:r>
-      <w:r>
-        <w:rPr>
-          <w:rFonts w:ascii="Consolas" w:hAnsi="Consolas" w:eastAsia="Consolas"/>
-          <w:b w:val="0"/>
-          <w:sz w:val="19"/>
-        </w:rPr>
-        <w:t>RandomizedSearchCV</w:t>
-      </w:r>
-      <w:r>
-        <w:rPr>
-          <w:b w:val="0"/>
-          <w:i w:val="0"/>
-        </w:rPr>
-        <w:t xml:space="preserve"> tries settings and keeps the best by CV score. Inside a pipeline, name parameters as </w:t>
-      </w:r>
-      <w:r>
-        <w:rPr>
-          <w:rFonts w:ascii="Consolas" w:hAnsi="Consolas" w:eastAsia="Consolas"/>
-          <w:b w:val="0"/>
-          <w:sz w:val="19"/>
-        </w:rPr>
-        <w:t>step__param</w:t>
-      </w:r>
-      <w:r>
-        <w:rPr>
-          <w:b w:val="0"/>
-          <w:i w:val="0"/>
-        </w:rPr>
-        <w:t xml:space="preserve">: </w:t>
-      </w:r>
-      <w:r>
-        <w:rPr>
-          <w:rFonts w:ascii="Consolas" w:hAnsi="Consolas" w:eastAsia="Consolas"/>
-          <w:b w:val="0"/>
-          <w:sz w:val="19"/>
-        </w:rPr>
-        <w:t>{"clf__C": [0.01, 0.1, 1, 10]}</w:t>
-      </w:r>
-      <w:r>
-        <w:rPr>
-          <w:b w:val="0"/>
-          <w:i w:val="0"/>
-        </w:rPr>
-        <w:t>.</w:t>
+      <w:pPr>
+        <w:pStyle w:val="Heading5"/>
+      </w:pPr>
+      <w:r>
+        <w:t>Exercise 5. Spot the bug (level 4)</w:t>
       </w:r>
     </w:p>
     <w:p>
@@ -4438,7 +4343,7 @@
           <w:b w:val="0"/>
           <w:i w:val="0"/>
         </w:rPr>
-        <w:t xml:space="preserve">The catch: </w:t>
+        <w:t xml:space="preserve">The model ignores </w:t>
       </w:r>
       <w:r>
         <w:rPr>
@@ -4446,108 +4351,14 @@
           <w:b w:val="0"/>
           <w:sz w:val="19"/>
         </w:rPr>
-        <w:t>best_score_</w:t>
-      </w:r>
-      <w:r>
-        <w:rPr>
-          <w:b w:val="0"/>
-          <w:i w:val="0"/>
-        </w:rPr>
-        <w:t xml:space="preserve"> is the </w:t>
-      </w:r>
-      <w:r>
-        <w:rPr>
-          <w:b/>
-          <w:i w:val="0"/>
-        </w:rPr>
-        <w:t>best of many tries</w:t>
-      </w:r>
-      <w:r>
-        <w:rPr>
-          <w:b w:val="0"/>
-          <w:i w:val="0"/>
-        </w:rPr>
-        <w:t xml:space="preserve"> on the same folds. It is optimistic, for the same reason as picking a model on the test set (lesson B11-L1). A simulation in this course's build: 20 datasets of pure noise, a k-nearest-neighbours grid of 60 settings. The mean </w:t>
-      </w:r>
-      <w:r>
-        <w:rPr>
-          <w:rFonts w:ascii="Consolas" w:hAnsi="Consolas" w:eastAsia="Consolas"/>
-          <w:b w:val="0"/>
-          <w:sz w:val="19"/>
-        </w:rPr>
-        <w:t>best_score_</w:t>
-      </w:r>
-      <w:r>
-        <w:rPr>
-          <w:b w:val="0"/>
-          <w:i w:val="0"/>
-        </w:rPr>
-        <w:t xml:space="preserve"> was </w:t>
-      </w:r>
-      <w:r>
-        <w:rPr>
-          <w:b/>
-          <w:i w:val="0"/>
-        </w:rPr>
-        <w:t>0.598</w:t>
-      </w:r>
-      <w:r>
-        <w:rPr>
-          <w:b w:val="0"/>
-          <w:i w:val="0"/>
-        </w:rPr>
-        <w:t xml:space="preserve"> accuracy. The honest estimate was </w:t>
-      </w:r>
-      <w:r>
-        <w:rPr>
-          <w:b/>
-          <w:i w:val="0"/>
-        </w:rPr>
-        <w:t>0.515</w:t>
-      </w:r>
-      <w:r>
-        <w:rPr>
-          <w:b w:val="0"/>
-          <w:i w:val="0"/>
-        </w:rPr>
-        <w:t>.</w:t>
-      </w:r>
-    </w:p>
-    <w:p>
-      <w:r>
-        <w:rPr>
-          <w:b w:val="0"/>
-          <w:i w:val="0"/>
-        </w:rPr>
-        <w:t xml:space="preserve">Get the honest estimate with </w:t>
-      </w:r>
-      <w:r>
-        <w:rPr>
-          <w:b/>
-          <w:i w:val="0"/>
-        </w:rPr>
-        <w:t>nested CV</w:t>
-      </w:r>
-      <w:r>
-        <w:rPr>
-          <w:b w:val="0"/>
-          <w:i w:val="0"/>
-        </w:rPr>
-        <w:t xml:space="preserve">: an outer CV loop scores the </w:t>
-      </w:r>
-      <w:r>
-        <w:rPr>
-          <w:b/>
-          <w:i w:val="0"/>
-        </w:rPr>
-        <w:t>whole search</w:t>
-      </w:r>
-      <w:r>
-        <w:rPr>
-          <w:b w:val="0"/>
-          <w:i w:val="0"/>
-        </w:rPr>
-        <w:t xml:space="preserve"> as if it were one model.</w:t>
+        <w:t>tenure</w:t>
+      </w:r>
+      <w:r>
+        <w:rPr>
+          <w:b w:val="0"/>
+          <w:i w:val="0"/>
+        </w:rPr>
+        <w:t>, although it is the strongest predictor in exploration. Tap the line that causes it, and fix the function.</w:t>
       </w:r>
     </w:p>
     <w:tbl>
@@ -4585,7 +4396,7 @@
                 <w:b w:val="0"/>
                 <w:sz w:val="16"/>
               </w:rPr>
-              <w:t>search = GridSearchCV(pipe, grid, cv=inner, scoring="roc_auc")</w:t>
+              <w:t>from sklearn.compose import ColumnTransformer</w:t>
             </w:r>
           </w:p>
           <w:p>
@@ -4608,7 +4419,191 @@
                 <w:b w:val="0"/>
                 <w:sz w:val="16"/>
               </w:rPr>
-              <w:t>honest = cross_val_score(search, X, y, cv=outer, scoring="roc_auc")</w:t>
+              <w:t>from sklearn.linear_model import LogisticRegression</w:t>
+            </w:r>
+          </w:p>
+          <w:p>
+            <w:pPr>
+              <w:spacing w:before="0" w:after="0" w:line="240" w:lineRule="auto"/>
+              <w:ind w:left="567" w:hanging="567"/>
+            </w:pPr>
+            <w:r>
+              <w:rPr>
+                <w:rFonts w:ascii="Consolas" w:hAnsi="Consolas" w:eastAsia="Consolas"/>
+                <w:b w:val="0"/>
+                <w:color w:val="5B6875"/>
+                <w:sz w:val="16"/>
+              </w:rPr>
+              <w:t xml:space="preserve">   3  </w:t>
+            </w:r>
+            <w:r>
+              <w:rPr>
+                <w:rFonts w:ascii="Consolas" w:hAnsi="Consolas" w:eastAsia="Consolas"/>
+                <w:b w:val="0"/>
+                <w:sz w:val="16"/>
+              </w:rPr>
+              <w:t>from sklearn.pipeline import Pipeline</w:t>
+            </w:r>
+          </w:p>
+          <w:p>
+            <w:pPr>
+              <w:spacing w:before="0" w:after="0" w:line="240" w:lineRule="auto"/>
+              <w:ind w:left="567" w:hanging="567"/>
+            </w:pPr>
+            <w:r>
+              <w:rPr>
+                <w:rFonts w:ascii="Consolas" w:hAnsi="Consolas" w:eastAsia="Consolas"/>
+                <w:b w:val="0"/>
+                <w:color w:val="5B6875"/>
+                <w:sz w:val="16"/>
+              </w:rPr>
+              <w:t xml:space="preserve">   4  </w:t>
+            </w:r>
+            <w:r>
+              <w:rPr>
+                <w:rFonts w:ascii="Consolas" w:hAnsi="Consolas" w:eastAsia="Consolas"/>
+                <w:b w:val="0"/>
+                <w:sz w:val="16"/>
+              </w:rPr>
+              <w:t>from sklearn.preprocessing import OneHotEncoder</w:t>
+            </w:r>
+          </w:p>
+          <w:p>
+            <w:pPr>
+              <w:spacing w:before="0" w:after="0" w:line="240" w:lineRule="auto"/>
+              <w:ind w:left="567" w:hanging="567"/>
+            </w:pPr>
+            <w:r>
+              <w:rPr>
+                <w:rFonts w:ascii="Consolas" w:hAnsi="Consolas" w:eastAsia="Consolas"/>
+                <w:b w:val="0"/>
+                <w:color w:val="5B6875"/>
+                <w:sz w:val="16"/>
+              </w:rPr>
+              <w:t xml:space="preserve">   5  </w:t>
+            </w:r>
+            <w:r>
+              <w:rPr>
+                <w:rFonts w:ascii="Consolas" w:hAnsi="Consolas" w:eastAsia="Consolas"/>
+                <w:b w:val="0"/>
+                <w:sz w:val="16"/>
+              </w:rPr>
+              <w:t xml:space="preserve"> </w:t>
+            </w:r>
+          </w:p>
+          <w:p>
+            <w:pPr>
+              <w:spacing w:before="0" w:after="0" w:line="240" w:lineRule="auto"/>
+              <w:ind w:left="567" w:hanging="567"/>
+            </w:pPr>
+            <w:r>
+              <w:rPr>
+                <w:rFonts w:ascii="Consolas" w:hAnsi="Consolas" w:eastAsia="Consolas"/>
+                <w:b w:val="0"/>
+                <w:color w:val="5B6875"/>
+                <w:sz w:val="16"/>
+              </w:rPr>
+              <w:t xml:space="preserve">   6  </w:t>
+            </w:r>
+            <w:r>
+              <w:rPr>
+                <w:rFonts w:ascii="Consolas" w:hAnsi="Consolas" w:eastAsia="Consolas"/>
+                <w:b w:val="0"/>
+                <w:sz w:val="16"/>
+              </w:rPr>
+              <w:t xml:space="preserve"> </w:t>
+            </w:r>
+          </w:p>
+          <w:p>
+            <w:pPr>
+              <w:spacing w:before="0" w:after="0" w:line="240" w:lineRule="auto"/>
+              <w:ind w:left="567" w:hanging="567"/>
+            </w:pPr>
+            <w:r>
+              <w:rPr>
+                <w:rFonts w:ascii="Consolas" w:hAnsi="Consolas" w:eastAsia="Consolas"/>
+                <w:b w:val="0"/>
+                <w:color w:val="5B6875"/>
+                <w:sz w:val="16"/>
+              </w:rPr>
+              <w:t xml:space="preserve">   7  </w:t>
+            </w:r>
+            <w:r>
+              <w:rPr>
+                <w:rFonts w:ascii="Consolas" w:hAnsi="Consolas" w:eastAsia="Consolas"/>
+                <w:b w:val="0"/>
+                <w:sz w:val="16"/>
+              </w:rPr>
+              <w:t>def build(categorical: list[str]) -&gt; Pipeline:</w:t>
+            </w:r>
+          </w:p>
+          <w:p>
+            <w:pPr>
+              <w:spacing w:before="0" w:after="0" w:line="240" w:lineRule="auto"/>
+              <w:ind w:left="567" w:hanging="567"/>
+            </w:pPr>
+            <w:r>
+              <w:rPr>
+                <w:rFonts w:ascii="Consolas" w:hAnsi="Consolas" w:eastAsia="Consolas"/>
+                <w:b w:val="0"/>
+                <w:color w:val="5B6875"/>
+                <w:sz w:val="16"/>
+              </w:rPr>
+              <w:t xml:space="preserve">   8  </w:t>
+            </w:r>
+            <w:r>
+              <w:rPr>
+                <w:rFonts w:ascii="Consolas" w:hAnsi="Consolas" w:eastAsia="Consolas"/>
+                <w:b w:val="0"/>
+                <w:sz w:val="16"/>
+              </w:rPr>
+              <w:t xml:space="preserve">    """Encode categorical columns and fit a classifier on every feature."""</w:t>
+            </w:r>
+          </w:p>
+          <w:p>
+            <w:pPr>
+              <w:spacing w:before="0" w:after="0" w:line="240" w:lineRule="auto"/>
+              <w:ind w:left="567" w:hanging="567"/>
+            </w:pPr>
+            <w:r>
+              <w:rPr>
+                <w:rFonts w:ascii="Consolas" w:hAnsi="Consolas" w:eastAsia="Consolas"/>
+                <w:b w:val="0"/>
+                <w:color w:val="5B6875"/>
+                <w:sz w:val="16"/>
+              </w:rPr>
+              <w:t xml:space="preserve">   9  </w:t>
+            </w:r>
+            <w:r>
+              <w:rPr>
+                <w:rFonts w:ascii="Consolas" w:hAnsi="Consolas" w:eastAsia="Consolas"/>
+                <w:b w:val="0"/>
+                <w:sz w:val="16"/>
+              </w:rPr>
+              <w:t xml:space="preserve">    prep = ColumnTransformer([("cat", OneHotEncoder(handle_unknown="ignore"), categorical)])</w:t>
+            </w:r>
+          </w:p>
+          <w:p>
+            <w:pPr>
+              <w:spacing w:before="0" w:after="0" w:line="240" w:lineRule="auto"/>
+              <w:ind w:left="567" w:hanging="567"/>
+            </w:pPr>
+            <w:r>
+              <w:rPr>
+                <w:rFonts w:ascii="Consolas" w:hAnsi="Consolas" w:eastAsia="Consolas"/>
+                <w:b w:val="0"/>
+                <w:color w:val="5B6875"/>
+                <w:sz w:val="16"/>
+              </w:rPr>
+              <w:t xml:space="preserve">  10  </w:t>
+            </w:r>
+            <w:r>
+              <w:rPr>
+                <w:rFonts w:ascii="Consolas" w:hAnsi="Consolas" w:eastAsia="Consolas"/>
+                <w:b w:val="0"/>
+                <w:sz w:val="16"/>
+              </w:rPr>
+              <w:t xml:space="preserve">    return Pipeline([("prep", prep), ("clf", LogisticRegression(max_iter=1000))])</w:t>
             </w:r>
           </w:p>
         </w:tc>
@@ -4619,18 +4614,17 @@
       <w:r>
         <w:rPr>
           <w:b w:val="0"/>
-          <w:i w:val="0"/>
-        </w:rPr>
-        <w:t>Or keep a held-out test set that the search never sees, and score the refitted best model on it once.</w:t>
+          <w:i/>
+        </w:rPr>
+        <w:t>Write down the line number of the bug. Then write the fix.</w:t>
       </w:r>
     </w:p>
     <w:p>
-      <w:r>
-        <w:rPr>
-          <w:b w:val="0"/>
-          <w:i w:val="0"/>
-        </w:rPr>
-        <w:t>Practical rules:</w:t>
+      <w:pPr>
+        <w:pStyle w:val="Heading4"/>
+      </w:pPr>
+      <w:r>
+        <w:t>Sources</w:t>
       </w:r>
     </w:p>
     <w:p>
@@ -4642,73 +4636,15 @@
           <w:b w:val="0"/>
           <w:i w:val="0"/>
         </w:rPr>
-        <w:t xml:space="preserve">Fix </w:t>
-      </w:r>
-      <w:r>
-        <w:rPr>
-          <w:rFonts w:ascii="Consolas" w:hAnsi="Consolas" w:eastAsia="Consolas"/>
-          <w:b w:val="0"/>
-          <w:sz w:val="19"/>
-        </w:rPr>
-        <w:t>random_state</w:t>
-      </w:r>
-      <w:r>
-        <w:rPr>
-          <w:b w:val="0"/>
-          <w:i w:val="0"/>
-        </w:rPr>
-        <w:t xml:space="preserve"> in every splitter, so reruns compare like with like.</w:t>
+        <w:t>In scikit-learn 1.8, OneHotEncoder defaults to handle_unknown="error" and ColumnTransformer to remainder="drop". (verified: scikit-learn 1.8 API reference; signatures checked on 1.8.0 and 1.9.1 in this repository.)</w:t>
       </w:r>
     </w:p>
     <w:p>
       <w:pPr>
-        <w:pStyle w:val="ListBullet"/>
+        <w:pStyle w:val="Heading3"/>
       </w:pPr>
       <w:r>
-        <w:rPr>
-          <w:b w:val="0"/>
-          <w:i w:val="0"/>
-        </w:rPr>
-        <w:t>Search on a log scale for regularisation strengths: 0.001, 0.01, 0.1, 1, 10.</w:t>
-      </w:r>
-    </w:p>
-    <w:p>
-      <w:pPr>
-        <w:pStyle w:val="ListBullet"/>
-      </w:pPr>
-      <w:r>
-        <w:rPr>
-          <w:b w:val="0"/>
-          <w:i w:val="0"/>
-        </w:rPr>
-        <w:t xml:space="preserve">Prefer </w:t>
-      </w:r>
-      <w:r>
-        <w:rPr>
-          <w:rFonts w:ascii="Consolas" w:hAnsi="Consolas" w:eastAsia="Consolas"/>
-          <w:b w:val="0"/>
-          <w:sz w:val="19"/>
-        </w:rPr>
-        <w:t>RandomizedSearchCV</w:t>
-      </w:r>
-      <w:r>
-        <w:rPr>
-          <w:b w:val="0"/>
-          <w:i w:val="0"/>
-        </w:rPr>
-        <w:t xml:space="preserve"> when the grid has more than about 50 combinations.</w:t>
-      </w:r>
-    </w:p>
-    <w:p>
-      <w:pPr>
-        <w:pStyle w:val="ListBullet"/>
-      </w:pPr>
-      <w:r>
-        <w:rPr>
-          <w:b w:val="0"/>
-          <w:i w:val="0"/>
-        </w:rPr>
-        <w:t>Report the chosen settings, the honest score and the fold spread in the run log.</w:t>
+        <w:t>B11-L3 Cross-validation and honest hyperparameter search</w:t>
       </w:r>
     </w:p>
     <w:p>
@@ -4716,39 +4652,54 @@
         <w:pStyle w:val="Heading4"/>
       </w:pPr>
       <w:r>
-        <w:t>Why it matters</w:t>
+        <w:t>Concept</w:t>
       </w:r>
     </w:p>
     <w:p>
       <w:r>
         <w:rPr>
-          <w:b w:val="0"/>
-          <w:i w:val="0"/>
-        </w:rPr>
-        <w:t xml:space="preserve">A team compared 300 configurations of a gradient-boosted model and reported the top </w:t>
-      </w:r>
-      <w:r>
-        <w:rPr>
-          <w:rFonts w:ascii="Consolas" w:hAnsi="Consolas" w:eastAsia="Consolas"/>
-          <w:b w:val="0"/>
-          <w:sz w:val="19"/>
-        </w:rPr>
-        <w:t>best_score_</w:t>
-      </w:r>
-      <w:r>
-        <w:rPr>
-          <w:b w:val="0"/>
-          <w:i w:val="0"/>
-        </w:rPr>
-        <w:t>, AUC 0.842, to the client as expected performance. The model went live and scored 0.80 over the first quarter. Nothing had drifted. The 0.842 had been the luckiest of 300 draws on the same five folds. A nested CV estimate of 0.80 would have set the right expectation from the start.</w:t>
+          <w:b/>
+          <w:i w:val="0"/>
+        </w:rPr>
+        <w:t>Cross-validation</w:t>
+      </w:r>
+      <w:r>
+        <w:rPr>
+          <w:b w:val="0"/>
+          <w:i w:val="0"/>
+        </w:rPr>
+        <w:t xml:space="preserve"> (CV) splits the training data into k folds, trains on k - 1 and scores on the remaining one, k times. Report the </w:t>
+      </w:r>
+      <w:r>
+        <w:rPr>
+          <w:b/>
+          <w:i w:val="0"/>
+        </w:rPr>
+        <w:t>mean and the spread</w:t>
+      </w:r>
+      <w:r>
+        <w:rPr>
+          <w:b w:val="0"/>
+          <w:i w:val="0"/>
+        </w:rPr>
+        <w:t xml:space="preserve"> across folds. A mean AUC of 0.81 with fold scores from 0.70 to 0.90 is a less certain result than 0.81 with scores from 0.79 to 0.83.</w:t>
       </w:r>
     </w:p>
     <w:p>
-      <w:pPr>
-        <w:pStyle w:val="Heading4"/>
-      </w:pPr>
-      <w:r>
-        <w:t>Worked example: weak code</w:t>
+      <w:r>
+        <w:rPr>
+          <w:rFonts w:ascii="Consolas" w:hAnsi="Consolas" w:eastAsia="Consolas"/>
+          <w:b w:val="0"/>
+          <w:sz w:val="19"/>
+        </w:rPr>
+        <w:t>cross_validate</w:t>
+      </w:r>
+      <w:r>
+        <w:rPr>
+          <w:b w:val="0"/>
+          <w:i w:val="0"/>
+        </w:rPr>
+        <w:t xml:space="preserve"> (scikit-learn 1.8) returns several metrics in one pass:</w:t>
       </w:r>
     </w:p>
     <w:tbl>
@@ -4774,19 +4725,19 @@
             <w:r>
               <w:rPr>
                 <w:rFonts w:ascii="Consolas" w:hAnsi="Consolas" w:eastAsia="Consolas"/>
-                <w:b/>
+                <w:b w:val="0"/>
                 <w:color w:val="5B6875"/>
                 <w:sz w:val="16"/>
               </w:rPr>
-              <w:t xml:space="preserve"> [1]  </w:t>
-            </w:r>
-            <w:r>
-              <w:rPr>
-                <w:rFonts w:ascii="Consolas" w:hAnsi="Consolas" w:eastAsia="Consolas"/>
-                <w:b w:val="0"/>
-                <w:sz w:val="16"/>
-              </w:rPr>
-              <w:t>search = GridSearchCV(pipe, {"clf__C": [0.001, 0.01, 0.1, 1, 10, 100]}, cv=5)</w:t>
+              <w:t xml:space="preserve">   1  </w:t>
+            </w:r>
+            <w:r>
+              <w:rPr>
+                <w:rFonts w:ascii="Consolas" w:hAnsi="Consolas" w:eastAsia="Consolas"/>
+                <w:b w:val="0"/>
+                <w:sz w:val="16"/>
+              </w:rPr>
+              <w:t>res = cross_validate(pipe, X, y, cv=StratifiedKFold(5, shuffle=True, random_state=7),</w:t>
             </w:r>
           </w:p>
           <w:p>
@@ -4809,7 +4760,7 @@
                 <w:b w:val="0"/>
                 <w:sz w:val="16"/>
               </w:rPr>
-              <w:t>search.fit(X, y)</w:t>
+              <w:t xml:space="preserve">                     scoring=["roc_auc", "average_precision"])</w:t>
             </w:r>
           </w:p>
           <w:p>
@@ -4820,66 +4771,217 @@
             <w:r>
               <w:rPr>
                 <w:rFonts w:ascii="Consolas" w:hAnsi="Consolas" w:eastAsia="Consolas"/>
-                <w:b/>
+                <w:b w:val="0"/>
                 <w:color w:val="5B6875"/>
                 <w:sz w:val="16"/>
               </w:rPr>
-              <w:t xml:space="preserve"> [2]  </w:t>
-            </w:r>
-            <w:r>
-              <w:rPr>
-                <w:rFonts w:ascii="Consolas" w:hAnsi="Consolas" w:eastAsia="Consolas"/>
-                <w:b w:val="0"/>
-                <w:sz w:val="16"/>
-              </w:rPr>
-              <w:t>print("expected AUC", search.best_score_)</w:t>
+              <w:t xml:space="preserve">   3  </w:t>
+            </w:r>
+            <w:r>
+              <w:rPr>
+                <w:rFonts w:ascii="Consolas" w:hAnsi="Consolas" w:eastAsia="Consolas"/>
+                <w:b w:val="0"/>
+                <w:sz w:val="16"/>
+              </w:rPr>
+              <w:t>res["test_roc_auc"].mean(), res["test_roc_auc"].std()</w:t>
             </w:r>
           </w:p>
         </w:tc>
       </w:tr>
     </w:tbl>
+    <w:p/>
     <w:p>
-      <w:pPr>
-        <w:pStyle w:val="ListNumber"/>
-      </w:pPr>
       <w:r>
         <w:rPr>
           <w:b/>
-        </w:rPr>
-        <w:t xml:space="preserve">Line 1. </w:t>
-      </w:r>
-      <w:r>
-        <w:rPr>
-          <w:b w:val="0"/>
-          <w:i w:val="0"/>
-        </w:rPr>
-        <w:t>Default scoring is accuracy for classifiers, not the AUC being reported.</w:t>
+          <w:i w:val="0"/>
+        </w:rPr>
+        <w:t>Hyperparameter search.</w:t>
+      </w:r>
+      <w:r>
+        <w:rPr>
+          <w:b w:val="0"/>
+          <w:i w:val="0"/>
+        </w:rPr>
+        <w:t xml:space="preserve"> </w:t>
+      </w:r>
+      <w:r>
+        <w:rPr>
+          <w:rFonts w:ascii="Consolas" w:hAnsi="Consolas" w:eastAsia="Consolas"/>
+          <w:b w:val="0"/>
+          <w:sz w:val="19"/>
+        </w:rPr>
+        <w:t>GridSearchCV</w:t>
+      </w:r>
+      <w:r>
+        <w:rPr>
+          <w:b w:val="0"/>
+          <w:i w:val="0"/>
+        </w:rPr>
+        <w:t xml:space="preserve"> or </w:t>
+      </w:r>
+      <w:r>
+        <w:rPr>
+          <w:rFonts w:ascii="Consolas" w:hAnsi="Consolas" w:eastAsia="Consolas"/>
+          <w:b w:val="0"/>
+          <w:sz w:val="19"/>
+        </w:rPr>
+        <w:t>RandomizedSearchCV</w:t>
+      </w:r>
+      <w:r>
+        <w:rPr>
+          <w:b w:val="0"/>
+          <w:i w:val="0"/>
+        </w:rPr>
+        <w:t xml:space="preserve"> tries settings and keeps the best by CV score. Inside a pipeline, name parameters as </w:t>
+      </w:r>
+      <w:r>
+        <w:rPr>
+          <w:rFonts w:ascii="Consolas" w:hAnsi="Consolas" w:eastAsia="Consolas"/>
+          <w:b w:val="0"/>
+          <w:sz w:val="19"/>
+        </w:rPr>
+        <w:t>step__param</w:t>
+      </w:r>
+      <w:r>
+        <w:rPr>
+          <w:b w:val="0"/>
+          <w:i w:val="0"/>
+        </w:rPr>
+        <w:t xml:space="preserve">: </w:t>
+      </w:r>
+      <w:r>
+        <w:rPr>
+          <w:rFonts w:ascii="Consolas" w:hAnsi="Consolas" w:eastAsia="Consolas"/>
+          <w:b w:val="0"/>
+          <w:sz w:val="19"/>
+        </w:rPr>
+        <w:t>{"clf__C": [0.01, 0.1, 1, 10]}</w:t>
+      </w:r>
+      <w:r>
+        <w:rPr>
+          <w:b w:val="0"/>
+          <w:i w:val="0"/>
+        </w:rPr>
+        <w:t>.</w:t>
       </w:r>
     </w:p>
     <w:p>
-      <w:pPr>
-        <w:pStyle w:val="ListNumber"/>
-      </w:pPr>
+      <w:r>
+        <w:rPr>
+          <w:b w:val="0"/>
+          <w:i w:val="0"/>
+        </w:rPr>
+        <w:t xml:space="preserve">The catch: </w:t>
+      </w:r>
+      <w:r>
+        <w:rPr>
+          <w:rFonts w:ascii="Consolas" w:hAnsi="Consolas" w:eastAsia="Consolas"/>
+          <w:b w:val="0"/>
+          <w:sz w:val="19"/>
+        </w:rPr>
+        <w:t>best_score_</w:t>
+      </w:r>
+      <w:r>
+        <w:rPr>
+          <w:b w:val="0"/>
+          <w:i w:val="0"/>
+        </w:rPr>
+        <w:t xml:space="preserve"> is the </w:t>
+      </w:r>
       <w:r>
         <w:rPr>
           <w:b/>
-        </w:rPr>
-        <w:t xml:space="preserve">Line 3. </w:t>
-      </w:r>
-      <w:r>
-        <w:rPr>
-          <w:b w:val="0"/>
-          <w:i w:val="0"/>
-        </w:rPr>
-        <w:t>The best of several tries on the same folds: optimistic, and the wrong metric.</w:t>
+          <w:i w:val="0"/>
+        </w:rPr>
+        <w:t>best of many tries</w:t>
+      </w:r>
+      <w:r>
+        <w:rPr>
+          <w:b w:val="0"/>
+          <w:i w:val="0"/>
+        </w:rPr>
+        <w:t xml:space="preserve"> on the same folds. It is optimistic, for the same reason as picking a model on the test set (lesson B11-L1). A simulation in this course's build: 20 datasets of pure noise, a k-nearest-neighbours grid of 60 settings. The mean </w:t>
+      </w:r>
+      <w:r>
+        <w:rPr>
+          <w:rFonts w:ascii="Consolas" w:hAnsi="Consolas" w:eastAsia="Consolas"/>
+          <w:b w:val="0"/>
+          <w:sz w:val="19"/>
+        </w:rPr>
+        <w:t>best_score_</w:t>
+      </w:r>
+      <w:r>
+        <w:rPr>
+          <w:b w:val="0"/>
+          <w:i w:val="0"/>
+        </w:rPr>
+        <w:t xml:space="preserve"> was </w:t>
+      </w:r>
+      <w:r>
+        <w:rPr>
+          <w:b/>
+          <w:i w:val="0"/>
+        </w:rPr>
+        <w:t>0.598</w:t>
+      </w:r>
+      <w:r>
+        <w:rPr>
+          <w:b w:val="0"/>
+          <w:i w:val="0"/>
+        </w:rPr>
+        <w:t xml:space="preserve"> accuracy. The honest estimate was </w:t>
+      </w:r>
+      <w:r>
+        <w:rPr>
+          <w:b/>
+          <w:i w:val="0"/>
+        </w:rPr>
+        <w:t>0.515</w:t>
+      </w:r>
+      <w:r>
+        <w:rPr>
+          <w:b w:val="0"/>
+          <w:i w:val="0"/>
+        </w:rPr>
+        <w:t>.</w:t>
       </w:r>
     </w:p>
     <w:p>
-      <w:pPr>
-        <w:pStyle w:val="Heading4"/>
-      </w:pPr>
-      <w:r>
-        <w:t>Worked example: strong code</w:t>
+      <w:r>
+        <w:rPr>
+          <w:b w:val="0"/>
+          <w:i w:val="0"/>
+        </w:rPr>
+        <w:t xml:space="preserve">Get the honest estimate with </w:t>
+      </w:r>
+      <w:r>
+        <w:rPr>
+          <w:b/>
+          <w:i w:val="0"/>
+        </w:rPr>
+        <w:t>nested CV</w:t>
+      </w:r>
+      <w:r>
+        <w:rPr>
+          <w:b w:val="0"/>
+          <w:i w:val="0"/>
+        </w:rPr>
+        <w:t xml:space="preserve">: an outer CV loop scores the </w:t>
+      </w:r>
+      <w:r>
+        <w:rPr>
+          <w:b/>
+          <w:i w:val="0"/>
+        </w:rPr>
+        <w:t>whole search</w:t>
+      </w:r>
+      <w:r>
+        <w:rPr>
+          <w:b w:val="0"/>
+          <w:i w:val="0"/>
+        </w:rPr>
+        <w:t xml:space="preserve"> as if it were one model.</w:t>
       </w:r>
     </w:p>
     <w:tbl>
@@ -4917,7 +5019,7 @@
                 <w:b w:val="0"/>
                 <w:sz w:val="16"/>
               </w:rPr>
-              <w:t>import numpy as np</w:t>
+              <w:t>search = GridSearchCV(pipe, grid, cv=inner, scoring="roc_auc")</w:t>
             </w:r>
           </w:p>
           <w:p>
@@ -4940,262 +5042,107 @@
                 <w:b w:val="0"/>
                 <w:sz w:val="16"/>
               </w:rPr>
-              <w:t>from sklearn.model_selection import GridSearchCV, StratifiedKFold, cross_val_score</w:t>
-            </w:r>
-          </w:p>
-          <w:p>
-            <w:pPr>
-              <w:spacing w:before="0" w:after="0" w:line="240" w:lineRule="auto"/>
-              <w:ind w:left="567" w:hanging="567"/>
-            </w:pPr>
-            <w:r>
-              <w:rPr>
-                <w:rFonts w:ascii="Consolas" w:hAnsi="Consolas" w:eastAsia="Consolas"/>
-                <w:b w:val="0"/>
-                <w:color w:val="5B6875"/>
-                <w:sz w:val="16"/>
-              </w:rPr>
-              <w:t xml:space="preserve">   3  </w:t>
-            </w:r>
-            <w:r>
-              <w:rPr>
-                <w:rFonts w:ascii="Consolas" w:hAnsi="Consolas" w:eastAsia="Consolas"/>
-                <w:b w:val="0"/>
-                <w:sz w:val="16"/>
-              </w:rPr>
-              <w:t>from sklearn.pipeline import Pipeline</w:t>
-            </w:r>
-          </w:p>
-          <w:p>
-            <w:pPr>
-              <w:spacing w:before="0" w:after="0" w:line="240" w:lineRule="auto"/>
-              <w:ind w:left="567" w:hanging="567"/>
-            </w:pPr>
-            <w:r>
-              <w:rPr>
-                <w:rFonts w:ascii="Consolas" w:hAnsi="Consolas" w:eastAsia="Consolas"/>
-                <w:b w:val="0"/>
-                <w:color w:val="5B6875"/>
-                <w:sz w:val="16"/>
-              </w:rPr>
-              <w:t xml:space="preserve">   4  </w:t>
-            </w:r>
-            <w:r>
-              <w:rPr>
-                <w:rFonts w:ascii="Consolas" w:hAnsi="Consolas" w:eastAsia="Consolas"/>
-                <w:b w:val="0"/>
-                <w:sz w:val="16"/>
-              </w:rPr>
-              <w:t xml:space="preserve"> </w:t>
-            </w:r>
-          </w:p>
-          <w:p>
-            <w:pPr>
-              <w:spacing w:before="0" w:after="0" w:line="240" w:lineRule="auto"/>
-              <w:ind w:left="567" w:hanging="567"/>
-            </w:pPr>
-            <w:r>
-              <w:rPr>
-                <w:rFonts w:ascii="Consolas" w:hAnsi="Consolas" w:eastAsia="Consolas"/>
-                <w:b w:val="0"/>
-                <w:color w:val="5B6875"/>
-                <w:sz w:val="16"/>
-              </w:rPr>
-              <w:t xml:space="preserve">   5  </w:t>
-            </w:r>
-            <w:r>
-              <w:rPr>
-                <w:rFonts w:ascii="Consolas" w:hAnsi="Consolas" w:eastAsia="Consolas"/>
-                <w:b w:val="0"/>
-                <w:sz w:val="16"/>
-              </w:rPr>
-              <w:t xml:space="preserve"> </w:t>
-            </w:r>
-          </w:p>
-          <w:p>
-            <w:pPr>
-              <w:spacing w:before="0" w:after="0" w:line="240" w:lineRule="auto"/>
-              <w:ind w:left="567" w:hanging="567"/>
-            </w:pPr>
-            <w:r>
-              <w:rPr>
-                <w:rFonts w:ascii="Consolas" w:hAnsi="Consolas" w:eastAsia="Consolas"/>
-                <w:b w:val="0"/>
-                <w:color w:val="5B6875"/>
-                <w:sz w:val="16"/>
-              </w:rPr>
-              <w:t xml:space="preserve">   6  </w:t>
-            </w:r>
-            <w:r>
-              <w:rPr>
-                <w:rFonts w:ascii="Consolas" w:hAnsi="Consolas" w:eastAsia="Consolas"/>
-                <w:b w:val="0"/>
-                <w:sz w:val="16"/>
-              </w:rPr>
-              <w:t>def nested_cv_auc(pipe: Pipeline, X: np.ndarray, y: np.ndarray, grid: dict[str, list[float]], seed: int) -&gt; float:</w:t>
-            </w:r>
-          </w:p>
-          <w:p>
-            <w:pPr>
-              <w:spacing w:before="0" w:after="0" w:line="240" w:lineRule="auto"/>
-              <w:ind w:left="567" w:hanging="567"/>
-            </w:pPr>
-            <w:r>
-              <w:rPr>
-                <w:rFonts w:ascii="Consolas" w:hAnsi="Consolas" w:eastAsia="Consolas"/>
-                <w:b w:val="0"/>
-                <w:color w:val="5B6875"/>
-                <w:sz w:val="16"/>
-              </w:rPr>
-              <w:t xml:space="preserve">   7  </w:t>
-            </w:r>
-            <w:r>
-              <w:rPr>
-                <w:rFonts w:ascii="Consolas" w:hAnsi="Consolas" w:eastAsia="Consolas"/>
-                <w:b w:val="0"/>
-                <w:sz w:val="16"/>
-              </w:rPr>
-              <w:t xml:space="preserve">    """Honest AUC of the whole search: the search is refitted inside each outer fold."""</w:t>
-            </w:r>
-          </w:p>
-          <w:p>
-            <w:pPr>
-              <w:spacing w:before="0" w:after="0" w:line="240" w:lineRule="auto"/>
-              <w:ind w:left="567" w:hanging="567"/>
-            </w:pPr>
-            <w:r>
-              <w:rPr>
-                <w:rFonts w:ascii="Consolas" w:hAnsi="Consolas" w:eastAsia="Consolas"/>
-                <w:b w:val="0"/>
-                <w:color w:val="5B6875"/>
-                <w:sz w:val="16"/>
-              </w:rPr>
-              <w:t xml:space="preserve">   8  </w:t>
-            </w:r>
-            <w:r>
-              <w:rPr>
-                <w:rFonts w:ascii="Consolas" w:hAnsi="Consolas" w:eastAsia="Consolas"/>
-                <w:b w:val="0"/>
-                <w:sz w:val="16"/>
-              </w:rPr>
-              <w:t xml:space="preserve">    inner = StratifiedKFold(n_splits=3, shuffle=True, random_state=seed)</w:t>
-            </w:r>
-          </w:p>
-          <w:p>
-            <w:pPr>
-              <w:spacing w:before="0" w:after="0" w:line="240" w:lineRule="auto"/>
-              <w:ind w:left="567" w:hanging="567"/>
-            </w:pPr>
-            <w:r>
-              <w:rPr>
-                <w:rFonts w:ascii="Consolas" w:hAnsi="Consolas" w:eastAsia="Consolas"/>
-                <w:b w:val="0"/>
-                <w:color w:val="5B6875"/>
-                <w:sz w:val="16"/>
-              </w:rPr>
-              <w:t xml:space="preserve">   9  </w:t>
-            </w:r>
-            <w:r>
-              <w:rPr>
-                <w:rFonts w:ascii="Consolas" w:hAnsi="Consolas" w:eastAsia="Consolas"/>
-                <w:b w:val="0"/>
-                <w:sz w:val="16"/>
-              </w:rPr>
-              <w:t xml:space="preserve">    outer = StratifiedKFold(n_splits=5, shuffle=True, random_state=seed + 1)</w:t>
-            </w:r>
-          </w:p>
-          <w:p>
-            <w:pPr>
-              <w:spacing w:before="0" w:after="0" w:line="240" w:lineRule="auto"/>
-              <w:ind w:left="567" w:hanging="567"/>
-            </w:pPr>
-            <w:r>
-              <w:rPr>
-                <w:rFonts w:ascii="Consolas" w:hAnsi="Consolas" w:eastAsia="Consolas"/>
-                <w:b/>
-                <w:color w:val="5B6875"/>
-                <w:sz w:val="16"/>
-              </w:rPr>
-              <w:t xml:space="preserve"> [1]  </w:t>
-            </w:r>
-            <w:r>
-              <w:rPr>
-                <w:rFonts w:ascii="Consolas" w:hAnsi="Consolas" w:eastAsia="Consolas"/>
-                <w:b w:val="0"/>
-                <w:sz w:val="16"/>
-              </w:rPr>
-              <w:t xml:space="preserve">    search = GridSearchCV(pipe, grid, cv=inner, scoring="roc_auc")</w:t>
-            </w:r>
-          </w:p>
-          <w:p>
-            <w:pPr>
-              <w:spacing w:before="0" w:after="0" w:line="240" w:lineRule="auto"/>
-              <w:ind w:left="567" w:hanging="567"/>
-            </w:pPr>
-            <w:r>
-              <w:rPr>
-                <w:rFonts w:ascii="Consolas" w:hAnsi="Consolas" w:eastAsia="Consolas"/>
-                <w:b/>
-                <w:color w:val="5B6875"/>
-                <w:sz w:val="16"/>
-              </w:rPr>
-              <w:t xml:space="preserve"> [2]  </w:t>
-            </w:r>
-            <w:r>
-              <w:rPr>
-                <w:rFonts w:ascii="Consolas" w:hAnsi="Consolas" w:eastAsia="Consolas"/>
-                <w:b w:val="0"/>
-                <w:sz w:val="16"/>
-              </w:rPr>
-              <w:t xml:space="preserve">    return float(cross_val_score(search, X, y, cv=outer, scoring="roc_auc").mean())</w:t>
+              <w:t>honest = cross_val_score(search, X, y, cv=outer, scoring="roc_auc")</w:t>
             </w:r>
           </w:p>
         </w:tc>
       </w:tr>
     </w:tbl>
+    <w:p/>
     <w:p>
-      <w:pPr>
-        <w:pStyle w:val="ListNumber"/>
-      </w:pPr>
-      <w:r>
-        <w:rPr>
-          <w:b/>
-        </w:rPr>
-        <w:t xml:space="preserve">Line 10. </w:t>
-      </w:r>
-      <w:r>
-        <w:rPr>
-          <w:b w:val="0"/>
-          <w:i w:val="0"/>
-        </w:rPr>
-        <w:t>The metric you will report is the metric you tune on.</w:t>
+      <w:r>
+        <w:rPr>
+          <w:b w:val="0"/>
+          <w:i w:val="0"/>
+        </w:rPr>
+        <w:t>Or keep a held-out test set that the search never sees, and score the refitted best model on it once.</w:t>
+      </w:r>
+    </w:p>
+    <w:p>
+      <w:r>
+        <w:rPr>
+          <w:b w:val="0"/>
+          <w:i w:val="0"/>
+        </w:rPr>
+        <w:t>Practical rules:</w:t>
       </w:r>
     </w:p>
     <w:p>
       <w:pPr>
-        <w:pStyle w:val="ListNumber"/>
+        <w:pStyle w:val="ListBullet"/>
       </w:pPr>
       <w:r>
         <w:rPr>
-          <w:b/>
-        </w:rPr>
-        <w:t xml:space="preserve">Line 11. </w:t>
-      </w:r>
-      <w:r>
-        <w:rPr>
-          <w:b w:val="0"/>
-          <w:i w:val="0"/>
-        </w:rPr>
-        <w:t>Outer folds never take part in choosing the settings.</w:t>
+          <w:b w:val="0"/>
+          <w:i w:val="0"/>
+        </w:rPr>
+        <w:t xml:space="preserve">Fix </w:t>
+      </w:r>
+      <w:r>
+        <w:rPr>
+          <w:rFonts w:ascii="Consolas" w:hAnsi="Consolas" w:eastAsia="Consolas"/>
+          <w:b w:val="0"/>
+          <w:sz w:val="19"/>
+        </w:rPr>
+        <w:t>random_state</w:t>
+      </w:r>
+      <w:r>
+        <w:rPr>
+          <w:b w:val="0"/>
+          <w:i w:val="0"/>
+        </w:rPr>
+        <w:t xml:space="preserve"> in every splitter, so reruns compare like with like.</w:t>
       </w:r>
     </w:p>
     <w:p>
-      <w:r>
-        <w:rPr>
-          <w:b w:val="0"/>
-          <w:i w:val="0"/>
-        </w:rPr>
-        <w:t>Report CV mean and spread, tune with the reported metric, and estimate performance with nested CV or an untouched test set.</w:t>
+      <w:pPr>
+        <w:pStyle w:val="ListBullet"/>
+      </w:pPr>
+      <w:r>
+        <w:rPr>
+          <w:b w:val="0"/>
+          <w:i w:val="0"/>
+        </w:rPr>
+        <w:t>Search on a log scale for regularisation strengths: 0.001, 0.01, 0.1, 1, 10.</w:t>
+      </w:r>
+    </w:p>
+    <w:p>
+      <w:pPr>
+        <w:pStyle w:val="ListBullet"/>
+      </w:pPr>
+      <w:r>
+        <w:rPr>
+          <w:b w:val="0"/>
+          <w:i w:val="0"/>
+        </w:rPr>
+        <w:t xml:space="preserve">Prefer </w:t>
+      </w:r>
+      <w:r>
+        <w:rPr>
+          <w:rFonts w:ascii="Consolas" w:hAnsi="Consolas" w:eastAsia="Consolas"/>
+          <w:b w:val="0"/>
+          <w:sz w:val="19"/>
+        </w:rPr>
+        <w:t>RandomizedSearchCV</w:t>
+      </w:r>
+      <w:r>
+        <w:rPr>
+          <w:b w:val="0"/>
+          <w:i w:val="0"/>
+        </w:rPr>
+        <w:t xml:space="preserve"> when the grid has more than about 50 combinations.</w:t>
+      </w:r>
+    </w:p>
+    <w:p>
+      <w:pPr>
+        <w:pStyle w:val="ListBullet"/>
+      </w:pPr>
+      <w:r>
+        <w:rPr>
+          <w:b w:val="0"/>
+          <w:i w:val="0"/>
+        </w:rPr>
+        <w:t>Report the chosen settings, the honest score and the fold spread in the run log.</w:t>
       </w:r>
     </w:p>
     <w:p>
@@ -5203,83 +5150,31 @@
         <w:pStyle w:val="Heading4"/>
       </w:pPr>
       <w:r>
-        <w:t>Recap card</w:t>
+        <w:t>Why it matters</w:t>
       </w:r>
     </w:p>
     <w:p>
-      <w:pPr>
-        <w:pStyle w:val="ListBullet"/>
-      </w:pPr>
-      <w:r>
-        <w:rPr>
-          <w:b/>
-          <w:i w:val="0"/>
-        </w:rPr>
-        <w:t>Report CV results as</w:t>
-      </w:r>
-      <w:r>
-        <w:rPr>
-          <w:b w:val="0"/>
-          <w:i w:val="0"/>
-        </w:rPr>
-        <w:t xml:space="preserve"> Mean and spread across folds, for the metric you care about.</w:t>
-      </w:r>
-    </w:p>
-    <w:p>
-      <w:pPr>
-        <w:pStyle w:val="ListBullet"/>
-      </w:pPr>
-      <w:r>
-        <w:rPr>
-          <w:b/>
-          <w:i w:val="0"/>
-        </w:rPr>
-        <w:t>Pipeline parameter names in a grid</w:t>
-      </w:r>
-      <w:r>
-        <w:rPr>
-          <w:b w:val="0"/>
-          <w:i w:val="0"/>
-        </w:rPr>
-        <w:t xml:space="preserve"> step__param, such as clf__C. make_pipeline names steps after their class.</w:t>
-      </w:r>
-    </w:p>
-    <w:p>
-      <w:pPr>
-        <w:pStyle w:val="ListBullet"/>
-      </w:pPr>
-      <w:r>
-        <w:rPr>
-          <w:b/>
-          <w:i w:val="0"/>
-        </w:rPr>
-        <w:t>Is best_score_ an honest estimate?</w:t>
-      </w:r>
-      <w:r>
-        <w:rPr>
-          <w:b w:val="0"/>
-          <w:i w:val="0"/>
-        </w:rPr>
-        <w:t xml:space="preserve"> No. Noise simulation: 0.598 best_score_ against 0.515 nested. Use nested CV or a held-out test set.</w:t>
-      </w:r>
-    </w:p>
-    <w:p>
-      <w:pPr>
-        <w:pStyle w:val="ListBullet"/>
-      </w:pPr>
-      <w:r>
-        <w:rPr>
-          <w:b/>
-          <w:i w:val="0"/>
-        </w:rPr>
-        <w:t>Nested CV in scikit-learn</w:t>
-      </w:r>
-      <w:r>
-        <w:rPr>
-          <w:b w:val="0"/>
-          <w:i w:val="0"/>
-        </w:rPr>
-        <w:t xml:space="preserve"> cross_val_score(GridSearchCV(pipe, grid, cv=inner), X, y, cv=outer).</w:t>
+      <w:r>
+        <w:rPr>
+          <w:b w:val="0"/>
+          <w:i w:val="0"/>
+        </w:rPr>
+        <w:t xml:space="preserve">A team compared 300 configurations of a gradient-boosted model and reported the top </w:t>
+      </w:r>
+      <w:r>
+        <w:rPr>
+          <w:rFonts w:ascii="Consolas" w:hAnsi="Consolas" w:eastAsia="Consolas"/>
+          <w:b w:val="0"/>
+          <w:sz w:val="19"/>
+        </w:rPr>
+        <w:t>best_score_</w:t>
+      </w:r>
+      <w:r>
+        <w:rPr>
+          <w:b w:val="0"/>
+          <w:i w:val="0"/>
+        </w:rPr>
+        <w:t>, AUC 0.842, to the client as expected performance. The model went live and scored 0.80 over the first quarter. Nothing had drifted. The 0.842 had been the luckiest of 300 draws on the same five folds. A nested CV estimate of 0.80 would have set the right expectation from the start.</w:t>
       </w:r>
     </w:p>
     <w:p>
@@ -5287,152 +5182,7 @@
         <w:pStyle w:val="Heading4"/>
       </w:pPr>
       <w:r>
-        <w:t>Practice</w:t>
-      </w:r>
-    </w:p>
-    <w:p>
-      <w:pPr>
-        <w:pStyle w:val="Heading5"/>
-      </w:pPr>
-      <w:r>
-        <w:t>Exercise 1. Multiple choice (level 1)</w:t>
-      </w:r>
-    </w:p>
-    <w:p>
-      <w:r>
-        <w:rPr>
-          <w:b w:val="0"/>
-          <w:i w:val="0"/>
-        </w:rPr>
-        <w:t xml:space="preserve">After </w:t>
-      </w:r>
-      <w:r>
-        <w:rPr>
-          <w:rFonts w:ascii="Consolas" w:hAnsi="Consolas" w:eastAsia="Consolas"/>
-          <w:b w:val="0"/>
-          <w:sz w:val="19"/>
-        </w:rPr>
-        <w:t>GridSearchCV</w:t>
-      </w:r>
-      <w:r>
-        <w:rPr>
-          <w:b w:val="0"/>
-          <w:i w:val="0"/>
-        </w:rPr>
-        <w:t xml:space="preserve"> over 80 settings, what is </w:t>
-      </w:r>
-      <w:r>
-        <w:rPr>
-          <w:rFonts w:ascii="Consolas" w:hAnsi="Consolas" w:eastAsia="Consolas"/>
-          <w:b w:val="0"/>
-          <w:sz w:val="19"/>
-        </w:rPr>
-        <w:t>best_score_</w:t>
-      </w:r>
-      <w:r>
-        <w:rPr>
-          <w:b w:val="0"/>
-          <w:i w:val="0"/>
-        </w:rPr>
-        <w:t>?</w:t>
-      </w:r>
-    </w:p>
-    <w:p>
-      <w:pPr>
-        <w:pStyle w:val="ListBullet"/>
-      </w:pPr>
-      <w:r>
-        <w:rPr>
-          <w:b w:val="0"/>
-          <w:i w:val="0"/>
-        </w:rPr>
-        <w:t>a) An unbiased estimate of performance on new data</w:t>
-      </w:r>
-    </w:p>
-    <w:p>
-      <w:pPr>
-        <w:pStyle w:val="ListBullet"/>
-      </w:pPr>
-      <w:r>
-        <w:rPr>
-          <w:b w:val="0"/>
-          <w:i w:val="0"/>
-        </w:rPr>
-        <w:t>b) The mean CV score of the best setting, optimistic because it was selected as the best</w:t>
-      </w:r>
-    </w:p>
-    <w:p>
-      <w:pPr>
-        <w:pStyle w:val="ListBullet"/>
-      </w:pPr>
-      <w:r>
-        <w:rPr>
-          <w:b w:val="0"/>
-          <w:i w:val="0"/>
-        </w:rPr>
-        <w:t>c) The test-set score</w:t>
-      </w:r>
-    </w:p>
-    <w:p>
-      <w:pPr>
-        <w:pStyle w:val="ListBullet"/>
-      </w:pPr>
-      <w:r>
-        <w:rPr>
-          <w:b w:val="0"/>
-          <w:i w:val="0"/>
-        </w:rPr>
-        <w:t>d) The training score of the refitted model</w:t>
-      </w:r>
-    </w:p>
-    <w:p>
-      <w:r>
-        <w:rPr>
-          <w:b/>
-          <w:i w:val="0"/>
-        </w:rPr>
-        <w:t>Why?</w:t>
-      </w:r>
-    </w:p>
-    <w:p>
-      <w:pPr>
-        <w:pStyle w:val="ListBullet"/>
-      </w:pPr>
-      <w:r>
-        <w:rPr>
-          <w:b w:val="0"/>
-          <w:i w:val="0"/>
-        </w:rPr>
-        <w:t>r1) Selecting the maximum of many noisy scores favours settings that were lucky on these folds.</w:t>
-      </w:r>
-    </w:p>
-    <w:p>
-      <w:pPr>
-        <w:pStyle w:val="ListBullet"/>
-      </w:pPr>
-      <w:r>
-        <w:rPr>
-          <w:b w:val="0"/>
-          <w:i w:val="0"/>
-        </w:rPr>
-        <w:t>r2) GridSearchCV always overfits.</w:t>
-      </w:r>
-    </w:p>
-    <w:p>
-      <w:pPr>
-        <w:pStyle w:val="Heading5"/>
-      </w:pPr>
-      <w:r>
-        <w:t>Exercise 2. Predict the output (level 2)</w:t>
-      </w:r>
-    </w:p>
-    <w:p>
-      <w:r>
-        <w:rPr>
-          <w:b w:val="0"/>
-          <w:i w:val="0"/>
-        </w:rPr>
-        <w:t>What does this print? (scikit-learn 1.8)</w:t>
+        <w:t>Worked example: weak code</w:t>
       </w:r>
     </w:p>
     <w:tbl>
@@ -5458,19 +5208,19 @@
             <w:r>
               <w:rPr>
                 <w:rFonts w:ascii="Consolas" w:hAnsi="Consolas" w:eastAsia="Consolas"/>
-                <w:b w:val="0"/>
+                <w:b/>
                 <w:color w:val="5B6875"/>
                 <w:sz w:val="16"/>
               </w:rPr>
-              <w:t xml:space="preserve">   1  </w:t>
-            </w:r>
-            <w:r>
-              <w:rPr>
-                <w:rFonts w:ascii="Consolas" w:hAnsi="Consolas" w:eastAsia="Consolas"/>
-                <w:b w:val="0"/>
-                <w:sz w:val="16"/>
-              </w:rPr>
-              <w:t>from sklearn.linear_model import LogisticRegression</w:t>
+              <w:t xml:space="preserve"> [1]  </w:t>
+            </w:r>
+            <w:r>
+              <w:rPr>
+                <w:rFonts w:ascii="Consolas" w:hAnsi="Consolas" w:eastAsia="Consolas"/>
+                <w:b w:val="0"/>
+                <w:sz w:val="16"/>
+              </w:rPr>
+              <w:t>search = GridSearchCV(pipe, {"clf__C": [0.001, 0.01, 0.1, 1, 10, 100]}, cv=5)</w:t>
             </w:r>
           </w:p>
           <w:p>
@@ -5493,7 +5243,7 @@
                 <w:b w:val="0"/>
                 <w:sz w:val="16"/>
               </w:rPr>
-              <w:t>from sklearn.pipeline import make_pipeline</w:t>
+              <w:t>search.fit(X, y)</w:t>
             </w:r>
           </w:p>
           <w:p>
@@ -5504,109 +5254,66 @@
             <w:r>
               <w:rPr>
                 <w:rFonts w:ascii="Consolas" w:hAnsi="Consolas" w:eastAsia="Consolas"/>
-                <w:b w:val="0"/>
+                <w:b/>
                 <w:color w:val="5B6875"/>
                 <w:sz w:val="16"/>
               </w:rPr>
-              <w:t xml:space="preserve">   3  </w:t>
-            </w:r>
-            <w:r>
-              <w:rPr>
-                <w:rFonts w:ascii="Consolas" w:hAnsi="Consolas" w:eastAsia="Consolas"/>
-                <w:b w:val="0"/>
-                <w:sz w:val="16"/>
-              </w:rPr>
-              <w:t>from sklearn.preprocessing import StandardScaler</w:t>
-            </w:r>
-          </w:p>
-          <w:p>
-            <w:pPr>
-              <w:spacing w:before="0" w:after="0" w:line="240" w:lineRule="auto"/>
-              <w:ind w:left="567" w:hanging="567"/>
-            </w:pPr>
-            <w:r>
-              <w:rPr>
-                <w:rFonts w:ascii="Consolas" w:hAnsi="Consolas" w:eastAsia="Consolas"/>
-                <w:b w:val="0"/>
-                <w:color w:val="5B6875"/>
-                <w:sz w:val="16"/>
-              </w:rPr>
-              <w:t xml:space="preserve">   4  </w:t>
-            </w:r>
-            <w:r>
-              <w:rPr>
-                <w:rFonts w:ascii="Consolas" w:hAnsi="Consolas" w:eastAsia="Consolas"/>
-                <w:b w:val="0"/>
-                <w:sz w:val="16"/>
-              </w:rPr>
-              <w:t xml:space="preserve"> </w:t>
-            </w:r>
-          </w:p>
-          <w:p>
-            <w:pPr>
-              <w:spacing w:before="0" w:after="0" w:line="240" w:lineRule="auto"/>
-              <w:ind w:left="567" w:hanging="567"/>
-            </w:pPr>
-            <w:r>
-              <w:rPr>
-                <w:rFonts w:ascii="Consolas" w:hAnsi="Consolas" w:eastAsia="Consolas"/>
-                <w:b w:val="0"/>
-                <w:color w:val="5B6875"/>
-                <w:sz w:val="16"/>
-              </w:rPr>
-              <w:t xml:space="preserve">   5  </w:t>
-            </w:r>
-            <w:r>
-              <w:rPr>
-                <w:rFonts w:ascii="Consolas" w:hAnsi="Consolas" w:eastAsia="Consolas"/>
-                <w:b w:val="0"/>
-                <w:sz w:val="16"/>
-              </w:rPr>
-              <w:t>pipe = make_pipeline(StandardScaler(), LogisticRegression())</w:t>
-            </w:r>
-          </w:p>
-          <w:p>
-            <w:pPr>
-              <w:spacing w:before="0" w:after="0" w:line="240" w:lineRule="auto"/>
-              <w:ind w:left="567" w:hanging="567"/>
-            </w:pPr>
-            <w:r>
-              <w:rPr>
-                <w:rFonts w:ascii="Consolas" w:hAnsi="Consolas" w:eastAsia="Consolas"/>
-                <w:b w:val="0"/>
-                <w:color w:val="5B6875"/>
-                <w:sz w:val="16"/>
-              </w:rPr>
-              <w:t xml:space="preserve">   6  </w:t>
-            </w:r>
-            <w:r>
-              <w:rPr>
-                <w:rFonts w:ascii="Consolas" w:hAnsi="Consolas" w:eastAsia="Consolas"/>
-                <w:b w:val="0"/>
-                <w:sz w:val="16"/>
-              </w:rPr>
-              <w:t>print("clf__C" in pipe.get_params(), "logisticregression__C" in pipe.get_params())</w:t>
+              <w:t xml:space="preserve"> [2]  </w:t>
+            </w:r>
+            <w:r>
+              <w:rPr>
+                <w:rFonts w:ascii="Consolas" w:hAnsi="Consolas" w:eastAsia="Consolas"/>
+                <w:b w:val="0"/>
+                <w:sz w:val="16"/>
+              </w:rPr>
+              <w:t>print("expected AUC", search.best_score_)</w:t>
             </w:r>
           </w:p>
         </w:tc>
       </w:tr>
     </w:tbl>
-    <w:p/>
     <w:p>
       <w:pPr>
-        <w:pStyle w:val="Heading5"/>
+        <w:pStyle w:val="ListNumber"/>
       </w:pPr>
       <w:r>
-        <w:t>Exercise 3. Fill the gap (level 2)</w:t>
+        <w:rPr>
+          <w:b/>
+        </w:rPr>
+        <w:t xml:space="preserve">Line 1. </w:t>
+      </w:r>
+      <w:r>
+        <w:rPr>
+          <w:b w:val="0"/>
+          <w:i w:val="0"/>
+        </w:rPr>
+        <w:t>Default scoring is accuracy for classifiers, not the AUC being reported.</w:t>
       </w:r>
     </w:p>
     <w:p>
-      <w:r>
-        <w:rPr>
-          <w:b w:val="0"/>
-          <w:i w:val="0"/>
-        </w:rPr>
-        <w:t>Tune C of the step named clf, scoring by ROC AUC.</w:t>
+      <w:pPr>
+        <w:pStyle w:val="ListNumber"/>
+      </w:pPr>
+      <w:r>
+        <w:rPr>
+          <w:b/>
+        </w:rPr>
+        <w:t xml:space="preserve">Line 3. </w:t>
+      </w:r>
+      <w:r>
+        <w:rPr>
+          <w:b w:val="0"/>
+          <w:i w:val="0"/>
+        </w:rPr>
+        <w:t>The best of several tries on the same folds: optimistic, and the wrong metric.</w:t>
+      </w:r>
+    </w:p>
+    <w:p>
+      <w:pPr>
+        <w:pStyle w:val="Heading4"/>
+      </w:pPr>
+      <w:r>
+        <w:t>Worked example: strong code</w:t>
       </w:r>
     </w:p>
     <w:tbl>
@@ -5644,7 +5351,675 @@
                 <w:b w:val="0"/>
                 <w:sz w:val="16"/>
               </w:rPr>
-              <w:t>search = GridSearchCV(pipe, {"_____(1)": [0.01, 0.1, 1, 10]}, cv=inner, _____(2)="roc_auc")</w:t>
+              <w:t>import numpy as np</w:t>
+            </w:r>
+          </w:p>
+          <w:p>
+            <w:pPr>
+              <w:spacing w:before="0" w:after="0" w:line="240" w:lineRule="auto"/>
+              <w:ind w:left="567" w:hanging="567"/>
+            </w:pPr>
+            <w:r>
+              <w:rPr>
+                <w:rFonts w:ascii="Consolas" w:hAnsi="Consolas" w:eastAsia="Consolas"/>
+                <w:b w:val="0"/>
+                <w:color w:val="5B6875"/>
+                <w:sz w:val="16"/>
+              </w:rPr>
+              <w:t xml:space="preserve">   2  </w:t>
+            </w:r>
+            <w:r>
+              <w:rPr>
+                <w:rFonts w:ascii="Consolas" w:hAnsi="Consolas" w:eastAsia="Consolas"/>
+                <w:b w:val="0"/>
+                <w:sz w:val="16"/>
+              </w:rPr>
+              <w:t>from sklearn.model_selection import GridSearchCV, StratifiedKFold, cross_val_score</w:t>
+            </w:r>
+          </w:p>
+          <w:p>
+            <w:pPr>
+              <w:spacing w:before="0" w:after="0" w:line="240" w:lineRule="auto"/>
+              <w:ind w:left="567" w:hanging="567"/>
+            </w:pPr>
+            <w:r>
+              <w:rPr>
+                <w:rFonts w:ascii="Consolas" w:hAnsi="Consolas" w:eastAsia="Consolas"/>
+                <w:b w:val="0"/>
+                <w:color w:val="5B6875"/>
+                <w:sz w:val="16"/>
+              </w:rPr>
+              <w:t xml:space="preserve">   3  </w:t>
+            </w:r>
+            <w:r>
+              <w:rPr>
+                <w:rFonts w:ascii="Consolas" w:hAnsi="Consolas" w:eastAsia="Consolas"/>
+                <w:b w:val="0"/>
+                <w:sz w:val="16"/>
+              </w:rPr>
+              <w:t>from sklearn.pipeline import Pipeline</w:t>
+            </w:r>
+          </w:p>
+          <w:p>
+            <w:pPr>
+              <w:spacing w:before="0" w:after="0" w:line="240" w:lineRule="auto"/>
+              <w:ind w:left="567" w:hanging="567"/>
+            </w:pPr>
+            <w:r>
+              <w:rPr>
+                <w:rFonts w:ascii="Consolas" w:hAnsi="Consolas" w:eastAsia="Consolas"/>
+                <w:b w:val="0"/>
+                <w:color w:val="5B6875"/>
+                <w:sz w:val="16"/>
+              </w:rPr>
+              <w:t xml:space="preserve">   4  </w:t>
+            </w:r>
+            <w:r>
+              <w:rPr>
+                <w:rFonts w:ascii="Consolas" w:hAnsi="Consolas" w:eastAsia="Consolas"/>
+                <w:b w:val="0"/>
+                <w:sz w:val="16"/>
+              </w:rPr>
+              <w:t xml:space="preserve"> </w:t>
+            </w:r>
+          </w:p>
+          <w:p>
+            <w:pPr>
+              <w:spacing w:before="0" w:after="0" w:line="240" w:lineRule="auto"/>
+              <w:ind w:left="567" w:hanging="567"/>
+            </w:pPr>
+            <w:r>
+              <w:rPr>
+                <w:rFonts w:ascii="Consolas" w:hAnsi="Consolas" w:eastAsia="Consolas"/>
+                <w:b w:val="0"/>
+                <w:color w:val="5B6875"/>
+                <w:sz w:val="16"/>
+              </w:rPr>
+              <w:t xml:space="preserve">   5  </w:t>
+            </w:r>
+            <w:r>
+              <w:rPr>
+                <w:rFonts w:ascii="Consolas" w:hAnsi="Consolas" w:eastAsia="Consolas"/>
+                <w:b w:val="0"/>
+                <w:sz w:val="16"/>
+              </w:rPr>
+              <w:t xml:space="preserve"> </w:t>
+            </w:r>
+          </w:p>
+          <w:p>
+            <w:pPr>
+              <w:spacing w:before="0" w:after="0" w:line="240" w:lineRule="auto"/>
+              <w:ind w:left="567" w:hanging="567"/>
+            </w:pPr>
+            <w:r>
+              <w:rPr>
+                <w:rFonts w:ascii="Consolas" w:hAnsi="Consolas" w:eastAsia="Consolas"/>
+                <w:b w:val="0"/>
+                <w:color w:val="5B6875"/>
+                <w:sz w:val="16"/>
+              </w:rPr>
+              <w:t xml:space="preserve">   6  </w:t>
+            </w:r>
+            <w:r>
+              <w:rPr>
+                <w:rFonts w:ascii="Consolas" w:hAnsi="Consolas" w:eastAsia="Consolas"/>
+                <w:b w:val="0"/>
+                <w:sz w:val="16"/>
+              </w:rPr>
+              <w:t>def nested_cv_auc(pipe: Pipeline, X: np.ndarray, y: np.ndarray, grid: dict[str, list[float]], seed: int) -&gt; float:</w:t>
+            </w:r>
+          </w:p>
+          <w:p>
+            <w:pPr>
+              <w:spacing w:before="0" w:after="0" w:line="240" w:lineRule="auto"/>
+              <w:ind w:left="567" w:hanging="567"/>
+            </w:pPr>
+            <w:r>
+              <w:rPr>
+                <w:rFonts w:ascii="Consolas" w:hAnsi="Consolas" w:eastAsia="Consolas"/>
+                <w:b w:val="0"/>
+                <w:color w:val="5B6875"/>
+                <w:sz w:val="16"/>
+              </w:rPr>
+              <w:t xml:space="preserve">   7  </w:t>
+            </w:r>
+            <w:r>
+              <w:rPr>
+                <w:rFonts w:ascii="Consolas" w:hAnsi="Consolas" w:eastAsia="Consolas"/>
+                <w:b w:val="0"/>
+                <w:sz w:val="16"/>
+              </w:rPr>
+              <w:t xml:space="preserve">    """Honest AUC of the whole search: the search is refitted inside each outer fold."""</w:t>
+            </w:r>
+          </w:p>
+          <w:p>
+            <w:pPr>
+              <w:spacing w:before="0" w:after="0" w:line="240" w:lineRule="auto"/>
+              <w:ind w:left="567" w:hanging="567"/>
+            </w:pPr>
+            <w:r>
+              <w:rPr>
+                <w:rFonts w:ascii="Consolas" w:hAnsi="Consolas" w:eastAsia="Consolas"/>
+                <w:b w:val="0"/>
+                <w:color w:val="5B6875"/>
+                <w:sz w:val="16"/>
+              </w:rPr>
+              <w:t xml:space="preserve">   8  </w:t>
+            </w:r>
+            <w:r>
+              <w:rPr>
+                <w:rFonts w:ascii="Consolas" w:hAnsi="Consolas" w:eastAsia="Consolas"/>
+                <w:b w:val="0"/>
+                <w:sz w:val="16"/>
+              </w:rPr>
+              <w:t xml:space="preserve">    inner = StratifiedKFold(n_splits=3, shuffle=True, random_state=seed)</w:t>
+            </w:r>
+          </w:p>
+          <w:p>
+            <w:pPr>
+              <w:spacing w:before="0" w:after="0" w:line="240" w:lineRule="auto"/>
+              <w:ind w:left="567" w:hanging="567"/>
+            </w:pPr>
+            <w:r>
+              <w:rPr>
+                <w:rFonts w:ascii="Consolas" w:hAnsi="Consolas" w:eastAsia="Consolas"/>
+                <w:b w:val="0"/>
+                <w:color w:val="5B6875"/>
+                <w:sz w:val="16"/>
+              </w:rPr>
+              <w:t xml:space="preserve">   9  </w:t>
+            </w:r>
+            <w:r>
+              <w:rPr>
+                <w:rFonts w:ascii="Consolas" w:hAnsi="Consolas" w:eastAsia="Consolas"/>
+                <w:b w:val="0"/>
+                <w:sz w:val="16"/>
+              </w:rPr>
+              <w:t xml:space="preserve">    outer = StratifiedKFold(n_splits=5, shuffle=True, random_state=seed + 1)</w:t>
+            </w:r>
+          </w:p>
+          <w:p>
+            <w:pPr>
+              <w:spacing w:before="0" w:after="0" w:line="240" w:lineRule="auto"/>
+              <w:ind w:left="567" w:hanging="567"/>
+            </w:pPr>
+            <w:r>
+              <w:rPr>
+                <w:rFonts w:ascii="Consolas" w:hAnsi="Consolas" w:eastAsia="Consolas"/>
+                <w:b/>
+                <w:color w:val="5B6875"/>
+                <w:sz w:val="16"/>
+              </w:rPr>
+              <w:t xml:space="preserve"> [1]  </w:t>
+            </w:r>
+            <w:r>
+              <w:rPr>
+                <w:rFonts w:ascii="Consolas" w:hAnsi="Consolas" w:eastAsia="Consolas"/>
+                <w:b w:val="0"/>
+                <w:sz w:val="16"/>
+              </w:rPr>
+              <w:t xml:space="preserve">    search = GridSearchCV(pipe, grid, cv=inner, scoring="roc_auc")</w:t>
+            </w:r>
+          </w:p>
+          <w:p>
+            <w:pPr>
+              <w:spacing w:before="0" w:after="0" w:line="240" w:lineRule="auto"/>
+              <w:ind w:left="567" w:hanging="567"/>
+            </w:pPr>
+            <w:r>
+              <w:rPr>
+                <w:rFonts w:ascii="Consolas" w:hAnsi="Consolas" w:eastAsia="Consolas"/>
+                <w:b/>
+                <w:color w:val="5B6875"/>
+                <w:sz w:val="16"/>
+              </w:rPr>
+              <w:t xml:space="preserve"> [2]  </w:t>
+            </w:r>
+            <w:r>
+              <w:rPr>
+                <w:rFonts w:ascii="Consolas" w:hAnsi="Consolas" w:eastAsia="Consolas"/>
+                <w:b w:val="0"/>
+                <w:sz w:val="16"/>
+              </w:rPr>
+              <w:t xml:space="preserve">    return float(cross_val_score(search, X, y, cv=outer, scoring="roc_auc").mean())</w:t>
+            </w:r>
+          </w:p>
+        </w:tc>
+      </w:tr>
+    </w:tbl>
+    <w:p>
+      <w:pPr>
+        <w:pStyle w:val="ListNumber"/>
+      </w:pPr>
+      <w:r>
+        <w:rPr>
+          <w:b/>
+        </w:rPr>
+        <w:t xml:space="preserve">Line 10. </w:t>
+      </w:r>
+      <w:r>
+        <w:rPr>
+          <w:b w:val="0"/>
+          <w:i w:val="0"/>
+        </w:rPr>
+        <w:t>The metric you will report is the metric you tune on.</w:t>
+      </w:r>
+    </w:p>
+    <w:p>
+      <w:pPr>
+        <w:pStyle w:val="ListNumber"/>
+      </w:pPr>
+      <w:r>
+        <w:rPr>
+          <w:b/>
+        </w:rPr>
+        <w:t xml:space="preserve">Line 11. </w:t>
+      </w:r>
+      <w:r>
+        <w:rPr>
+          <w:b w:val="0"/>
+          <w:i w:val="0"/>
+        </w:rPr>
+        <w:t>Outer folds never take part in choosing the settings.</w:t>
+      </w:r>
+    </w:p>
+    <w:p>
+      <w:r>
+        <w:rPr>
+          <w:b w:val="0"/>
+          <w:i w:val="0"/>
+        </w:rPr>
+        <w:t>Report CV mean and spread, tune with the reported metric, and estimate performance with nested CV or an untouched test set.</w:t>
+      </w:r>
+    </w:p>
+    <w:p>
+      <w:pPr>
+        <w:pStyle w:val="Heading4"/>
+      </w:pPr>
+      <w:r>
+        <w:t>Recap card</w:t>
+      </w:r>
+    </w:p>
+    <w:p>
+      <w:pPr>
+        <w:pStyle w:val="ListBullet"/>
+      </w:pPr>
+      <w:r>
+        <w:rPr>
+          <w:b/>
+          <w:i w:val="0"/>
+        </w:rPr>
+        <w:t>Report CV results as</w:t>
+      </w:r>
+      <w:r>
+        <w:rPr>
+          <w:b w:val="0"/>
+          <w:i w:val="0"/>
+        </w:rPr>
+        <w:t xml:space="preserve"> Mean and spread across folds, for the metric you care about.</w:t>
+      </w:r>
+    </w:p>
+    <w:p>
+      <w:pPr>
+        <w:pStyle w:val="ListBullet"/>
+      </w:pPr>
+      <w:r>
+        <w:rPr>
+          <w:b/>
+          <w:i w:val="0"/>
+        </w:rPr>
+        <w:t>Pipeline parameter names in a grid</w:t>
+      </w:r>
+      <w:r>
+        <w:rPr>
+          <w:b w:val="0"/>
+          <w:i w:val="0"/>
+        </w:rPr>
+        <w:t xml:space="preserve"> step__param, such as clf__C. make_pipeline names steps after their class.</w:t>
+      </w:r>
+    </w:p>
+    <w:p>
+      <w:pPr>
+        <w:pStyle w:val="ListBullet"/>
+      </w:pPr>
+      <w:r>
+        <w:rPr>
+          <w:b/>
+          <w:i w:val="0"/>
+        </w:rPr>
+        <w:t>Is best_score_ an honest estimate?</w:t>
+      </w:r>
+      <w:r>
+        <w:rPr>
+          <w:b w:val="0"/>
+          <w:i w:val="0"/>
+        </w:rPr>
+        <w:t xml:space="preserve"> No. Noise simulation: 0.598 best_score_ against 0.515 nested. Use nested CV or a held-out test set.</w:t>
+      </w:r>
+    </w:p>
+    <w:p>
+      <w:pPr>
+        <w:pStyle w:val="ListBullet"/>
+      </w:pPr>
+      <w:r>
+        <w:rPr>
+          <w:b/>
+          <w:i w:val="0"/>
+        </w:rPr>
+        <w:t>Nested CV in scikit-learn</w:t>
+      </w:r>
+      <w:r>
+        <w:rPr>
+          <w:b w:val="0"/>
+          <w:i w:val="0"/>
+        </w:rPr>
+        <w:t xml:space="preserve"> cross_val_score(GridSearchCV(pipe, grid, cv=inner), X, y, cv=outer).</w:t>
+      </w:r>
+    </w:p>
+    <w:p>
+      <w:pPr>
+        <w:pStyle w:val="Heading4"/>
+      </w:pPr>
+      <w:r>
+        <w:t>Practice</w:t>
+      </w:r>
+    </w:p>
+    <w:p>
+      <w:pPr>
+        <w:pStyle w:val="Heading5"/>
+      </w:pPr>
+      <w:r>
+        <w:t>Exercise 1. Multiple choice (level 1)</w:t>
+      </w:r>
+    </w:p>
+    <w:p>
+      <w:r>
+        <w:rPr>
+          <w:b w:val="0"/>
+          <w:i w:val="0"/>
+        </w:rPr>
+        <w:t xml:space="preserve">After </w:t>
+      </w:r>
+      <w:r>
+        <w:rPr>
+          <w:rFonts w:ascii="Consolas" w:hAnsi="Consolas" w:eastAsia="Consolas"/>
+          <w:b w:val="0"/>
+          <w:sz w:val="19"/>
+        </w:rPr>
+        <w:t>GridSearchCV</w:t>
+      </w:r>
+      <w:r>
+        <w:rPr>
+          <w:b w:val="0"/>
+          <w:i w:val="0"/>
+        </w:rPr>
+        <w:t xml:space="preserve"> over 80 settings, what is </w:t>
+      </w:r>
+      <w:r>
+        <w:rPr>
+          <w:rFonts w:ascii="Consolas" w:hAnsi="Consolas" w:eastAsia="Consolas"/>
+          <w:b w:val="0"/>
+          <w:sz w:val="19"/>
+        </w:rPr>
+        <w:t>best_score_</w:t>
+      </w:r>
+      <w:r>
+        <w:rPr>
+          <w:b w:val="0"/>
+          <w:i w:val="0"/>
+        </w:rPr>
+        <w:t>?</w:t>
+      </w:r>
+    </w:p>
+    <w:p>
+      <w:pPr>
+        <w:pStyle w:val="ListBullet"/>
+      </w:pPr>
+      <w:r>
+        <w:rPr>
+          <w:b w:val="0"/>
+          <w:i w:val="0"/>
+        </w:rPr>
+        <w:t>a) An unbiased estimate of performance on new data</w:t>
+      </w:r>
+    </w:p>
+    <w:p>
+      <w:pPr>
+        <w:pStyle w:val="ListBullet"/>
+      </w:pPr>
+      <w:r>
+        <w:rPr>
+          <w:b w:val="0"/>
+          <w:i w:val="0"/>
+        </w:rPr>
+        <w:t>b) The mean CV score of the best setting, optimistic because it was selected as the best</w:t>
+      </w:r>
+    </w:p>
+    <w:p>
+      <w:pPr>
+        <w:pStyle w:val="ListBullet"/>
+      </w:pPr>
+      <w:r>
+        <w:rPr>
+          <w:b w:val="0"/>
+          <w:i w:val="0"/>
+        </w:rPr>
+        <w:t>c) The test-set score</w:t>
+      </w:r>
+    </w:p>
+    <w:p>
+      <w:pPr>
+        <w:pStyle w:val="ListBullet"/>
+      </w:pPr>
+      <w:r>
+        <w:rPr>
+          <w:b w:val="0"/>
+          <w:i w:val="0"/>
+        </w:rPr>
+        <w:t>d) The training score of the refitted model</w:t>
+      </w:r>
+    </w:p>
+    <w:p>
+      <w:r>
+        <w:rPr>
+          <w:b/>
+          <w:i w:val="0"/>
+        </w:rPr>
+        <w:t>Why?</w:t>
+      </w:r>
+    </w:p>
+    <w:p>
+      <w:pPr>
+        <w:pStyle w:val="ListBullet"/>
+      </w:pPr>
+      <w:r>
+        <w:rPr>
+          <w:b w:val="0"/>
+          <w:i w:val="0"/>
+        </w:rPr>
+        <w:t>r1) Selecting the maximum of many noisy scores favours settings that were lucky on these folds.</w:t>
+      </w:r>
+    </w:p>
+    <w:p>
+      <w:pPr>
+        <w:pStyle w:val="ListBullet"/>
+      </w:pPr>
+      <w:r>
+        <w:rPr>
+          <w:b w:val="0"/>
+          <w:i w:val="0"/>
+        </w:rPr>
+        <w:t>r2) GridSearchCV always overfits.</w:t>
+      </w:r>
+    </w:p>
+    <w:p>
+      <w:pPr>
+        <w:pStyle w:val="Heading5"/>
+      </w:pPr>
+      <w:r>
+        <w:t>Exercise 2. Predict the output (level 2)</w:t>
+      </w:r>
+    </w:p>
+    <w:p>
+      <w:r>
+        <w:rPr>
+          <w:b w:val="0"/>
+          <w:i w:val="0"/>
+        </w:rPr>
+        <w:t>What does this print? (scikit-learn 1.8)</w:t>
+      </w:r>
+    </w:p>
+    <w:tbl>
+      <w:tblPr>
+        <w:tblW w:type="auto" w:w="0"/>
+        <w:jc w:val="left"/>
+        <w:tblLook w:firstColumn="1" w:firstRow="1" w:lastColumn="0" w:lastRow="0" w:noHBand="0" w:noVBand="1" w:val="04A0"/>
+      </w:tblPr>
+      <w:tblGrid>
+        <w:gridCol w:w="8221"/>
+      </w:tblGrid>
+      <w:tr>
+        <w:tc>
+          <w:tcPr>
+            <w:tcW w:type="dxa" w:w="8221"/>
+            <w:shd w:val="clear" w:color="auto" w:fill="F2F4F7"/>
+          </w:tcPr>
+          <w:p>
+            <w:pPr>
+              <w:spacing w:before="0" w:after="0" w:line="240" w:lineRule="auto"/>
+              <w:ind w:left="567" w:hanging="567"/>
+            </w:pPr>
+            <w:r>
+              <w:rPr>
+                <w:rFonts w:ascii="Consolas" w:hAnsi="Consolas" w:eastAsia="Consolas"/>
+                <w:b w:val="0"/>
+                <w:color w:val="5B6875"/>
+                <w:sz w:val="16"/>
+              </w:rPr>
+              <w:t xml:space="preserve">   1  </w:t>
+            </w:r>
+            <w:r>
+              <w:rPr>
+                <w:rFonts w:ascii="Consolas" w:hAnsi="Consolas" w:eastAsia="Consolas"/>
+                <w:b w:val="0"/>
+                <w:sz w:val="16"/>
+              </w:rPr>
+              <w:t>from sklearn.linear_model import LogisticRegression</w:t>
+            </w:r>
+          </w:p>
+          <w:p>
+            <w:pPr>
+              <w:spacing w:before="0" w:after="0" w:line="240" w:lineRule="auto"/>
+              <w:ind w:left="567" w:hanging="567"/>
+            </w:pPr>
+            <w:r>
+              <w:rPr>
+                <w:rFonts w:ascii="Consolas" w:hAnsi="Consolas" w:eastAsia="Consolas"/>
+                <w:b w:val="0"/>
+                <w:color w:val="5B6875"/>
+                <w:sz w:val="16"/>
+              </w:rPr>
+              <w:t xml:space="preserve">   2  </w:t>
+            </w:r>
+            <w:r>
+              <w:rPr>
+                <w:rFonts w:ascii="Consolas" w:hAnsi="Consolas" w:eastAsia="Consolas"/>
+                <w:b w:val="0"/>
+                <w:sz w:val="16"/>
+              </w:rPr>
+              <w:t>from sklearn.pipeline import make_pipeline</w:t>
+            </w:r>
+          </w:p>
+          <w:p>
+            <w:pPr>
+              <w:spacing w:before="0" w:after="0" w:line="240" w:lineRule="auto"/>
+              <w:ind w:left="567" w:hanging="567"/>
+            </w:pPr>
+            <w:r>
+              <w:rPr>
+                <w:rFonts w:ascii="Consolas" w:hAnsi="Consolas" w:eastAsia="Consolas"/>
+                <w:b w:val="0"/>
+                <w:color w:val="5B6875"/>
+                <w:sz w:val="16"/>
+              </w:rPr>
+              <w:t xml:space="preserve">   3  </w:t>
+            </w:r>
+            <w:r>
+              <w:rPr>
+                <w:rFonts w:ascii="Consolas" w:hAnsi="Consolas" w:eastAsia="Consolas"/>
+                <w:b w:val="0"/>
+                <w:sz w:val="16"/>
+              </w:rPr>
+              <w:t>from sklearn.preprocessing import StandardScaler</w:t>
+            </w:r>
+          </w:p>
+          <w:p>
+            <w:pPr>
+              <w:spacing w:before="0" w:after="0" w:line="240" w:lineRule="auto"/>
+              <w:ind w:left="567" w:hanging="567"/>
+            </w:pPr>
+            <w:r>
+              <w:rPr>
+                <w:rFonts w:ascii="Consolas" w:hAnsi="Consolas" w:eastAsia="Consolas"/>
+                <w:b w:val="0"/>
+                <w:color w:val="5B6875"/>
+                <w:sz w:val="16"/>
+              </w:rPr>
+              <w:t xml:space="preserve">   4  </w:t>
+            </w:r>
+            <w:r>
+              <w:rPr>
+                <w:rFonts w:ascii="Consolas" w:hAnsi="Consolas" w:eastAsia="Consolas"/>
+                <w:b w:val="0"/>
+                <w:sz w:val="16"/>
+              </w:rPr>
+              <w:t xml:space="preserve"> </w:t>
+            </w:r>
+          </w:p>
+          <w:p>
+            <w:pPr>
+              <w:spacing w:before="0" w:after="0" w:line="240" w:lineRule="auto"/>
+              <w:ind w:left="567" w:hanging="567"/>
+            </w:pPr>
+            <w:r>
+              <w:rPr>
+                <w:rFonts w:ascii="Consolas" w:hAnsi="Consolas" w:eastAsia="Consolas"/>
+                <w:b w:val="0"/>
+                <w:color w:val="5B6875"/>
+                <w:sz w:val="16"/>
+              </w:rPr>
+              <w:t xml:space="preserve">   5  </w:t>
+            </w:r>
+            <w:r>
+              <w:rPr>
+                <w:rFonts w:ascii="Consolas" w:hAnsi="Consolas" w:eastAsia="Consolas"/>
+                <w:b w:val="0"/>
+                <w:sz w:val="16"/>
+              </w:rPr>
+              <w:t>pipe = make_pipeline(StandardScaler(), LogisticRegression())</w:t>
+            </w:r>
+          </w:p>
+          <w:p>
+            <w:pPr>
+              <w:spacing w:before="0" w:after="0" w:line="240" w:lineRule="auto"/>
+              <w:ind w:left="567" w:hanging="567"/>
+            </w:pPr>
+            <w:r>
+              <w:rPr>
+                <w:rFonts w:ascii="Consolas" w:hAnsi="Consolas" w:eastAsia="Consolas"/>
+                <w:b w:val="0"/>
+                <w:color w:val="5B6875"/>
+                <w:sz w:val="16"/>
+              </w:rPr>
+              <w:t xml:space="preserve">   6  </w:t>
+            </w:r>
+            <w:r>
+              <w:rPr>
+                <w:rFonts w:ascii="Consolas" w:hAnsi="Consolas" w:eastAsia="Consolas"/>
+                <w:b w:val="0"/>
+                <w:sz w:val="16"/>
+              </w:rPr>
+              <w:t>print("clf__C" in pipe.get_params(), "logisticregression__C" in pipe.get_params())</w:t>
             </w:r>
           </w:p>
         </w:tc>
@@ -5656,7 +6031,7 @@
         <w:pStyle w:val="Heading5"/>
       </w:pPr>
       <w:r>
-        <w:t>Exercise 4. Write the function (level 3)</w:t>
+        <w:t>Exercise 3. Fill the gap (level 2)</w:t>
       </w:r>
     </w:p>
     <w:p>
@@ -5665,6 +6040,65 @@
           <w:b w:val="0"/>
           <w:i w:val="0"/>
         </w:rPr>
+        <w:t>Tune C of the step named clf, scoring by ROC AUC.</w:t>
+      </w:r>
+    </w:p>
+    <w:tbl>
+      <w:tblPr>
+        <w:tblW w:type="auto" w:w="0"/>
+        <w:jc w:val="left"/>
+        <w:tblLook w:firstColumn="1" w:firstRow="1" w:lastColumn="0" w:lastRow="0" w:noHBand="0" w:noVBand="1" w:val="04A0"/>
+      </w:tblPr>
+      <w:tblGrid>
+        <w:gridCol w:w="8221"/>
+      </w:tblGrid>
+      <w:tr>
+        <w:tc>
+          <w:tcPr>
+            <w:tcW w:type="dxa" w:w="8221"/>
+            <w:shd w:val="clear" w:color="auto" w:fill="F2F4F7"/>
+          </w:tcPr>
+          <w:p>
+            <w:pPr>
+              <w:spacing w:before="0" w:after="0" w:line="240" w:lineRule="auto"/>
+              <w:ind w:left="567" w:hanging="567"/>
+            </w:pPr>
+            <w:r>
+              <w:rPr>
+                <w:rFonts w:ascii="Consolas" w:hAnsi="Consolas" w:eastAsia="Consolas"/>
+                <w:b w:val="0"/>
+                <w:color w:val="5B6875"/>
+                <w:sz w:val="16"/>
+              </w:rPr>
+              <w:t xml:space="preserve">   1  </w:t>
+            </w:r>
+            <w:r>
+              <w:rPr>
+                <w:rFonts w:ascii="Consolas" w:hAnsi="Consolas" w:eastAsia="Consolas"/>
+                <w:b w:val="0"/>
+                <w:sz w:val="16"/>
+              </w:rPr>
+              <w:t>search = GridSearchCV(pipe, {"_____(1)": [0.01, 0.1, 1, 10]}, cv=inner, _____(2)="roc_auc")</w:t>
+            </w:r>
+          </w:p>
+        </w:tc>
+      </w:tr>
+    </w:tbl>
+    <w:p/>
+    <w:p>
+      <w:pPr>
+        <w:pStyle w:val="Heading5"/>
+      </w:pPr>
+      <w:r>
+        <w:t>Exercise 4. Write the function (level 3)</w:t>
+      </w:r>
+    </w:p>
+    <w:p>
+      <w:r>
+        <w:rPr>
+          <w:b w:val="0"/>
+          <w:i w:val="0"/>
+        </w:rPr>
         <w:t xml:space="preserve">Write </w:t>
       </w:r>
       <w:r>
@@ -5833,6 +6267,228 @@
         <w:t>, also scored by ROC AUC.</w:t>
       </w:r>
     </w:p>
+    <w:p>
+      <w:r>
+        <w:rPr>
+          <w:b w:val="0"/>
+          <w:i w:val="0"/>
+        </w:rPr>
+        <w:t>Your code must pass these checks:</w:t>
+      </w:r>
+    </w:p>
+    <w:p>
+      <w:pPr>
+        <w:pStyle w:val="ListBullet"/>
+      </w:pPr>
+      <w:r>
+        <w:rPr>
+          <w:b w:val="0"/>
+          <w:i w:val="0"/>
+        </w:rPr>
+        <w:t>Use the inner and outer StratifiedKFold settings from the brief, scored by roc_auc.</w:t>
+      </w:r>
+    </w:p>
+    <w:p>
+      <w:pPr>
+        <w:pStyle w:val="ListBullet"/>
+      </w:pPr>
+      <w:r>
+        <w:rPr>
+          <w:b w:val="0"/>
+          <w:i w:val="0"/>
+        </w:rPr>
+        <w:t>On noise the honest estimate must sit near 0.5 (0.5103 with these settings).</w:t>
+      </w:r>
+    </w:p>
+    <w:p>
+      <w:r>
+        <w:rPr>
+          <w:b w:val="0"/>
+          <w:i w:val="0"/>
+        </w:rPr>
+        <w:t>Shape of the answer. The reference solution defines these names. Write the bodies yourself.</w:t>
+      </w:r>
+    </w:p>
+    <w:tbl>
+      <w:tblPr>
+        <w:tblW w:type="auto" w:w="0"/>
+        <w:jc w:val="left"/>
+        <w:tblLook w:firstColumn="1" w:firstRow="1" w:lastColumn="0" w:lastRow="0" w:noHBand="0" w:noVBand="1" w:val="04A0"/>
+      </w:tblPr>
+      <w:tblGrid>
+        <w:gridCol w:w="8221"/>
+      </w:tblGrid>
+      <w:tr>
+        <w:tc>
+          <w:tcPr>
+            <w:tcW w:type="dxa" w:w="8221"/>
+            <w:shd w:val="clear" w:color="auto" w:fill="F2F4F7"/>
+          </w:tcPr>
+          <w:p>
+            <w:pPr>
+              <w:spacing w:before="0" w:after="0" w:line="240" w:lineRule="auto"/>
+              <w:ind w:left="567" w:hanging="567"/>
+            </w:pPr>
+            <w:r>
+              <w:rPr>
+                <w:rFonts w:ascii="Consolas" w:hAnsi="Consolas" w:eastAsia="Consolas"/>
+                <w:b w:val="0"/>
+                <w:color w:val="5B6875"/>
+                <w:sz w:val="16"/>
+              </w:rPr>
+              <w:t xml:space="preserve">   1  </w:t>
+            </w:r>
+            <w:r>
+              <w:rPr>
+                <w:rFonts w:ascii="Consolas" w:hAnsi="Consolas" w:eastAsia="Consolas"/>
+                <w:b w:val="0"/>
+                <w:sz w:val="16"/>
+              </w:rPr>
+              <w:t># Nested CV estimate of ROC AUC for a tuned logistic regression.</w:t>
+            </w:r>
+          </w:p>
+          <w:p>
+            <w:pPr>
+              <w:spacing w:before="0" w:after="0" w:line="240" w:lineRule="auto"/>
+              <w:ind w:left="567" w:hanging="567"/>
+            </w:pPr>
+            <w:r>
+              <w:rPr>
+                <w:rFonts w:ascii="Consolas" w:hAnsi="Consolas" w:eastAsia="Consolas"/>
+                <w:b w:val="0"/>
+                <w:color w:val="5B6875"/>
+                <w:sz w:val="16"/>
+              </w:rPr>
+              <w:t xml:space="preserve">   2  </w:t>
+            </w:r>
+            <w:r>
+              <w:rPr>
+                <w:rFonts w:ascii="Consolas" w:hAnsi="Consolas" w:eastAsia="Consolas"/>
+                <w:b w:val="0"/>
+                <w:sz w:val="16"/>
+              </w:rPr>
+              <w:t>def nested_cv_auc(</w:t>
+            </w:r>
+          </w:p>
+          <w:p>
+            <w:pPr>
+              <w:spacing w:before="0" w:after="0" w:line="240" w:lineRule="auto"/>
+              <w:ind w:left="567" w:hanging="567"/>
+            </w:pPr>
+            <w:r>
+              <w:rPr>
+                <w:rFonts w:ascii="Consolas" w:hAnsi="Consolas" w:eastAsia="Consolas"/>
+                <w:b w:val="0"/>
+                <w:color w:val="5B6875"/>
+                <w:sz w:val="16"/>
+              </w:rPr>
+              <w:t xml:space="preserve">   3  </w:t>
+            </w:r>
+            <w:r>
+              <w:rPr>
+                <w:rFonts w:ascii="Consolas" w:hAnsi="Consolas" w:eastAsia="Consolas"/>
+                <w:b w:val="0"/>
+                <w:sz w:val="16"/>
+              </w:rPr>
+              <w:t xml:space="preserve">    X: np.ndarray,</w:t>
+            </w:r>
+          </w:p>
+          <w:p>
+            <w:pPr>
+              <w:spacing w:before="0" w:after="0" w:line="240" w:lineRule="auto"/>
+              <w:ind w:left="567" w:hanging="567"/>
+            </w:pPr>
+            <w:r>
+              <w:rPr>
+                <w:rFonts w:ascii="Consolas" w:hAnsi="Consolas" w:eastAsia="Consolas"/>
+                <w:b w:val="0"/>
+                <w:color w:val="5B6875"/>
+                <w:sz w:val="16"/>
+              </w:rPr>
+              <w:t xml:space="preserve">   4  </w:t>
+            </w:r>
+            <w:r>
+              <w:rPr>
+                <w:rFonts w:ascii="Consolas" w:hAnsi="Consolas" w:eastAsia="Consolas"/>
+                <w:b w:val="0"/>
+                <w:sz w:val="16"/>
+              </w:rPr>
+              <w:t xml:space="preserve">    y: np.ndarray,</w:t>
+            </w:r>
+          </w:p>
+          <w:p>
+            <w:pPr>
+              <w:spacing w:before="0" w:after="0" w:line="240" w:lineRule="auto"/>
+              <w:ind w:left="567" w:hanging="567"/>
+            </w:pPr>
+            <w:r>
+              <w:rPr>
+                <w:rFonts w:ascii="Consolas" w:hAnsi="Consolas" w:eastAsia="Consolas"/>
+                <w:b w:val="0"/>
+                <w:color w:val="5B6875"/>
+                <w:sz w:val="16"/>
+              </w:rPr>
+              <w:t xml:space="preserve">   5  </w:t>
+            </w:r>
+            <w:r>
+              <w:rPr>
+                <w:rFonts w:ascii="Consolas" w:hAnsi="Consolas" w:eastAsia="Consolas"/>
+                <w:b w:val="0"/>
+                <w:sz w:val="16"/>
+              </w:rPr>
+              <w:t xml:space="preserve">    c_values: list[float],</w:t>
+            </w:r>
+          </w:p>
+          <w:p>
+            <w:pPr>
+              <w:spacing w:before="0" w:after="0" w:line="240" w:lineRule="auto"/>
+              <w:ind w:left="567" w:hanging="567"/>
+            </w:pPr>
+            <w:r>
+              <w:rPr>
+                <w:rFonts w:ascii="Consolas" w:hAnsi="Consolas" w:eastAsia="Consolas"/>
+                <w:b w:val="0"/>
+                <w:color w:val="5B6875"/>
+                <w:sz w:val="16"/>
+              </w:rPr>
+              <w:t xml:space="preserve">   6  </w:t>
+            </w:r>
+            <w:r>
+              <w:rPr>
+                <w:rFonts w:ascii="Consolas" w:hAnsi="Consolas" w:eastAsia="Consolas"/>
+                <w:b w:val="0"/>
+                <w:sz w:val="16"/>
+              </w:rPr>
+              <w:t xml:space="preserve">    seed: int,</w:t>
+            </w:r>
+          </w:p>
+          <w:p>
+            <w:pPr>
+              <w:spacing w:before="0" w:after="0" w:line="240" w:lineRule="auto"/>
+              <w:ind w:left="567" w:hanging="567"/>
+            </w:pPr>
+            <w:r>
+              <w:rPr>
+                <w:rFonts w:ascii="Consolas" w:hAnsi="Consolas" w:eastAsia="Consolas"/>
+                <w:b w:val="0"/>
+                <w:color w:val="5B6875"/>
+                <w:sz w:val="16"/>
+              </w:rPr>
+              <w:t xml:space="preserve">   7  </w:t>
+            </w:r>
+            <w:r>
+              <w:rPr>
+                <w:rFonts w:ascii="Consolas" w:hAnsi="Consolas" w:eastAsia="Consolas"/>
+                <w:b w:val="0"/>
+                <w:sz w:val="16"/>
+              </w:rPr>
+              <w:t>) -&gt; float: ...</w:t>
+            </w:r>
+          </w:p>
+        </w:tc>
+      </w:tr>
+    </w:tbl>
+    <w:p/>
     <w:p>
       <w:r>
         <w:rPr>

--- a/site/downloads/handbook-B11.docx
+++ b/site/downloads/handbook-B11.docx
@@ -5869,6 +5869,184 @@
         <w:t>What does this print? (scikit-learn 1.8)</w:t>
       </w:r>
     </w:p>
+    <w:p>
+      <w:r>
+        <w:rPr>
+          <w:b/>
+          <w:i w:val="0"/>
+        </w:rPr>
+        <w:t>What you need to know.</w:t>
+      </w:r>
+    </w:p>
+    <w:p>
+      <w:r>
+        <w:rPr>
+          <w:b w:val="0"/>
+          <w:i w:val="0"/>
+        </w:rPr>
+        <w:t xml:space="preserve">Every step in a scikit-learn pipeline has a name, and each step's settings are addressed as </w:t>
+      </w:r>
+      <w:r>
+        <w:rPr>
+          <w:rFonts w:ascii="Consolas" w:hAnsi="Consolas" w:eastAsia="Consolas"/>
+          <w:b w:val="0"/>
+          <w:sz w:val="19"/>
+        </w:rPr>
+        <w:t>name__setting</w:t>
+      </w:r>
+      <w:r>
+        <w:rPr>
+          <w:b w:val="0"/>
+          <w:i w:val="0"/>
+        </w:rPr>
+        <w:t>.</w:t>
+      </w:r>
+    </w:p>
+    <w:p>
+      <w:pPr>
+        <w:pStyle w:val="ListBullet"/>
+      </w:pPr>
+      <w:r>
+        <w:rPr>
+          <w:rFonts w:ascii="Consolas" w:hAnsi="Consolas" w:eastAsia="Consolas"/>
+          <w:b w:val="0"/>
+          <w:sz w:val="19"/>
+        </w:rPr>
+        <w:t>Pipeline([("scale", StandardScaler()), ("clf", LogisticRegression())])</w:t>
+      </w:r>
+      <w:r>
+        <w:rPr>
+          <w:b w:val="0"/>
+          <w:i w:val="0"/>
+        </w:rPr>
+        <w:t xml:space="preserve"> uses the names you give.</w:t>
+      </w:r>
+    </w:p>
+    <w:p>
+      <w:pPr>
+        <w:pStyle w:val="ListBullet"/>
+      </w:pPr>
+      <w:r>
+        <w:rPr>
+          <w:rFonts w:ascii="Consolas" w:hAnsi="Consolas" w:eastAsia="Consolas"/>
+          <w:b w:val="0"/>
+          <w:sz w:val="19"/>
+        </w:rPr>
+        <w:t>make_pipeline(...)</w:t>
+      </w:r>
+      <w:r>
+        <w:rPr>
+          <w:b w:val="0"/>
+          <w:i w:val="0"/>
+        </w:rPr>
+        <w:t xml:space="preserve"> names each step after its class, in lower case.</w:t>
+      </w:r>
+    </w:p>
+    <w:p>
+      <w:r>
+        <w:rPr>
+          <w:rFonts w:ascii="Consolas" w:hAnsi="Consolas" w:eastAsia="Consolas"/>
+          <w:b w:val="0"/>
+          <w:sz w:val="19"/>
+        </w:rPr>
+        <w:t>pipe.get_params()</w:t>
+      </w:r>
+      <w:r>
+        <w:rPr>
+          <w:b w:val="0"/>
+          <w:i w:val="0"/>
+        </w:rPr>
+        <w:t xml:space="preserve"> returns a dict of every setting, keyed by those names:</w:t>
+      </w:r>
+    </w:p>
+    <w:tbl>
+      <w:tblPr>
+        <w:tblW w:type="auto" w:w="0"/>
+        <w:jc w:val="left"/>
+        <w:tblLook w:firstColumn="1" w:firstRow="1" w:lastColumn="0" w:lastRow="0" w:noHBand="0" w:noVBand="1" w:val="04A0"/>
+      </w:tblPr>
+      <w:tblGrid>
+        <w:gridCol w:w="8221"/>
+      </w:tblGrid>
+      <w:tr>
+        <w:tc>
+          <w:tcPr>
+            <w:tcW w:type="dxa" w:w="8221"/>
+            <w:shd w:val="clear" w:color="auto" w:fill="F2F4F7"/>
+          </w:tcPr>
+          <w:p>
+            <w:pPr>
+              <w:spacing w:before="0" w:after="0" w:line="240" w:lineRule="auto"/>
+              <w:ind w:left="567" w:hanging="567"/>
+            </w:pPr>
+            <w:r>
+              <w:rPr>
+                <w:rFonts w:ascii="Consolas" w:hAnsi="Consolas" w:eastAsia="Consolas"/>
+                <w:b w:val="0"/>
+                <w:color w:val="5B6875"/>
+                <w:sz w:val="16"/>
+              </w:rPr>
+              <w:t xml:space="preserve">   1  </w:t>
+            </w:r>
+            <w:r>
+              <w:rPr>
+                <w:rFonts w:ascii="Consolas" w:hAnsi="Consolas" w:eastAsia="Consolas"/>
+                <w:b w:val="0"/>
+                <w:sz w:val="16"/>
+              </w:rPr>
+              <w:t>pipe = make_pipeline(StandardScaler(), DecisionTreeClassifier())</w:t>
+            </w:r>
+          </w:p>
+          <w:p>
+            <w:pPr>
+              <w:spacing w:before="0" w:after="0" w:line="240" w:lineRule="auto"/>
+              <w:ind w:left="567" w:hanging="567"/>
+            </w:pPr>
+            <w:r>
+              <w:rPr>
+                <w:rFonts w:ascii="Consolas" w:hAnsi="Consolas" w:eastAsia="Consolas"/>
+                <w:b w:val="0"/>
+                <w:color w:val="5B6875"/>
+                <w:sz w:val="16"/>
+              </w:rPr>
+              <w:t xml:space="preserve">   2  </w:t>
+            </w:r>
+            <w:r>
+              <w:rPr>
+                <w:rFonts w:ascii="Consolas" w:hAnsi="Consolas" w:eastAsia="Consolas"/>
+                <w:b w:val="0"/>
+                <w:sz w:val="16"/>
+              </w:rPr>
+              <w:t>[name for name, _ in pipe.steps]   # ['standardscaler', 'decisiontreeclassifier']</w:t>
+            </w:r>
+          </w:p>
+          <w:p>
+            <w:pPr>
+              <w:spacing w:before="0" w:after="0" w:line="240" w:lineRule="auto"/>
+              <w:ind w:left="567" w:hanging="567"/>
+            </w:pPr>
+            <w:r>
+              <w:rPr>
+                <w:rFonts w:ascii="Consolas" w:hAnsi="Consolas" w:eastAsia="Consolas"/>
+                <w:b w:val="0"/>
+                <w:color w:val="5B6875"/>
+                <w:sz w:val="16"/>
+              </w:rPr>
+              <w:t xml:space="preserve">   3  </w:t>
+            </w:r>
+            <w:r>
+              <w:rPr>
+                <w:rFonts w:ascii="Consolas" w:hAnsi="Consolas" w:eastAsia="Consolas"/>
+                <w:b w:val="0"/>
+                <w:sz w:val="16"/>
+              </w:rPr>
+              <w:t>"decisiontreeclassifier__max_depth" in pipe.get_params()   # True</w:t>
+            </w:r>
+          </w:p>
+        </w:tc>
+      </w:tr>
+    </w:tbl>
+    <w:p/>
     <w:tbl>
       <w:tblPr>
         <w:tblW w:type="auto" w:w="0"/>

--- a/site/downloads/handbook-B11.docx
+++ b/site/downloads/handbook-B11.docx
@@ -7060,6 +7060,15 @@
           <w:i w:val="0"/>
         </w:rPr>
         <w:t>☐ Tests cover edge cases, including empty inputs and zeros.</w:t>
+      </w:r>
+    </w:p>
+    <w:p>
+      <w:r>
+        <w:rPr>
+          <w:b w:val="0"/>
+          <w:i w:val="0"/>
+        </w:rPr>
+        <w:t>☐ Tests use fixtures and parametrize, compare numbers with stated tolerances, isolate I/O, and run with coverage in CI.</w:t>
       </w:r>
     </w:p>
     <w:p>
